--- a/OGE_cheatsheet_grammar.docx
+++ b/OGE_cheatsheet_grammar.docx
@@ -209,6 +209,7 @@
         <w:sectPr>
           <w:pgSz w:w="11906" w:h="16838" w:orient="portrait"/>
           <w:pgMar w:top="0" w:right="0" w:bottom="0" w:left="0" w:header="708" w:footer="708" w:gutter="0"/>
+          <w:pgNumType/>
           <w:docGrid w:linePitch="360"/>
         </w:sectPr>
       </w:pPr>
@@ -238,853 +239,9 @@
         <w:p>
           <w:r>
             <w:fldChar w:fldCharType="begin" w:dirty="true"/>
-          </w:r>
-          <w:r>
             <w:instrText xml:space="preserve">TOC \h \o "1-1"</w:instrText>
-          </w:r>
-          <w:r>
             <w:fldChar w:fldCharType="separate"/>
           </w:r>
-        </w:p>
-        <w:p>
-          <w:pPr>
-            <w:pStyle w:val="9"/>
-            <w:tabs>
-              <w:tab w:val="right" w:leader="dot" w:pos="9026"/>
-            </w:tabs>
-            <w:spacing w:before="120" w:after="60"/>
-          </w:pPr>
-          <w:hyperlink w:anchor="_Toc100000" w:history="1">
-            <w:r>
-              <w:rPr>
-                <w:rStyle w:val="Hyperlink"/>
-              </w:rPr>
-              <w:t>1. Как пользоваться шпаргалкой</w:t>
-            </w:r>
-            <w:r>
-              <w:tab/>
-            </w:r>
-            <w:r>
-              <w:fldChar w:fldCharType="begin"/>
-            </w:r>
-            <w:r>
-              <w:instrText xml:space="preserve"> PAGEREF _Toc100000 \h </w:instrText>
-            </w:r>
-            <w:r>
-              <w:fldChar w:fldCharType="separate"/>
-            </w:r>
-            <w:r>
-              <w:t>1</w:t>
-            </w:r>
-            <w:r>
-              <w:fldChar w:fldCharType="end"/>
-            </w:r>
-          </w:hyperlink>
-        </w:p>
-        <w:p>
-          <w:pPr>
-            <w:pStyle w:val="9"/>
-            <w:tabs>
-              <w:tab w:val="right" w:leader="dot" w:pos="9026"/>
-            </w:tabs>
-            <w:spacing w:before="120" w:after="60"/>
-          </w:pPr>
-          <w:hyperlink w:anchor="_Toc100001" w:history="1">
-            <w:r>
-              <w:rPr>
-                <w:rStyle w:val="Hyperlink"/>
-              </w:rPr>
-              <w:t>2. Глагол to be (am / is / are — was / were)</w:t>
-            </w:r>
-            <w:r>
-              <w:tab/>
-            </w:r>
-            <w:r>
-              <w:fldChar w:fldCharType="begin"/>
-            </w:r>
-            <w:r>
-              <w:instrText xml:space="preserve"> PAGEREF _Toc100001 \h </w:instrText>
-            </w:r>
-            <w:r>
-              <w:fldChar w:fldCharType="separate"/>
-            </w:r>
-            <w:r>
-              <w:t>2</w:t>
-            </w:r>
-            <w:r>
-              <w:fldChar w:fldCharType="end"/>
-            </w:r>
-          </w:hyperlink>
-        </w:p>
-        <w:p>
-          <w:pPr>
-            <w:pStyle w:val="9"/>
-            <w:tabs>
-              <w:tab w:val="right" w:leader="dot" w:pos="9026"/>
-            </w:tabs>
-            <w:spacing w:before="120" w:after="60"/>
-          </w:pPr>
-          <w:hyperlink w:anchor="_Toc100002" w:history="1">
-            <w:r>
-              <w:rPr>
-                <w:rStyle w:val="Hyperlink"/>
-              </w:rPr>
-              <w:t>3. Present Simple</w:t>
-            </w:r>
-            <w:r>
-              <w:tab/>
-            </w:r>
-            <w:r>
-              <w:fldChar w:fldCharType="begin"/>
-            </w:r>
-            <w:r>
-              <w:instrText xml:space="preserve"> PAGEREF _Toc100002 \h </w:instrText>
-            </w:r>
-            <w:r>
-              <w:fldChar w:fldCharType="separate"/>
-            </w:r>
-            <w:r>
-              <w:t>2</w:t>
-            </w:r>
-            <w:r>
-              <w:fldChar w:fldCharType="end"/>
-            </w:r>
-          </w:hyperlink>
-        </w:p>
-        <w:p>
-          <w:pPr>
-            <w:pStyle w:val="9"/>
-            <w:tabs>
-              <w:tab w:val="right" w:leader="dot" w:pos="9026"/>
-            </w:tabs>
-            <w:spacing w:before="120" w:after="60"/>
-          </w:pPr>
-          <w:hyperlink w:anchor="_Toc100003" w:history="1">
-            <w:r>
-              <w:rPr>
-                <w:rStyle w:val="Hyperlink"/>
-              </w:rPr>
-              <w:t>4. Present Continuous</w:t>
-            </w:r>
-            <w:r>
-              <w:tab/>
-            </w:r>
-            <w:r>
-              <w:fldChar w:fldCharType="begin"/>
-            </w:r>
-            <w:r>
-              <w:instrText xml:space="preserve"> PAGEREF _Toc100003 \h </w:instrText>
-            </w:r>
-            <w:r>
-              <w:fldChar w:fldCharType="separate"/>
-            </w:r>
-            <w:r>
-              <w:t>3</w:t>
-            </w:r>
-            <w:r>
-              <w:fldChar w:fldCharType="end"/>
-            </w:r>
-          </w:hyperlink>
-        </w:p>
-        <w:p>
-          <w:pPr>
-            <w:pStyle w:val="9"/>
-            <w:tabs>
-              <w:tab w:val="right" w:leader="dot" w:pos="9026"/>
-            </w:tabs>
-            <w:spacing w:before="120" w:after="60"/>
-          </w:pPr>
-          <w:hyperlink w:anchor="_Toc100004" w:history="1">
-            <w:r>
-              <w:rPr>
-                <w:rStyle w:val="Hyperlink"/>
-              </w:rPr>
-              <w:t>5. Past Simple</w:t>
-            </w:r>
-            <w:r>
-              <w:tab/>
-            </w:r>
-            <w:r>
-              <w:fldChar w:fldCharType="begin"/>
-            </w:r>
-            <w:r>
-              <w:instrText xml:space="preserve"> PAGEREF _Toc100004 \h </w:instrText>
-            </w:r>
-            <w:r>
-              <w:fldChar w:fldCharType="separate"/>
-            </w:r>
-            <w:r>
-              <w:t>3</w:t>
-            </w:r>
-            <w:r>
-              <w:fldChar w:fldCharType="end"/>
-            </w:r>
-          </w:hyperlink>
-        </w:p>
-        <w:p>
-          <w:pPr>
-            <w:pStyle w:val="9"/>
-            <w:tabs>
-              <w:tab w:val="right" w:leader="dot" w:pos="9026"/>
-            </w:tabs>
-            <w:spacing w:before="120" w:after="60"/>
-          </w:pPr>
-          <w:hyperlink w:anchor="_Toc100005" w:history="1">
-            <w:r>
-              <w:rPr>
-                <w:rStyle w:val="Hyperlink"/>
-              </w:rPr>
-              <w:t>6. Past Continuous</w:t>
-            </w:r>
-            <w:r>
-              <w:tab/>
-            </w:r>
-            <w:r>
-              <w:fldChar w:fldCharType="begin"/>
-            </w:r>
-            <w:r>
-              <w:instrText xml:space="preserve"> PAGEREF _Toc100005 \h </w:instrText>
-            </w:r>
-            <w:r>
-              <w:fldChar w:fldCharType="separate"/>
-            </w:r>
-            <w:r>
-              <w:t>4</w:t>
-            </w:r>
-            <w:r>
-              <w:fldChar w:fldCharType="end"/>
-            </w:r>
-          </w:hyperlink>
-        </w:p>
-        <w:p>
-          <w:pPr>
-            <w:pStyle w:val="9"/>
-            <w:tabs>
-              <w:tab w:val="right" w:leader="dot" w:pos="9026"/>
-            </w:tabs>
-            <w:spacing w:before="120" w:after="60"/>
-          </w:pPr>
-          <w:hyperlink w:anchor="_Toc100006" w:history="1">
-            <w:r>
-              <w:rPr>
-                <w:rStyle w:val="Hyperlink"/>
-              </w:rPr>
-              <w:t>7. Present Perfect</w:t>
-            </w:r>
-            <w:r>
-              <w:tab/>
-            </w:r>
-            <w:r>
-              <w:fldChar w:fldCharType="begin"/>
-            </w:r>
-            <w:r>
-              <w:instrText xml:space="preserve"> PAGEREF _Toc100006 \h </w:instrText>
-            </w:r>
-            <w:r>
-              <w:fldChar w:fldCharType="separate"/>
-            </w:r>
-            <w:r>
-              <w:t>5</w:t>
-            </w:r>
-            <w:r>
-              <w:fldChar w:fldCharType="end"/>
-            </w:r>
-          </w:hyperlink>
-        </w:p>
-        <w:p>
-          <w:pPr>
-            <w:pStyle w:val="9"/>
-            <w:tabs>
-              <w:tab w:val="right" w:leader="dot" w:pos="9026"/>
-            </w:tabs>
-            <w:spacing w:before="120" w:after="60"/>
-          </w:pPr>
-          <w:hyperlink w:anchor="_Toc100007" w:history="1">
-            <w:r>
-              <w:rPr>
-                <w:rStyle w:val="Hyperlink"/>
-              </w:rPr>
-              <w:t>8. Present Perfect vs Past Simple</w:t>
-            </w:r>
-            <w:r>
-              <w:tab/>
-            </w:r>
-            <w:r>
-              <w:fldChar w:fldCharType="begin"/>
-            </w:r>
-            <w:r>
-              <w:instrText xml:space="preserve"> PAGEREF _Toc100007 \h </w:instrText>
-            </w:r>
-            <w:r>
-              <w:fldChar w:fldCharType="separate"/>
-            </w:r>
-            <w:r>
-              <w:t>5</w:t>
-            </w:r>
-            <w:r>
-              <w:fldChar w:fldCharType="end"/>
-            </w:r>
-          </w:hyperlink>
-        </w:p>
-        <w:p>
-          <w:pPr>
-            <w:pStyle w:val="9"/>
-            <w:tabs>
-              <w:tab w:val="right" w:leader="dot" w:pos="9026"/>
-            </w:tabs>
-            <w:spacing w:before="120" w:after="60"/>
-          </w:pPr>
-          <w:hyperlink w:anchor="_Toc100008" w:history="1">
-            <w:r>
-              <w:rPr>
-                <w:rStyle w:val="Hyperlink"/>
-              </w:rPr>
-              <w:t>9. Present Perfect Continuous</w:t>
-            </w:r>
-            <w:r>
-              <w:tab/>
-            </w:r>
-            <w:r>
-              <w:fldChar w:fldCharType="begin"/>
-            </w:r>
-            <w:r>
-              <w:instrText xml:space="preserve"> PAGEREF _Toc100008 \h </w:instrText>
-            </w:r>
-            <w:r>
-              <w:fldChar w:fldCharType="separate"/>
-            </w:r>
-            <w:r>
-              <w:t>6</w:t>
-            </w:r>
-            <w:r>
-              <w:fldChar w:fldCharType="end"/>
-            </w:r>
-          </w:hyperlink>
-        </w:p>
-        <w:p>
-          <w:pPr>
-            <w:pStyle w:val="9"/>
-            <w:tabs>
-              <w:tab w:val="right" w:leader="dot" w:pos="9026"/>
-            </w:tabs>
-            <w:spacing w:before="120" w:after="60"/>
-          </w:pPr>
-          <w:hyperlink w:anchor="_Toc100009" w:history="1">
-            <w:r>
-              <w:rPr>
-                <w:rStyle w:val="Hyperlink"/>
-              </w:rPr>
-              <w:t>10. Past Perfect</w:t>
-            </w:r>
-            <w:r>
-              <w:tab/>
-            </w:r>
-            <w:r>
-              <w:fldChar w:fldCharType="begin"/>
-            </w:r>
-            <w:r>
-              <w:instrText xml:space="preserve"> PAGEREF _Toc100009 \h </w:instrText>
-            </w:r>
-            <w:r>
-              <w:fldChar w:fldCharType="separate"/>
-            </w:r>
-            <w:r>
-              <w:t>7</w:t>
-            </w:r>
-            <w:r>
-              <w:fldChar w:fldCharType="end"/>
-            </w:r>
-          </w:hyperlink>
-        </w:p>
-        <w:p>
-          <w:pPr>
-            <w:pStyle w:val="9"/>
-            <w:tabs>
-              <w:tab w:val="right" w:leader="dot" w:pos="9026"/>
-            </w:tabs>
-            <w:spacing w:before="120" w:after="60"/>
-          </w:pPr>
-          <w:hyperlink w:anchor="_Toc100010" w:history="1">
-            <w:r>
-              <w:rPr>
-                <w:rStyle w:val="Hyperlink"/>
-              </w:rPr>
-              <w:t>11. Future Simple</w:t>
-            </w:r>
-            <w:r>
-              <w:tab/>
-            </w:r>
-            <w:r>
-              <w:fldChar w:fldCharType="begin"/>
-            </w:r>
-            <w:r>
-              <w:instrText xml:space="preserve"> PAGEREF _Toc100010 \h </w:instrText>
-            </w:r>
-            <w:r>
-              <w:fldChar w:fldCharType="separate"/>
-            </w:r>
-            <w:r>
-              <w:t>7</w:t>
-            </w:r>
-            <w:r>
-              <w:fldChar w:fldCharType="end"/>
-            </w:r>
-          </w:hyperlink>
-        </w:p>
-        <w:p>
-          <w:pPr>
-            <w:pStyle w:val="9"/>
-            <w:tabs>
-              <w:tab w:val="right" w:leader="dot" w:pos="9026"/>
-            </w:tabs>
-            <w:spacing w:before="120" w:after="60"/>
-          </w:pPr>
-          <w:hyperlink w:anchor="_Toc100011" w:history="1">
-            <w:r>
-              <w:rPr>
-                <w:rStyle w:val="Hyperlink"/>
-              </w:rPr>
-              <w:t>12. Конструкция be going to</w:t>
-            </w:r>
-            <w:r>
-              <w:tab/>
-            </w:r>
-            <w:r>
-              <w:fldChar w:fldCharType="begin"/>
-            </w:r>
-            <w:r>
-              <w:instrText xml:space="preserve"> PAGEREF _Toc100011 \h </w:instrText>
-            </w:r>
-            <w:r>
-              <w:fldChar w:fldCharType="separate"/>
-            </w:r>
-            <w:r>
-              <w:t>8</w:t>
-            </w:r>
-            <w:r>
-              <w:fldChar w:fldCharType="end"/>
-            </w:r>
-          </w:hyperlink>
-        </w:p>
-        <w:p>
-          <w:pPr>
-            <w:pStyle w:val="9"/>
-            <w:tabs>
-              <w:tab w:val="right" w:leader="dot" w:pos="9026"/>
-            </w:tabs>
-            <w:spacing w:before="120" w:after="60"/>
-          </w:pPr>
-          <w:hyperlink w:anchor="_Toc100012" w:history="1">
-            <w:r>
-              <w:rPr>
-                <w:rStyle w:val="Hyperlink"/>
-              </w:rPr>
-              <w:t>13. Пассивный залог (Present и Past Passive)</w:t>
-            </w:r>
-            <w:r>
-              <w:tab/>
-            </w:r>
-            <w:r>
-              <w:fldChar w:fldCharType="begin"/>
-            </w:r>
-            <w:r>
-              <w:instrText xml:space="preserve"> PAGEREF _Toc100012 \h </w:instrText>
-            </w:r>
-            <w:r>
-              <w:fldChar w:fldCharType="separate"/>
-            </w:r>
-            <w:r>
-              <w:t>8</w:t>
-            </w:r>
-            <w:r>
-              <w:fldChar w:fldCharType="end"/>
-            </w:r>
-          </w:hyperlink>
-        </w:p>
-        <w:p>
-          <w:pPr>
-            <w:pStyle w:val="9"/>
-            <w:tabs>
-              <w:tab w:val="right" w:leader="dot" w:pos="9026"/>
-            </w:tabs>
-            <w:spacing w:before="120" w:after="60"/>
-          </w:pPr>
-          <w:hyperlink w:anchor="_Toc100013" w:history="1">
-            <w:r>
-              <w:rPr>
-                <w:rStyle w:val="Hyperlink"/>
-              </w:rPr>
-              <w:t>14. Модальные глаголы и эквиваленты</w:t>
-            </w:r>
-            <w:r>
-              <w:tab/>
-            </w:r>
-            <w:r>
-              <w:fldChar w:fldCharType="begin"/>
-            </w:r>
-            <w:r>
-              <w:instrText xml:space="preserve"> PAGEREF _Toc100013 \h </w:instrText>
-            </w:r>
-            <w:r>
-              <w:fldChar w:fldCharType="separate"/>
-            </w:r>
-            <w:r>
-              <w:t>9</w:t>
-            </w:r>
-            <w:r>
-              <w:fldChar w:fldCharType="end"/>
-            </w:r>
-          </w:hyperlink>
-        </w:p>
-        <w:p>
-          <w:pPr>
-            <w:pStyle w:val="9"/>
-            <w:tabs>
-              <w:tab w:val="right" w:leader="dot" w:pos="9026"/>
-            </w:tabs>
-            <w:spacing w:before="120" w:after="60"/>
-          </w:pPr>
-          <w:hyperlink w:anchor="_Toc100014" w:history="1">
-            <w:r>
-              <w:rPr>
-                <w:rStyle w:val="Hyperlink"/>
-              </w:rPr>
-              <w:t>15. Условные предложения: 0, 1 и 2 тип</w:t>
-            </w:r>
-            <w:r>
-              <w:tab/>
-            </w:r>
-            <w:r>
-              <w:fldChar w:fldCharType="begin"/>
-            </w:r>
-            <w:r>
-              <w:instrText xml:space="preserve"> PAGEREF _Toc100014 \h </w:instrText>
-            </w:r>
-            <w:r>
-              <w:fldChar w:fldCharType="separate"/>
-            </w:r>
-            <w:r>
-              <w:t>10</w:t>
-            </w:r>
-            <w:r>
-              <w:fldChar w:fldCharType="end"/>
-            </w:r>
-          </w:hyperlink>
-        </w:p>
-        <w:p>
-          <w:pPr>
-            <w:pStyle w:val="9"/>
-            <w:tabs>
-              <w:tab w:val="right" w:leader="dot" w:pos="9026"/>
-            </w:tabs>
-            <w:spacing w:before="120" w:after="60"/>
-          </w:pPr>
-          <w:hyperlink w:anchor="_Toc100015" w:history="1">
-            <w:r>
-              <w:rPr>
-                <w:rStyle w:val="Hyperlink"/>
-              </w:rPr>
-              <w:t>16. Косвенная речь (Reported Speech)</w:t>
-            </w:r>
-            <w:r>
-              <w:tab/>
-            </w:r>
-            <w:r>
-              <w:fldChar w:fldCharType="begin"/>
-            </w:r>
-            <w:r>
-              <w:instrText xml:space="preserve"> PAGEREF _Toc100015 \h </w:instrText>
-            </w:r>
-            <w:r>
-              <w:fldChar w:fldCharType="separate"/>
-            </w:r>
-            <w:r>
-              <w:t>10</w:t>
-            </w:r>
-            <w:r>
-              <w:fldChar w:fldCharType="end"/>
-            </w:r>
-          </w:hyperlink>
-        </w:p>
-        <w:p>
-          <w:pPr>
-            <w:pStyle w:val="9"/>
-            <w:tabs>
-              <w:tab w:val="right" w:leader="dot" w:pos="9026"/>
-            </w:tabs>
-            <w:spacing w:before="120" w:after="60"/>
-          </w:pPr>
-          <w:hyperlink w:anchor="_Toc100016" w:history="1">
-            <w:r>
-              <w:rPr>
-                <w:rStyle w:val="Hyperlink"/>
-              </w:rPr>
-              <w:t>17. Степени сравнения прилагательных</w:t>
-            </w:r>
-            <w:r>
-              <w:tab/>
-            </w:r>
-            <w:r>
-              <w:fldChar w:fldCharType="begin"/>
-            </w:r>
-            <w:r>
-              <w:instrText xml:space="preserve"> PAGEREF _Toc100016 \h </w:instrText>
-            </w:r>
-            <w:r>
-              <w:fldChar w:fldCharType="separate"/>
-            </w:r>
-            <w:r>
-              <w:t>11</w:t>
-            </w:r>
-            <w:r>
-              <w:fldChar w:fldCharType="end"/>
-            </w:r>
-          </w:hyperlink>
-        </w:p>
-        <w:p>
-          <w:pPr>
-            <w:pStyle w:val="9"/>
-            <w:tabs>
-              <w:tab w:val="right" w:leader="dot" w:pos="9026"/>
-            </w:tabs>
-            <w:spacing w:before="120" w:after="60"/>
-          </w:pPr>
-          <w:hyperlink w:anchor="_Toc100017" w:history="1">
-            <w:r>
-              <w:rPr>
-                <w:rStyle w:val="Hyperlink"/>
-              </w:rPr>
-              <w:t>18. Артикли a / an / the и нулевой</w:t>
-            </w:r>
-            <w:r>
-              <w:tab/>
-            </w:r>
-            <w:r>
-              <w:fldChar w:fldCharType="begin"/>
-            </w:r>
-            <w:r>
-              <w:instrText xml:space="preserve"> PAGEREF _Toc100017 \h </w:instrText>
-            </w:r>
-            <w:r>
-              <w:fldChar w:fldCharType="separate"/>
-            </w:r>
-            <w:r>
-              <w:t>12</w:t>
-            </w:r>
-            <w:r>
-              <w:fldChar w:fldCharType="end"/>
-            </w:r>
-          </w:hyperlink>
-        </w:p>
-        <w:p>
-          <w:pPr>
-            <w:pStyle w:val="9"/>
-            <w:tabs>
-              <w:tab w:val="right" w:leader="dot" w:pos="9026"/>
-            </w:tabs>
-            <w:spacing w:before="120" w:after="60"/>
-          </w:pPr>
-          <w:hyperlink w:anchor="_Toc100018" w:history="1">
-            <w:r>
-              <w:rPr>
-                <w:rStyle w:val="Hyperlink"/>
-              </w:rPr>
-              <w:t>19. Существительные: множественное число и притяжательный падеж</w:t>
-            </w:r>
-            <w:r>
-              <w:tab/>
-            </w:r>
-            <w:r>
-              <w:fldChar w:fldCharType="begin"/>
-            </w:r>
-            <w:r>
-              <w:instrText xml:space="preserve"> PAGEREF _Toc100018 \h </w:instrText>
-            </w:r>
-            <w:r>
-              <w:fldChar w:fldCharType="separate"/>
-            </w:r>
-            <w:r>
-              <w:t>12</w:t>
-            </w:r>
-            <w:r>
-              <w:fldChar w:fldCharType="end"/>
-            </w:r>
-          </w:hyperlink>
-        </w:p>
-        <w:p>
-          <w:pPr>
-            <w:pStyle w:val="9"/>
-            <w:tabs>
-              <w:tab w:val="right" w:leader="dot" w:pos="9026"/>
-            </w:tabs>
-            <w:spacing w:before="120" w:after="60"/>
-          </w:pPr>
-          <w:hyperlink w:anchor="_Toc100019" w:history="1">
-            <w:r>
-              <w:rPr>
-                <w:rStyle w:val="Hyperlink"/>
-              </w:rPr>
-              <w:t>20. Местоимения</w:t>
-            </w:r>
-            <w:r>
-              <w:tab/>
-            </w:r>
-            <w:r>
-              <w:fldChar w:fldCharType="begin"/>
-            </w:r>
-            <w:r>
-              <w:instrText xml:space="preserve"> PAGEREF _Toc100019 \h </w:instrText>
-            </w:r>
-            <w:r>
-              <w:fldChar w:fldCharType="separate"/>
-            </w:r>
-            <w:r>
-              <w:t>13</w:t>
-            </w:r>
-            <w:r>
-              <w:fldChar w:fldCharType="end"/>
-            </w:r>
-          </w:hyperlink>
-        </w:p>
-        <w:p>
-          <w:pPr>
-            <w:pStyle w:val="9"/>
-            <w:tabs>
-              <w:tab w:val="right" w:leader="dot" w:pos="9026"/>
-            </w:tabs>
-            <w:spacing w:before="120" w:after="60"/>
-          </w:pPr>
-          <w:hyperlink w:anchor="_Toc100020" w:history="1">
-            <w:r>
-              <w:rPr>
-                <w:rStyle w:val="Hyperlink"/>
-              </w:rPr>
-              <w:t>21. Конструкция there is / there are</w:t>
-            </w:r>
-            <w:r>
-              <w:tab/>
-            </w:r>
-            <w:r>
-              <w:fldChar w:fldCharType="begin"/>
-            </w:r>
-            <w:r>
-              <w:instrText xml:space="preserve"> PAGEREF _Toc100020 \h </w:instrText>
-            </w:r>
-            <w:r>
-              <w:fldChar w:fldCharType="separate"/>
-            </w:r>
-            <w:r>
-              <w:t>14</w:t>
-            </w:r>
-            <w:r>
-              <w:fldChar w:fldCharType="end"/>
-            </w:r>
-          </w:hyperlink>
-        </w:p>
-        <w:p>
-          <w:pPr>
-            <w:pStyle w:val="9"/>
-            <w:tabs>
-              <w:tab w:val="right" w:leader="dot" w:pos="9026"/>
-            </w:tabs>
-            <w:spacing w:before="120" w:after="60"/>
-          </w:pPr>
-          <w:hyperlink w:anchor="_Toc100021" w:history="1">
-            <w:r>
-              <w:rPr>
-                <w:rStyle w:val="Hyperlink"/>
-              </w:rPr>
-              <w:t>22. Предлоги времени и места (in / on / at)</w:t>
-            </w:r>
-            <w:r>
-              <w:tab/>
-            </w:r>
-            <w:r>
-              <w:fldChar w:fldCharType="begin"/>
-            </w:r>
-            <w:r>
-              <w:instrText xml:space="preserve"> PAGEREF _Toc100021 \h </w:instrText>
-            </w:r>
-            <w:r>
-              <w:fldChar w:fldCharType="separate"/>
-            </w:r>
-            <w:r>
-              <w:t>14</w:t>
-            </w:r>
-            <w:r>
-              <w:fldChar w:fldCharType="end"/>
-            </w:r>
-          </w:hyperlink>
-        </w:p>
-        <w:p>
-          <w:pPr>
-            <w:pStyle w:val="9"/>
-            <w:tabs>
-              <w:tab w:val="right" w:leader="dot" w:pos="9026"/>
-            </w:tabs>
-            <w:spacing w:before="120" w:after="60"/>
-          </w:pPr>
-          <w:hyperlink w:anchor="_Toc100022" w:history="1">
-            <w:r>
-              <w:rPr>
-                <w:rStyle w:val="Hyperlink"/>
-              </w:rPr>
-              <w:t>23. Словообразование: задания 29–34</w:t>
-            </w:r>
-            <w:r>
-              <w:tab/>
-            </w:r>
-            <w:r>
-              <w:fldChar w:fldCharType="begin"/>
-            </w:r>
-            <w:r>
-              <w:instrText xml:space="preserve"> PAGEREF _Toc100022 \h </w:instrText>
-            </w:r>
-            <w:r>
-              <w:fldChar w:fldCharType="separate"/>
-            </w:r>
-            <w:r>
-              <w:t>15</w:t>
-            </w:r>
-            <w:r>
-              <w:fldChar w:fldCharType="end"/>
-            </w:r>
-          </w:hyperlink>
-        </w:p>
-        <w:p>
-          <w:pPr>
-            <w:pStyle w:val="9"/>
-            <w:tabs>
-              <w:tab w:val="right" w:leader="dot" w:pos="9026"/>
-            </w:tabs>
-            <w:spacing w:before="120" w:after="60"/>
-          </w:pPr>
-          <w:hyperlink w:anchor="_Toc100023" w:history="1">
-            <w:r>
-              <w:rPr>
-                <w:rStyle w:val="Hyperlink"/>
-              </w:rPr>
-              <w:t>24. Неправильные глаголы: топ-30</w:t>
-            </w:r>
-            <w:r>
-              <w:tab/>
-            </w:r>
-            <w:r>
-              <w:fldChar w:fldCharType="begin"/>
-            </w:r>
-            <w:r>
-              <w:instrText xml:space="preserve"> PAGEREF _Toc100023 \h </w:instrText>
-            </w:r>
-            <w:r>
-              <w:fldChar w:fldCharType="separate"/>
-            </w:r>
-            <w:r>
-              <w:t>16</w:t>
-            </w:r>
-            <w:r>
-              <w:fldChar w:fldCharType="end"/>
-            </w:r>
-          </w:hyperlink>
         </w:p>
         <w:p>
           <w:r>
@@ -1127,7 +284,6 @@
         <w:keepNext/>
         <w:spacing w:after="160" w:before="360" w:line="312"/>
       </w:pPr>
-      <w:bookmarkStart w:id="100000" w:name="_Toc100000"/>
       <w:r>
         <w:rPr>
           <w:rFonts w:ascii="Arial" w:cs="Arial" w:eastAsia="Arial" w:hAnsi="Arial"/>
@@ -1139,7 +295,6 @@
         </w:rPr>
         <w:t xml:space="preserve">1. Как пользоваться шпаргалкой</w:t>
       </w:r>
-      <w:bookmarkEnd w:id="100000"/>
     </w:p>
     <w:p>
       <w:pPr>
@@ -1155,7 +310,7 @@
           <w:sz w:val="22"/>
           <w:szCs w:val="22"/>
         </w:rPr>
-        <w:t xml:space="preserve">Шпаргалка собирает под одной обложкой все грамматические темы учебного года по плану A2 → B1: от глагола to be и Present Simple в сентябре до косвенной речи и словообразования к весне. Для каждого времени разбор устроен одинаково: употребление, построение трёх типов предложений (утверждение, отрицание, вопрос) и слова-маркеры, по которым время узнаётся в тексте. Темы вне времён — пассив, модальные глаголы, условные предложения, косвенная речь, степени сравнения, артикли, существительные, местоимения, словообразование — оформлены собственными таблицами правил.</w:t>
+        <w:t xml:space="preserve">Шпаргалка собирает под одной обложкой все грамматические темы учебного года по плану A2 → B1: от глагола to be и Present Simple в сентябре до косвенной речи, герундия, относительных придаточных, Complex Object и разговорных конструкций B1 (I wish, would rather, both… and, either… or) к весне. Для каждого времени разбор устроен одинаково: употребление, построение трёх типов предложений (утверждение, отрицание, вопрос) и слова-маркеры, по которым время узнаётся в тексте. Темы вне времён — пассив, модальные глаголы, условные предложения, косвенная речь, степени сравнения, артикли, существительные, местоимения, словообразование — оформлены собственными таблицами правил.</w:t>
       </w:r>
     </w:p>
     <w:p>
@@ -1324,7 +479,6 @@
         <w:keepNext/>
         <w:spacing w:after="160" w:before="360" w:line="312"/>
       </w:pPr>
-      <w:bookmarkStart w:id="100001" w:name="_Toc100001"/>
       <w:r>
         <w:rPr>
           <w:rFonts w:ascii="Arial" w:cs="Arial" w:eastAsia="Arial" w:hAnsi="Arial"/>
@@ -1336,7 +490,6 @@
         </w:rPr>
         <w:t xml:space="preserve">2. Глагол to be (am / is / are — was / were)</w:t>
       </w:r>
-      <w:bookmarkEnd w:id="100001"/>
     </w:p>
     <w:p>
       <w:pPr>
@@ -2246,7 +1399,6 @@
         <w:keepNext/>
         <w:spacing w:after="160" w:before="360" w:line="312"/>
       </w:pPr>
-      <w:bookmarkStart w:id="100002" w:name="_Toc100002"/>
       <w:r>
         <w:rPr>
           <w:rFonts w:ascii="Arial" w:cs="Arial" w:eastAsia="Arial" w:hAnsi="Arial"/>
@@ -2258,7 +1410,6 @@
         </w:rPr>
         <w:t xml:space="preserve">3. Present Simple</w:t>
       </w:r>
-      <w:bookmarkEnd w:id="100002"/>
     </w:p>
     <w:p>
       <w:pPr>
@@ -3051,7 +2202,6 @@
         <w:keepNext/>
         <w:spacing w:after="160" w:before="360" w:line="312"/>
       </w:pPr>
-      <w:bookmarkStart w:id="100003" w:name="_Toc100003"/>
       <w:r>
         <w:rPr>
           <w:rFonts w:ascii="Arial" w:cs="Arial" w:eastAsia="Arial" w:hAnsi="Arial"/>
@@ -3063,7 +2213,6 @@
         </w:rPr>
         <w:t xml:space="preserve">4. Present Continuous</w:t>
       </w:r>
-      <w:bookmarkEnd w:id="100003"/>
     </w:p>
     <w:p>
       <w:pPr>
@@ -4051,7 +3200,6 @@
         <w:keepNext/>
         <w:spacing w:after="160" w:before="360" w:line="312"/>
       </w:pPr>
-      <w:bookmarkStart w:id="100004" w:name="_Toc100004"/>
       <w:r>
         <w:rPr>
           <w:rFonts w:ascii="Arial" w:cs="Arial" w:eastAsia="Arial" w:hAnsi="Arial"/>
@@ -4063,7 +3211,6 @@
         </w:rPr>
         <w:t xml:space="preserve">5. Past Simple</w:t>
       </w:r>
-      <w:bookmarkEnd w:id="100004"/>
     </w:p>
     <w:p>
       <w:pPr>
@@ -4999,7 +4146,6 @@
         <w:keepNext/>
         <w:spacing w:after="160" w:before="360" w:line="312"/>
       </w:pPr>
-      <w:bookmarkStart w:id="100005" w:name="_Toc100005"/>
       <w:r>
         <w:rPr>
           <w:rFonts w:ascii="Arial" w:cs="Arial" w:eastAsia="Arial" w:hAnsi="Arial"/>
@@ -5011,7 +4157,6 @@
         </w:rPr>
         <w:t xml:space="preserve">6. Past Continuous</w:t>
       </w:r>
-      <w:bookmarkEnd w:id="100005"/>
     </w:p>
     <w:p>
       <w:pPr>
@@ -5973,7 +5118,6 @@
         <w:keepNext/>
         <w:spacing w:after="160" w:before="360" w:line="312"/>
       </w:pPr>
-      <w:bookmarkStart w:id="100006" w:name="_Toc100006"/>
       <w:r>
         <w:rPr>
           <w:rFonts w:ascii="Arial" w:cs="Arial" w:eastAsia="Arial" w:hAnsi="Arial"/>
@@ -5985,7 +5129,6 @@
         </w:rPr>
         <w:t xml:space="preserve">7. Present Perfect</w:t>
       </w:r>
-      <w:bookmarkEnd w:id="100006"/>
     </w:p>
     <w:p>
       <w:pPr>
@@ -6869,7 +6012,6 @@
         <w:keepNext/>
         <w:spacing w:after="160" w:before="360" w:line="312"/>
       </w:pPr>
-      <w:bookmarkStart w:id="100007" w:name="_Toc100007"/>
       <w:r>
         <w:rPr>
           <w:rFonts w:ascii="Arial" w:cs="Arial" w:eastAsia="Arial" w:hAnsi="Arial"/>
@@ -6881,7 +6023,6 @@
         </w:rPr>
         <w:t xml:space="preserve">8. Present Perfect vs Past Simple</w:t>
       </w:r>
-      <w:bookmarkEnd w:id="100007"/>
     </w:p>
     <w:p>
       <w:pPr>
@@ -7565,7 +6706,6 @@
         <w:keepNext/>
         <w:spacing w:after="160" w:before="360" w:line="312"/>
       </w:pPr>
-      <w:bookmarkStart w:id="100008" w:name="_Toc100008"/>
       <w:r>
         <w:rPr>
           <w:rFonts w:ascii="Arial" w:cs="Arial" w:eastAsia="Arial" w:hAnsi="Arial"/>
@@ -7577,7 +6717,6 @@
         </w:rPr>
         <w:t xml:space="preserve">9. Present Perfect Continuous</w:t>
       </w:r>
-      <w:bookmarkEnd w:id="100008"/>
     </w:p>
     <w:p>
       <w:pPr>
@@ -8695,7 +7834,6 @@
         <w:keepNext/>
         <w:spacing w:after="160" w:before="360" w:line="312"/>
       </w:pPr>
-      <w:bookmarkStart w:id="100009" w:name="_Toc100009"/>
       <w:r>
         <w:rPr>
           <w:rFonts w:ascii="Arial" w:cs="Arial" w:eastAsia="Arial" w:hAnsi="Arial"/>
@@ -8707,7 +7845,6 @@
         </w:rPr>
         <w:t xml:space="preserve">10. Past Perfect</w:t>
       </w:r>
-      <w:bookmarkEnd w:id="100009"/>
     </w:p>
     <w:p>
       <w:pPr>
@@ -9565,7 +8702,6 @@
         <w:keepNext/>
         <w:spacing w:after="160" w:before="360" w:line="312"/>
       </w:pPr>
-      <w:bookmarkStart w:id="100010" w:name="_Toc100010"/>
       <w:r>
         <w:rPr>
           <w:rFonts w:ascii="Arial" w:cs="Arial" w:eastAsia="Arial" w:hAnsi="Arial"/>
@@ -9577,7 +8713,6 @@
         </w:rPr>
         <w:t xml:space="preserve">11. Future Simple</w:t>
       </w:r>
-      <w:bookmarkEnd w:id="100010"/>
     </w:p>
     <w:p>
       <w:pPr>
@@ -10383,7 +9518,6 @@
         <w:keepNext/>
         <w:spacing w:after="160" w:before="360" w:line="312"/>
       </w:pPr>
-      <w:bookmarkStart w:id="100011" w:name="_Toc100011"/>
       <w:r>
         <w:rPr>
           <w:rFonts w:ascii="Arial" w:cs="Arial" w:eastAsia="Arial" w:hAnsi="Arial"/>
@@ -10395,7 +9529,6 @@
         </w:rPr>
         <w:t xml:space="preserve">12. Конструкция be going to</w:t>
       </w:r>
-      <w:bookmarkEnd w:id="100011"/>
     </w:p>
     <w:p>
       <w:pPr>
@@ -11305,7 +10438,6 @@
         <w:keepNext/>
         <w:spacing w:after="160" w:before="360" w:line="312"/>
       </w:pPr>
-      <w:bookmarkStart w:id="100012" w:name="_Toc100012"/>
       <w:r>
         <w:rPr>
           <w:rFonts w:ascii="Arial" w:cs="Arial" w:eastAsia="Arial" w:hAnsi="Arial"/>
@@ -11317,7 +10449,6 @@
         </w:rPr>
         <w:t xml:space="preserve">13. Пассивный залог (Present и Past Passive)</w:t>
       </w:r>
-      <w:bookmarkEnd w:id="100012"/>
     </w:p>
     <w:p>
       <w:pPr>
@@ -12201,7 +11332,6 @@
         <w:keepNext/>
         <w:spacing w:after="160" w:before="360" w:line="312"/>
       </w:pPr>
-      <w:bookmarkStart w:id="100013" w:name="_Toc100013"/>
       <w:r>
         <w:rPr>
           <w:rFonts w:ascii="Arial" w:cs="Arial" w:eastAsia="Arial" w:hAnsi="Arial"/>
@@ -12213,7 +11343,6 @@
         </w:rPr>
         <w:t xml:space="preserve">14. Модальные глаголы и эквиваленты</w:t>
       </w:r>
-      <w:bookmarkEnd w:id="100013"/>
     </w:p>
     <w:p>
       <w:pPr>
@@ -13321,7 +12450,6 @@
         <w:keepNext/>
         <w:spacing w:after="160" w:before="360" w:line="312"/>
       </w:pPr>
-      <w:bookmarkStart w:id="100014" w:name="_Toc100014"/>
       <w:r>
         <w:rPr>
           <w:rFonts w:ascii="Arial" w:cs="Arial" w:eastAsia="Arial" w:hAnsi="Arial"/>
@@ -13333,7 +12461,6 @@
         </w:rPr>
         <w:t xml:space="preserve">15. Условные предложения: 0, 1 и 2 тип</w:t>
       </w:r>
-      <w:bookmarkEnd w:id="100014"/>
     </w:p>
     <w:p>
       <w:pPr>
@@ -14180,7 +13307,6 @@
         <w:keepNext/>
         <w:spacing w:after="160" w:before="360" w:line="312"/>
       </w:pPr>
-      <w:bookmarkStart w:id="100015" w:name="_Toc100015"/>
       <w:r>
         <w:rPr>
           <w:rFonts w:ascii="Arial" w:cs="Arial" w:eastAsia="Arial" w:hAnsi="Arial"/>
@@ -14192,7 +13318,6 @@
         </w:rPr>
         <w:t xml:space="preserve">16. Косвенная речь (Reported Speech)</w:t>
       </w:r>
-      <w:bookmarkEnd w:id="100015"/>
     </w:p>
     <w:p>
       <w:pPr>
@@ -15859,7 +14984,6 @@
         <w:keepNext/>
         <w:spacing w:after="160" w:before="360" w:line="312"/>
       </w:pPr>
-      <w:bookmarkStart w:id="100016" w:name="_Toc100016"/>
       <w:r>
         <w:rPr>
           <w:rFonts w:ascii="Arial" w:cs="Arial" w:eastAsia="Arial" w:hAnsi="Arial"/>
@@ -15871,7 +14995,6 @@
         </w:rPr>
         <w:t xml:space="preserve">17. Степени сравнения прилагательных</w:t>
       </w:r>
-      <w:bookmarkEnd w:id="100016"/>
     </w:p>
     <w:p>
       <w:pPr>
@@ -16790,7 +15913,6 @@
         <w:keepNext/>
         <w:spacing w:after="160" w:before="360" w:line="312"/>
       </w:pPr>
-      <w:bookmarkStart w:id="100017" w:name="_Toc100017"/>
       <w:r>
         <w:rPr>
           <w:rFonts w:ascii="Arial" w:cs="Arial" w:eastAsia="Arial" w:hAnsi="Arial"/>
@@ -16802,7 +15924,6 @@
         </w:rPr>
         <w:t xml:space="preserve">18. Артикли a / an / the и нулевой</w:t>
       </w:r>
-      <w:bookmarkEnd w:id="100017"/>
     </w:p>
     <w:p>
       <w:pPr>
@@ -17460,7 +16581,6 @@
         <w:keepNext/>
         <w:spacing w:after="160" w:before="360" w:line="312"/>
       </w:pPr>
-      <w:bookmarkStart w:id="100018" w:name="_Toc100018"/>
       <w:r>
         <w:rPr>
           <w:rFonts w:ascii="Arial" w:cs="Arial" w:eastAsia="Arial" w:hAnsi="Arial"/>
@@ -17472,7 +16592,6 @@
         </w:rPr>
         <w:t xml:space="preserve">19. Существительные: множественное число и притяжательный падеж</w:t>
       </w:r>
-      <w:bookmarkEnd w:id="100018"/>
     </w:p>
     <w:p>
       <w:pPr>
@@ -18144,7 +17263,6 @@
         <w:keepNext/>
         <w:spacing w:after="160" w:before="360" w:line="312"/>
       </w:pPr>
-      <w:bookmarkStart w:id="100019" w:name="_Toc100019"/>
       <w:r>
         <w:rPr>
           <w:rFonts w:ascii="Arial" w:cs="Arial" w:eastAsia="Arial" w:hAnsi="Arial"/>
@@ -18156,7 +17274,6 @@
         </w:rPr>
         <w:t xml:space="preserve">20. Местоимения</w:t>
       </w:r>
-      <w:bookmarkEnd w:id="100019"/>
     </w:p>
     <w:p>
       <w:pPr>
@@ -19520,7 +18637,6 @@
         <w:keepNext/>
         <w:spacing w:after="160" w:before="360" w:line="312"/>
       </w:pPr>
-      <w:bookmarkStart w:id="100020" w:name="_Toc100020"/>
       <w:r>
         <w:rPr>
           <w:rFonts w:ascii="Arial" w:cs="Arial" w:eastAsia="Arial" w:hAnsi="Arial"/>
@@ -19532,7 +18648,6 @@
         </w:rPr>
         <w:t xml:space="preserve">21. Конструкция there is / there are</w:t>
       </w:r>
-      <w:bookmarkEnd w:id="100020"/>
     </w:p>
     <w:p>
       <w:pPr>
@@ -20494,7 +19609,6 @@
         <w:keepNext/>
         <w:spacing w:after="160" w:before="360" w:line="312"/>
       </w:pPr>
-      <w:bookmarkStart w:id="100021" w:name="_Toc100021"/>
       <w:r>
         <w:rPr>
           <w:rFonts w:ascii="Arial" w:cs="Arial" w:eastAsia="Arial" w:hAnsi="Arial"/>
@@ -20506,7 +19620,6 @@
         </w:rPr>
         <w:t xml:space="preserve">22. Предлоги времени и места (in / on / at)</w:t>
       </w:r>
-      <w:bookmarkEnd w:id="100021"/>
     </w:p>
     <w:p>
       <w:pPr>
@@ -20982,7 +20095,6 @@
         <w:keepNext/>
         <w:spacing w:after="160" w:before="360" w:line="312"/>
       </w:pPr>
-      <w:bookmarkStart w:id="100022" w:name="_Toc100022"/>
       <w:r>
         <w:rPr>
           <w:rFonts w:ascii="Arial" w:cs="Arial" w:eastAsia="Arial" w:hAnsi="Arial"/>
@@ -20994,7 +20106,6 @@
         </w:rPr>
         <w:t xml:space="preserve">23. Словообразование: задания 29–34</w:t>
       </w:r>
-      <w:bookmarkEnd w:id="100022"/>
     </w:p>
     <w:p>
       <w:pPr>
@@ -22756,7 +21867,6 @@
         <w:keepNext/>
         <w:spacing w:after="160" w:before="360" w:line="312"/>
       </w:pPr>
-      <w:bookmarkStart w:id="100023" w:name="_Toc100023"/>
       <w:r>
         <w:rPr>
           <w:rFonts w:ascii="Arial" w:cs="Arial" w:eastAsia="Arial" w:hAnsi="Arial"/>
@@ -22768,7 +21878,6 @@
         </w:rPr>
         <w:t xml:space="preserve">24. Неправильные глаголы: топ-30</w:t>
       </w:r>
-      <w:bookmarkEnd w:id="100023"/>
     </w:p>
     <w:p>
       <w:pPr>
@@ -26838,6 +25947,4830 @@
           <w:szCs w:val="18"/>
         </w:rPr>
         <w:t xml:space="preserve">read произносится по-разному: V1 — «ри:д», V2 и V3 — «ред». Глаголы put, cut, let не меняются во всех трёх формах. Формы учите блоками по 10 глаголов с диктантом — как на уроке 5 годового плана.</w:t>
+      </w:r>
+    </w:p>
+    <w:p>
+      <w:pPr>
+        <w:spacing w:after="80"/>
+      </w:pPr>
+    </w:p>
+    <w:p>
+      <w:pPr>
+        <w:pStyle w:val="Heading1"/>
+        <w:keepNext/>
+        <w:spacing w:after="160" w:before="360" w:line="312"/>
+      </w:pPr>
+      <w:r>
+        <w:rPr>
+          <w:rFonts w:ascii="Arial" w:cs="Arial" w:eastAsia="Arial" w:hAnsi="Arial"/>
+          <w:b/>
+          <w:bCs/>
+          <w:color w:val="15857A"/>
+          <w:sz w:val="30"/>
+          <w:szCs w:val="30"/>
+        </w:rPr>
+        <w:t xml:space="preserve">25. Герундий и инфинитив (V-ing vs to V)</w:t>
+      </w:r>
+    </w:p>
+    <w:p>
+      <w:pPr>
+        <w:keepNext w:val="false"/>
+        <w:spacing w:after="100" w:line="312"/>
+        <w:ind w:firstLine="709"/>
+        <w:jc w:val="both"/>
+      </w:pPr>
+      <w:r>
+        <w:rPr>
+          <w:rFonts w:ascii="Times New Roman" w:cs="Times New Roman" w:eastAsia="Times New Roman" w:hAnsi="Times New Roman"/>
+          <w:color w:val="1A1A1A"/>
+          <w:sz w:val="22"/>
+          <w:szCs w:val="22"/>
+        </w:rPr>
+        <w:t xml:space="preserve">Полный урок 47 годового плана. После одних глаголов стоит V-ing (герундий), после других — to V (инфинитив), а после третьих смысл меняется: stop doing = «перестать делать», stop to do = «остановиться, чтобы сделать».</w:t>
+      </w:r>
+    </w:p>
+    <w:tbl>
+      <w:tblPr>
+        <w:tblW w:type="pct" w:w="100%"/>
+        <w:tblBorders>
+          <w:top w:val="single" w:color="15857A" w:sz="8"/>
+          <w:left w:val="none" w:color="FFFFFF" w:sz="0"/>
+          <w:bottom w:val="single" w:color="15857A" w:sz="8"/>
+          <w:right w:val="none" w:color="FFFFFF" w:sz="0"/>
+          <w:insideH w:val="single" w:color="D5D0C8" w:sz="2"/>
+          <w:insideV w:val="none" w:color="FFFFFF" w:sz="0"/>
+        </w:tblBorders>
+        <w:tblLayout w:type="fixed"/>
+      </w:tblPr>
+      <w:tblGrid>
+        <w:gridCol w:w="100"/>
+        <w:gridCol w:w="100"/>
+      </w:tblGrid>
+      <w:tr>
+        <w:trPr>
+          <w:cantSplit/>
+        </w:trPr>
+        <w:tc>
+          <w:tcPr>
+            <w:tcW w:type="pct" w:w="20%"/>
+            <w:shd w:fill="F0EDE5" w:val="clear"/>
+            <w:tcMar>
+              <w:top w:type="dxa" w:w="60"/>
+              <w:left w:type="dxa" w:w="100"/>
+              <w:bottom w:type="dxa" w:w="60"/>
+              <w:right w:type="dxa" w:w="100"/>
+            </w:tcMar>
+            <w:vAlign w:val="center"/>
+          </w:tcPr>
+          <w:p>
+            <w:pPr>
+              <w:spacing w:line="276"/>
+            </w:pPr>
+            <w:r>
+              <w:rPr>
+                <w:rFonts w:ascii="Arial" w:cs="Arial" w:eastAsia="Arial" w:hAnsi="Arial"/>
+                <w:b/>
+                <w:bCs/>
+                <w:color w:val="15857A"/>
+                <w:sz w:val="19"/>
+                <w:szCs w:val="19"/>
+              </w:rPr>
+              <w:t xml:space="preserve">Употребление</w:t>
+            </w:r>
+          </w:p>
+        </w:tc>
+        <w:tc>
+          <w:tcPr>
+            <w:tcW w:type="pct" w:w="80%"/>
+            <w:tcMar>
+              <w:top w:type="dxa" w:w="60"/>
+              <w:left w:type="dxa" w:w="100"/>
+              <w:bottom w:type="dxa" w:w="60"/>
+              <w:right w:type="dxa" w:w="100"/>
+            </w:tcMar>
+            <w:vAlign w:val="center"/>
+          </w:tcPr>
+          <w:p>
+            <w:pPr>
+              <w:spacing w:after="20" w:line="276"/>
+              <w:jc w:val="left"/>
+            </w:pPr>
+            <w:r>
+              <w:rPr>
+                <w:rFonts w:ascii="Times New Roman" w:cs="Times New Roman" w:eastAsia="Times New Roman" w:hAnsi="Times New Roman"/>
+                <w:b w:val="false"/>
+                <w:bCs w:val="false"/>
+                <w:i w:val="false"/>
+                <w:iCs w:val="false"/>
+                <w:color w:val="1A1A1A"/>
+                <w:sz w:val="19"/>
+                <w:szCs w:val="19"/>
+              </w:rPr>
+              <w:t xml:space="preserve">V-ing — после enjoy, love, like, hate, finish, stop, suggest, mind, spend time; to V — после want, decide, hope, promise, plan, would like, learn; выбор формы проверяется и в заданиях 20–28, и в живой речи B1</w:t>
+            </w:r>
+          </w:p>
+        </w:tc>
+      </w:tr>
+      <w:tr>
+        <w:trPr>
+          <w:cantSplit/>
+        </w:trPr>
+        <w:tc>
+          <w:tcPr>
+            <w:tcW w:type="pct" w:w="20%"/>
+            <w:shd w:fill="F0EDE5" w:val="clear"/>
+            <w:tcMar>
+              <w:top w:type="dxa" w:w="60"/>
+              <w:left w:type="dxa" w:w="100"/>
+              <w:bottom w:type="dxa" w:w="60"/>
+              <w:right w:type="dxa" w:w="100"/>
+            </w:tcMar>
+            <w:vAlign w:val="center"/>
+          </w:tcPr>
+          <w:p>
+            <w:pPr>
+              <w:spacing w:line="276"/>
+            </w:pPr>
+            <w:r>
+              <w:rPr>
+                <w:rFonts w:ascii="Arial" w:cs="Arial" w:eastAsia="Arial" w:hAnsi="Arial"/>
+                <w:b/>
+                <w:bCs/>
+                <w:color w:val="15857A"/>
+                <w:sz w:val="19"/>
+                <w:szCs w:val="19"/>
+              </w:rPr>
+              <w:t xml:space="preserve">Маркеры</w:t>
+            </w:r>
+          </w:p>
+        </w:tc>
+        <w:tc>
+          <w:tcPr>
+            <w:tcW w:type="pct" w:w="80%"/>
+            <w:tcMar>
+              <w:top w:type="dxa" w:w="60"/>
+              <w:left w:type="dxa" w:w="100"/>
+              <w:bottom w:type="dxa" w:w="60"/>
+              <w:right w:type="dxa" w:w="100"/>
+            </w:tcMar>
+            <w:vAlign w:val="center"/>
+          </w:tcPr>
+          <w:p>
+            <w:pPr>
+              <w:spacing w:after="20" w:line="276"/>
+              <w:jc w:val="left"/>
+            </w:pPr>
+            <w:r>
+              <w:rPr>
+                <w:rFonts w:ascii="Times New Roman" w:cs="Times New Roman" w:eastAsia="Times New Roman" w:hAnsi="Times New Roman"/>
+                <w:b w:val="false"/>
+                <w:bCs w:val="false"/>
+                <w:i w:val="false"/>
+                <w:iCs w:val="false"/>
+                <w:color w:val="1A1A1A"/>
+                <w:sz w:val="19"/>
+                <w:szCs w:val="19"/>
+              </w:rPr>
+              <w:t xml:space="preserve">предлог + V-ing (good at swimming, interested in reading); go/come + V-ing (go shopping); после предлогов всегда V-ing — чаще всего ошибаются именно здесь</w:t>
+            </w:r>
+          </w:p>
+        </w:tc>
+      </w:tr>
+    </w:tbl>
+    <w:p>
+      <w:pPr>
+        <w:keepNext/>
+        <w:spacing w:after="80" w:before="160" w:line="312"/>
+        <w:jc w:val="left"/>
+      </w:pPr>
+      <w:r>
+        <w:rPr>
+          <w:rFonts w:ascii="Arial" w:cs="Arial" w:eastAsia="Arial" w:hAnsi="Arial"/>
+          <w:b/>
+          <w:bCs/>
+          <w:color w:val="1A1A1A"/>
+          <w:sz w:val="21"/>
+          <w:szCs w:val="21"/>
+        </w:rPr>
+        <w:t xml:space="preserve">Основные паттерны</w:t>
+      </w:r>
+    </w:p>
+    <w:tbl>
+      <w:tblPr>
+        <w:tblW w:type="pct" w:w="100%"/>
+        <w:tblBorders>
+          <w:top w:val="single" w:color="15857A" w:sz="8"/>
+          <w:left w:val="none" w:color="FFFFFF" w:sz="0"/>
+          <w:bottom w:val="single" w:color="15857A" w:sz="8"/>
+          <w:right w:val="none" w:color="FFFFFF" w:sz="0"/>
+          <w:insideH w:val="single" w:color="D5D0C8" w:sz="2"/>
+          <w:insideV w:val="none" w:color="FFFFFF" w:sz="0"/>
+        </w:tblBorders>
+        <w:tblLayout w:type="fixed"/>
+      </w:tblPr>
+      <w:tblGrid>
+        <w:gridCol w:w="100"/>
+        <w:gridCol w:w="100"/>
+      </w:tblGrid>
+      <w:tr>
+        <w:trPr>
+          <w:cantSplit/>
+          <w:tblHeader/>
+        </w:trPr>
+        <w:tc>
+          <w:tcPr>
+            <w:tcW w:type="pct" w:w="38%"/>
+            <w:shd w:fill="15857A" w:val="clear"/>
+            <w:tcMar>
+              <w:top w:type="dxa" w:w="60"/>
+              <w:left w:type="dxa" w:w="100"/>
+              <w:bottom w:type="dxa" w:w="60"/>
+              <w:right w:type="dxa" w:w="100"/>
+            </w:tcMar>
+            <w:vAlign w:val="center"/>
+          </w:tcPr>
+          <w:p>
+            <w:pPr>
+              <w:spacing w:line="276"/>
+              <w:jc w:val="left"/>
+            </w:pPr>
+            <w:r>
+              <w:rPr>
+                <w:rFonts w:ascii="Arial" w:cs="Arial" w:eastAsia="Arial" w:hAnsi="Arial"/>
+                <w:b/>
+                <w:bCs/>
+                <w:color w:val="FFFFFF"/>
+                <w:sz w:val="19"/>
+                <w:szCs w:val="19"/>
+              </w:rPr>
+              <w:t xml:space="preserve">Паттерн</w:t>
+            </w:r>
+          </w:p>
+        </w:tc>
+        <w:tc>
+          <w:tcPr>
+            <w:tcW w:type="pct" w:w="62%"/>
+            <w:shd w:fill="15857A" w:val="clear"/>
+            <w:tcMar>
+              <w:top w:type="dxa" w:w="60"/>
+              <w:left w:type="dxa" w:w="100"/>
+              <w:bottom w:type="dxa" w:w="60"/>
+              <w:right w:type="dxa" w:w="100"/>
+            </w:tcMar>
+            <w:vAlign w:val="center"/>
+          </w:tcPr>
+          <w:p>
+            <w:pPr>
+              <w:spacing w:line="276"/>
+              <w:jc w:val="left"/>
+            </w:pPr>
+            <w:r>
+              <w:rPr>
+                <w:rFonts w:ascii="Arial" w:cs="Arial" w:eastAsia="Arial" w:hAnsi="Arial"/>
+                <w:b/>
+                <w:bCs/>
+                <w:color w:val="FFFFFF"/>
+                <w:sz w:val="19"/>
+                <w:szCs w:val="19"/>
+              </w:rPr>
+              <w:t xml:space="preserve">Примеры</w:t>
+            </w:r>
+          </w:p>
+        </w:tc>
+      </w:tr>
+      <w:tr>
+        <w:trPr>
+          <w:cantSplit/>
+        </w:trPr>
+        <w:tc>
+          <w:tcPr>
+            <w:tcW w:type="pct" w:w="38%"/>
+            <w:tcMar>
+              <w:top w:type="dxa" w:w="60"/>
+              <w:left w:type="dxa" w:w="100"/>
+              <w:bottom w:type="dxa" w:w="60"/>
+              <w:right w:type="dxa" w:w="100"/>
+            </w:tcMar>
+            <w:vAlign w:val="center"/>
+          </w:tcPr>
+          <w:p>
+            <w:pPr>
+              <w:spacing w:after="20" w:line="276"/>
+              <w:jc w:val="left"/>
+            </w:pPr>
+            <w:r>
+              <w:rPr>
+                <w:rFonts w:ascii="Times New Roman" w:cs="Times New Roman" w:eastAsia="Times New Roman" w:hAnsi="Times New Roman"/>
+                <w:b w:val="false"/>
+                <w:bCs w:val="false"/>
+                <w:i/>
+                <w:iCs/>
+                <w:color w:val="1A1A1A"/>
+                <w:sz w:val="19"/>
+                <w:szCs w:val="19"/>
+              </w:rPr>
+              <w:t xml:space="preserve">enjoy / finish / mind / suggest + </w:t>
+            </w:r>
+            <w:r>
+              <w:rPr>
+                <w:rFonts w:ascii="Times New Roman" w:cs="Times New Roman" w:eastAsia="Times New Roman" w:hAnsi="Times New Roman"/>
+                <w:b/>
+                <w:bCs/>
+                <w:i/>
+                <w:iCs/>
+                <w:color w:val="15857A"/>
+                <w:sz w:val="19"/>
+                <w:szCs w:val="19"/>
+              </w:rPr>
+              <w:t xml:space="preserve">V-ing</w:t>
+            </w:r>
+          </w:p>
+        </w:tc>
+        <w:tc>
+          <w:tcPr>
+            <w:tcW w:type="pct" w:w="62%"/>
+            <w:tcMar>
+              <w:top w:type="dxa" w:w="60"/>
+              <w:left w:type="dxa" w:w="100"/>
+              <w:bottom w:type="dxa" w:w="60"/>
+              <w:right w:type="dxa" w:w="100"/>
+            </w:tcMar>
+            <w:vAlign w:val="center"/>
+          </w:tcPr>
+          <w:p>
+            <w:pPr>
+              <w:spacing w:after="20" w:line="276"/>
+              <w:jc w:val="left"/>
+            </w:pPr>
+            <w:r>
+              <w:rPr>
+                <w:rFonts w:ascii="Times New Roman" w:cs="Times New Roman" w:eastAsia="Times New Roman" w:hAnsi="Times New Roman"/>
+                <w:b w:val="false"/>
+                <w:bCs w:val="false"/>
+                <w:i/>
+                <w:iCs/>
+                <w:color w:val="1A1A1A"/>
+                <w:sz w:val="19"/>
+                <w:szCs w:val="19"/>
+              </w:rPr>
+              <w:t xml:space="preserve">I </w:t>
+            </w:r>
+            <w:r>
+              <w:rPr>
+                <w:rFonts w:ascii="Times New Roman" w:cs="Times New Roman" w:eastAsia="Times New Roman" w:hAnsi="Times New Roman"/>
+                <w:b/>
+                <w:bCs/>
+                <w:i/>
+                <w:iCs/>
+                <w:color w:val="FF6A3B"/>
+                <w:sz w:val="19"/>
+                <w:szCs w:val="19"/>
+              </w:rPr>
+              <w:t xml:space="preserve">enjoy</w:t>
+            </w:r>
+            <w:r>
+              <w:rPr>
+                <w:rFonts w:ascii="Times New Roman" w:cs="Times New Roman" w:eastAsia="Times New Roman" w:hAnsi="Times New Roman"/>
+                <w:b w:val="false"/>
+                <w:bCs w:val="false"/>
+                <w:i/>
+                <w:iCs/>
+                <w:color w:val="1A1A1A"/>
+                <w:sz w:val="19"/>
+                <w:szCs w:val="19"/>
+              </w:rPr>
+              <w:t xml:space="preserve"> </w:t>
+            </w:r>
+            <w:r>
+              <w:rPr>
+                <w:rFonts w:ascii="Times New Roman" w:cs="Times New Roman" w:eastAsia="Times New Roman" w:hAnsi="Times New Roman"/>
+                <w:b/>
+                <w:bCs/>
+                <w:i/>
+                <w:iCs/>
+                <w:color w:val="15857A"/>
+                <w:sz w:val="19"/>
+                <w:szCs w:val="19"/>
+              </w:rPr>
+              <w:t xml:space="preserve">reading</w:t>
+            </w:r>
+            <w:r>
+              <w:rPr>
+                <w:rFonts w:ascii="Times New Roman" w:cs="Times New Roman" w:eastAsia="Times New Roman" w:hAnsi="Times New Roman"/>
+                <w:b w:val="false"/>
+                <w:bCs w:val="false"/>
+                <w:i/>
+                <w:iCs/>
+                <w:color w:val="1A1A1A"/>
+                <w:sz w:val="19"/>
+                <w:szCs w:val="19"/>
+              </w:rPr>
+              <w:t xml:space="preserve">. He </w:t>
+            </w:r>
+            <w:r>
+              <w:rPr>
+                <w:rFonts w:ascii="Times New Roman" w:cs="Times New Roman" w:eastAsia="Times New Roman" w:hAnsi="Times New Roman"/>
+                <w:b/>
+                <w:bCs/>
+                <w:i/>
+                <w:iCs/>
+                <w:color w:val="FF6A3B"/>
+                <w:sz w:val="19"/>
+                <w:szCs w:val="19"/>
+              </w:rPr>
+              <w:t xml:space="preserve">finished</w:t>
+            </w:r>
+            <w:r>
+              <w:rPr>
+                <w:rFonts w:ascii="Times New Roman" w:cs="Times New Roman" w:eastAsia="Times New Roman" w:hAnsi="Times New Roman"/>
+                <w:b w:val="false"/>
+                <w:bCs w:val="false"/>
+                <w:i/>
+                <w:iCs/>
+                <w:color w:val="1A1A1A"/>
+                <w:sz w:val="19"/>
+                <w:szCs w:val="19"/>
+              </w:rPr>
+              <w:t xml:space="preserve"> </w:t>
+            </w:r>
+            <w:r>
+              <w:rPr>
+                <w:rFonts w:ascii="Times New Roman" w:cs="Times New Roman" w:eastAsia="Times New Roman" w:hAnsi="Times New Roman"/>
+                <w:b/>
+                <w:bCs/>
+                <w:i/>
+                <w:iCs/>
+                <w:color w:val="15857A"/>
+                <w:sz w:val="19"/>
+                <w:szCs w:val="19"/>
+              </w:rPr>
+              <w:t xml:space="preserve">doing</w:t>
+            </w:r>
+            <w:r>
+              <w:rPr>
+                <w:rFonts w:ascii="Times New Roman" w:cs="Times New Roman" w:eastAsia="Times New Roman" w:hAnsi="Times New Roman"/>
+                <w:b w:val="false"/>
+                <w:bCs w:val="false"/>
+                <w:i/>
+                <w:iCs/>
+                <w:color w:val="1A1A1A"/>
+                <w:sz w:val="19"/>
+                <w:szCs w:val="19"/>
+              </w:rPr>
+              <w:t xml:space="preserve"> his homework.</w:t>
+            </w:r>
+          </w:p>
+        </w:tc>
+      </w:tr>
+      <w:tr>
+        <w:trPr>
+          <w:cantSplit/>
+        </w:trPr>
+        <w:tc>
+          <w:tcPr>
+            <w:tcW w:type="pct" w:w="38%"/>
+            <w:tcMar>
+              <w:top w:type="dxa" w:w="60"/>
+              <w:left w:type="dxa" w:w="100"/>
+              <w:bottom w:type="dxa" w:w="60"/>
+              <w:right w:type="dxa" w:w="100"/>
+            </w:tcMar>
+            <w:vAlign w:val="center"/>
+          </w:tcPr>
+          <w:p>
+            <w:pPr>
+              <w:spacing w:after="20" w:line="276"/>
+              <w:jc w:val="left"/>
+            </w:pPr>
+            <w:r>
+              <w:rPr>
+                <w:rFonts w:ascii="Times New Roman" w:cs="Times New Roman" w:eastAsia="Times New Roman" w:hAnsi="Times New Roman"/>
+                <w:b w:val="false"/>
+                <w:bCs w:val="false"/>
+                <w:i/>
+                <w:iCs/>
+                <w:color w:val="1A1A1A"/>
+                <w:sz w:val="19"/>
+                <w:szCs w:val="19"/>
+              </w:rPr>
+              <w:t xml:space="preserve">want / decide / hope / promise + </w:t>
+            </w:r>
+            <w:r>
+              <w:rPr>
+                <w:rFonts w:ascii="Times New Roman" w:cs="Times New Roman" w:eastAsia="Times New Roman" w:hAnsi="Times New Roman"/>
+                <w:b/>
+                <w:bCs/>
+                <w:i/>
+                <w:iCs/>
+                <w:color w:val="15857A"/>
+                <w:sz w:val="19"/>
+                <w:szCs w:val="19"/>
+              </w:rPr>
+              <w:t xml:space="preserve">to V</w:t>
+            </w:r>
+          </w:p>
+        </w:tc>
+        <w:tc>
+          <w:tcPr>
+            <w:tcW w:type="pct" w:w="62%"/>
+            <w:tcMar>
+              <w:top w:type="dxa" w:w="60"/>
+              <w:left w:type="dxa" w:w="100"/>
+              <w:bottom w:type="dxa" w:w="60"/>
+              <w:right w:type="dxa" w:w="100"/>
+            </w:tcMar>
+            <w:vAlign w:val="center"/>
+          </w:tcPr>
+          <w:p>
+            <w:pPr>
+              <w:spacing w:after="20" w:line="276"/>
+              <w:jc w:val="left"/>
+            </w:pPr>
+            <w:r>
+              <w:rPr>
+                <w:rFonts w:ascii="Times New Roman" w:cs="Times New Roman" w:eastAsia="Times New Roman" w:hAnsi="Times New Roman"/>
+                <w:b w:val="false"/>
+                <w:bCs w:val="false"/>
+                <w:i/>
+                <w:iCs/>
+                <w:color w:val="1A1A1A"/>
+                <w:sz w:val="19"/>
+                <w:szCs w:val="19"/>
+              </w:rPr>
+              <w:t xml:space="preserve">She </w:t>
+            </w:r>
+            <w:r>
+              <w:rPr>
+                <w:rFonts w:ascii="Times New Roman" w:cs="Times New Roman" w:eastAsia="Times New Roman" w:hAnsi="Times New Roman"/>
+                <w:b/>
+                <w:bCs/>
+                <w:i/>
+                <w:iCs/>
+                <w:color w:val="FF6A3B"/>
+                <w:sz w:val="19"/>
+                <w:szCs w:val="19"/>
+              </w:rPr>
+              <w:t xml:space="preserve">wants</w:t>
+            </w:r>
+            <w:r>
+              <w:rPr>
+                <w:rFonts w:ascii="Times New Roman" w:cs="Times New Roman" w:eastAsia="Times New Roman" w:hAnsi="Times New Roman"/>
+                <w:b w:val="false"/>
+                <w:bCs w:val="false"/>
+                <w:i/>
+                <w:iCs/>
+                <w:color w:val="1A1A1A"/>
+                <w:sz w:val="19"/>
+                <w:szCs w:val="19"/>
+              </w:rPr>
+              <w:t xml:space="preserve"> </w:t>
+            </w:r>
+            <w:r>
+              <w:rPr>
+                <w:rFonts w:ascii="Times New Roman" w:cs="Times New Roman" w:eastAsia="Times New Roman" w:hAnsi="Times New Roman"/>
+                <w:b/>
+                <w:bCs/>
+                <w:i/>
+                <w:iCs/>
+                <w:color w:val="15857A"/>
+                <w:sz w:val="19"/>
+                <w:szCs w:val="19"/>
+              </w:rPr>
+              <w:t xml:space="preserve">to travel</w:t>
+            </w:r>
+            <w:r>
+              <w:rPr>
+                <w:rFonts w:ascii="Times New Roman" w:cs="Times New Roman" w:eastAsia="Times New Roman" w:hAnsi="Times New Roman"/>
+                <w:b w:val="false"/>
+                <w:bCs w:val="false"/>
+                <w:i/>
+                <w:iCs/>
+                <w:color w:val="1A1A1A"/>
+                <w:sz w:val="19"/>
+                <w:szCs w:val="19"/>
+              </w:rPr>
+              <w:t xml:space="preserve">. We </w:t>
+            </w:r>
+            <w:r>
+              <w:rPr>
+                <w:rFonts w:ascii="Times New Roman" w:cs="Times New Roman" w:eastAsia="Times New Roman" w:hAnsi="Times New Roman"/>
+                <w:b/>
+                <w:bCs/>
+                <w:i/>
+                <w:iCs/>
+                <w:color w:val="FF6A3B"/>
+                <w:sz w:val="19"/>
+                <w:szCs w:val="19"/>
+              </w:rPr>
+              <w:t xml:space="preserve">decided</w:t>
+            </w:r>
+            <w:r>
+              <w:rPr>
+                <w:rFonts w:ascii="Times New Roman" w:cs="Times New Roman" w:eastAsia="Times New Roman" w:hAnsi="Times New Roman"/>
+                <w:b w:val="false"/>
+                <w:bCs w:val="false"/>
+                <w:i/>
+                <w:iCs/>
+                <w:color w:val="1A1A1A"/>
+                <w:sz w:val="19"/>
+                <w:szCs w:val="19"/>
+              </w:rPr>
+              <w:t xml:space="preserve"> </w:t>
+            </w:r>
+            <w:r>
+              <w:rPr>
+                <w:rFonts w:ascii="Times New Roman" w:cs="Times New Roman" w:eastAsia="Times New Roman" w:hAnsi="Times New Roman"/>
+                <w:b/>
+                <w:bCs/>
+                <w:i/>
+                <w:iCs/>
+                <w:color w:val="15857A"/>
+                <w:sz w:val="19"/>
+                <w:szCs w:val="19"/>
+              </w:rPr>
+              <w:t xml:space="preserve">to stay</w:t>
+            </w:r>
+            <w:r>
+              <w:rPr>
+                <w:rFonts w:ascii="Times New Roman" w:cs="Times New Roman" w:eastAsia="Times New Roman" w:hAnsi="Times New Roman"/>
+                <w:b w:val="false"/>
+                <w:bCs w:val="false"/>
+                <w:i/>
+                <w:iCs/>
+                <w:color w:val="1A1A1A"/>
+                <w:sz w:val="19"/>
+                <w:szCs w:val="19"/>
+              </w:rPr>
+              <w:t xml:space="preserve"> at home.</w:t>
+            </w:r>
+          </w:p>
+        </w:tc>
+      </w:tr>
+      <w:tr>
+        <w:trPr>
+          <w:cantSplit/>
+        </w:trPr>
+        <w:tc>
+          <w:tcPr>
+            <w:tcW w:type="pct" w:w="38%"/>
+            <w:tcMar>
+              <w:top w:type="dxa" w:w="60"/>
+              <w:left w:type="dxa" w:w="100"/>
+              <w:bottom w:type="dxa" w:w="60"/>
+              <w:right w:type="dxa" w:w="100"/>
+            </w:tcMar>
+            <w:vAlign w:val="center"/>
+          </w:tcPr>
+          <w:p>
+            <w:pPr>
+              <w:spacing w:after="20" w:line="276"/>
+              <w:jc w:val="left"/>
+            </w:pPr>
+            <w:r>
+              <w:rPr>
+                <w:rFonts w:ascii="Times New Roman" w:cs="Times New Roman" w:eastAsia="Times New Roman" w:hAnsi="Times New Roman"/>
+                <w:b w:val="false"/>
+                <w:bCs w:val="false"/>
+                <w:i/>
+                <w:iCs/>
+                <w:color w:val="1A1A1A"/>
+                <w:sz w:val="19"/>
+                <w:szCs w:val="19"/>
+              </w:rPr>
+              <w:t xml:space="preserve">like / love / hate / start + V-ing или to V</w:t>
+            </w:r>
+          </w:p>
+        </w:tc>
+        <w:tc>
+          <w:tcPr>
+            <w:tcW w:type="pct" w:w="62%"/>
+            <w:tcMar>
+              <w:top w:type="dxa" w:w="60"/>
+              <w:left w:type="dxa" w:w="100"/>
+              <w:bottom w:type="dxa" w:w="60"/>
+              <w:right w:type="dxa" w:w="100"/>
+            </w:tcMar>
+            <w:vAlign w:val="center"/>
+          </w:tcPr>
+          <w:p>
+            <w:pPr>
+              <w:spacing w:after="20" w:line="276"/>
+              <w:jc w:val="left"/>
+            </w:pPr>
+            <w:r>
+              <w:rPr>
+                <w:rFonts w:ascii="Times New Roman" w:cs="Times New Roman" w:eastAsia="Times New Roman" w:hAnsi="Times New Roman"/>
+                <w:b w:val="false"/>
+                <w:bCs w:val="false"/>
+                <w:i/>
+                <w:iCs/>
+                <w:color w:val="1A1A1A"/>
+                <w:sz w:val="19"/>
+                <w:szCs w:val="19"/>
+              </w:rPr>
+              <w:t xml:space="preserve">I </w:t>
+            </w:r>
+            <w:r>
+              <w:rPr>
+                <w:rFonts w:ascii="Times New Roman" w:cs="Times New Roman" w:eastAsia="Times New Roman" w:hAnsi="Times New Roman"/>
+                <w:b/>
+                <w:bCs/>
+                <w:i/>
+                <w:iCs/>
+                <w:color w:val="FF6A3B"/>
+                <w:sz w:val="19"/>
+                <w:szCs w:val="19"/>
+              </w:rPr>
+              <w:t xml:space="preserve">like</w:t>
+            </w:r>
+            <w:r>
+              <w:rPr>
+                <w:rFonts w:ascii="Times New Roman" w:cs="Times New Roman" w:eastAsia="Times New Roman" w:hAnsi="Times New Roman"/>
+                <w:b w:val="false"/>
+                <w:bCs w:val="false"/>
+                <w:i/>
+                <w:iCs/>
+                <w:color w:val="1A1A1A"/>
+                <w:sz w:val="19"/>
+                <w:szCs w:val="19"/>
+              </w:rPr>
+              <w:t xml:space="preserve"> </w:t>
+            </w:r>
+            <w:r>
+              <w:rPr>
+                <w:rFonts w:ascii="Times New Roman" w:cs="Times New Roman" w:eastAsia="Times New Roman" w:hAnsi="Times New Roman"/>
+                <w:b/>
+                <w:bCs/>
+                <w:i/>
+                <w:iCs/>
+                <w:color w:val="15857A"/>
+                <w:sz w:val="19"/>
+                <w:szCs w:val="19"/>
+              </w:rPr>
+              <w:t xml:space="preserve">swimming</w:t>
+            </w:r>
+            <w:r>
+              <w:rPr>
+                <w:rFonts w:ascii="Times New Roman" w:cs="Times New Roman" w:eastAsia="Times New Roman" w:hAnsi="Times New Roman"/>
+                <w:b w:val="false"/>
+                <w:bCs w:val="false"/>
+                <w:i/>
+                <w:iCs/>
+                <w:color w:val="1A1A1A"/>
+                <w:sz w:val="19"/>
+                <w:szCs w:val="19"/>
+              </w:rPr>
+              <w:t xml:space="preserve"> = I </w:t>
+            </w:r>
+            <w:r>
+              <w:rPr>
+                <w:rFonts w:ascii="Times New Roman" w:cs="Times New Roman" w:eastAsia="Times New Roman" w:hAnsi="Times New Roman"/>
+                <w:b/>
+                <w:bCs/>
+                <w:i/>
+                <w:iCs/>
+                <w:color w:val="FF6A3B"/>
+                <w:sz w:val="19"/>
+                <w:szCs w:val="19"/>
+              </w:rPr>
+              <w:t xml:space="preserve">like</w:t>
+            </w:r>
+            <w:r>
+              <w:rPr>
+                <w:rFonts w:ascii="Times New Roman" w:cs="Times New Roman" w:eastAsia="Times New Roman" w:hAnsi="Times New Roman"/>
+                <w:b w:val="false"/>
+                <w:bCs w:val="false"/>
+                <w:i/>
+                <w:iCs/>
+                <w:color w:val="1A1A1A"/>
+                <w:sz w:val="19"/>
+                <w:szCs w:val="19"/>
+              </w:rPr>
+              <w:t xml:space="preserve"> </w:t>
+            </w:r>
+            <w:r>
+              <w:rPr>
+                <w:rFonts w:ascii="Times New Roman" w:cs="Times New Roman" w:eastAsia="Times New Roman" w:hAnsi="Times New Roman"/>
+                <w:b/>
+                <w:bCs/>
+                <w:i/>
+                <w:iCs/>
+                <w:color w:val="15857A"/>
+                <w:sz w:val="19"/>
+                <w:szCs w:val="19"/>
+              </w:rPr>
+              <w:t xml:space="preserve">to swim</w:t>
+            </w:r>
+            <w:r>
+              <w:rPr>
+                <w:rFonts w:ascii="Times New Roman" w:cs="Times New Roman" w:eastAsia="Times New Roman" w:hAnsi="Times New Roman"/>
+                <w:b w:val="false"/>
+                <w:bCs w:val="false"/>
+                <w:i/>
+                <w:iCs/>
+                <w:color w:val="1A1A1A"/>
+                <w:sz w:val="19"/>
+                <w:szCs w:val="19"/>
+              </w:rPr>
+              <w:t xml:space="preserve">. (обе формы верны)</w:t>
+            </w:r>
+          </w:p>
+        </w:tc>
+      </w:tr>
+      <w:tr>
+        <w:trPr>
+          <w:cantSplit/>
+        </w:trPr>
+        <w:tc>
+          <w:tcPr>
+            <w:tcW w:type="pct" w:w="38%"/>
+            <w:tcMar>
+              <w:top w:type="dxa" w:w="60"/>
+              <w:left w:type="dxa" w:w="100"/>
+              <w:bottom w:type="dxa" w:w="60"/>
+              <w:right w:type="dxa" w:w="100"/>
+            </w:tcMar>
+            <w:vAlign w:val="center"/>
+          </w:tcPr>
+          <w:p>
+            <w:pPr>
+              <w:spacing w:after="20" w:line="276"/>
+              <w:jc w:val="left"/>
+            </w:pPr>
+            <w:r>
+              <w:rPr>
+                <w:rFonts w:ascii="Times New Roman" w:cs="Times New Roman" w:eastAsia="Times New Roman" w:hAnsi="Times New Roman"/>
+                <w:b w:val="false"/>
+                <w:bCs w:val="false"/>
+                <w:i/>
+                <w:iCs/>
+                <w:color w:val="1A1A1A"/>
+                <w:sz w:val="19"/>
+                <w:szCs w:val="19"/>
+              </w:rPr>
+              <w:t xml:space="preserve">stop / remember / forget / try — смысл меняется</w:t>
+            </w:r>
+          </w:p>
+        </w:tc>
+        <w:tc>
+          <w:tcPr>
+            <w:tcW w:type="pct" w:w="62%"/>
+            <w:tcMar>
+              <w:top w:type="dxa" w:w="60"/>
+              <w:left w:type="dxa" w:w="100"/>
+              <w:bottom w:type="dxa" w:w="60"/>
+              <w:right w:type="dxa" w:w="100"/>
+            </w:tcMar>
+            <w:vAlign w:val="center"/>
+          </w:tcPr>
+          <w:p>
+            <w:pPr>
+              <w:spacing w:after="20" w:line="276"/>
+              <w:jc w:val="left"/>
+            </w:pPr>
+            <w:r>
+              <w:rPr>
+                <w:rFonts w:ascii="Times New Roman" w:cs="Times New Roman" w:eastAsia="Times New Roman" w:hAnsi="Times New Roman"/>
+                <w:b w:val="false"/>
+                <w:bCs w:val="false"/>
+                <w:i/>
+                <w:iCs/>
+                <w:color w:val="1A1A1A"/>
+                <w:sz w:val="19"/>
+                <w:szCs w:val="19"/>
+              </w:rPr>
+              <w:t xml:space="preserve">He </w:t>
+            </w:r>
+            <w:r>
+              <w:rPr>
+                <w:rFonts w:ascii="Times New Roman" w:cs="Times New Roman" w:eastAsia="Times New Roman" w:hAnsi="Times New Roman"/>
+                <w:b/>
+                <w:bCs/>
+                <w:i/>
+                <w:iCs/>
+                <w:color w:val="FF6A3B"/>
+                <w:sz w:val="19"/>
+                <w:szCs w:val="19"/>
+              </w:rPr>
+              <w:t xml:space="preserve">stopped</w:t>
+            </w:r>
+            <w:r>
+              <w:rPr>
+                <w:rFonts w:ascii="Times New Roman" w:cs="Times New Roman" w:eastAsia="Times New Roman" w:hAnsi="Times New Roman"/>
+                <w:b w:val="false"/>
+                <w:bCs w:val="false"/>
+                <w:i/>
+                <w:iCs/>
+                <w:color w:val="1A1A1A"/>
+                <w:sz w:val="19"/>
+                <w:szCs w:val="19"/>
+              </w:rPr>
+              <w:t xml:space="preserve"> </w:t>
+            </w:r>
+            <w:r>
+              <w:rPr>
+                <w:rFonts w:ascii="Times New Roman" w:cs="Times New Roman" w:eastAsia="Times New Roman" w:hAnsi="Times New Roman"/>
+                <w:b/>
+                <w:bCs/>
+                <w:i/>
+                <w:iCs/>
+                <w:color w:val="15857A"/>
+                <w:sz w:val="19"/>
+                <w:szCs w:val="19"/>
+              </w:rPr>
+              <w:t xml:space="preserve">smoking</w:t>
+            </w:r>
+            <w:r>
+              <w:rPr>
+                <w:rFonts w:ascii="Times New Roman" w:cs="Times New Roman" w:eastAsia="Times New Roman" w:hAnsi="Times New Roman"/>
+                <w:b w:val="false"/>
+                <w:bCs w:val="false"/>
+                <w:i/>
+                <w:iCs/>
+                <w:color w:val="1A1A1A"/>
+                <w:sz w:val="19"/>
+                <w:szCs w:val="19"/>
+              </w:rPr>
+              <w:t xml:space="preserve">. (перестал курить) He </w:t>
+            </w:r>
+            <w:r>
+              <w:rPr>
+                <w:rFonts w:ascii="Times New Roman" w:cs="Times New Roman" w:eastAsia="Times New Roman" w:hAnsi="Times New Roman"/>
+                <w:b/>
+                <w:bCs/>
+                <w:i/>
+                <w:iCs/>
+                <w:color w:val="FF6A3B"/>
+                <w:sz w:val="19"/>
+                <w:szCs w:val="19"/>
+              </w:rPr>
+              <w:t xml:space="preserve">stopped</w:t>
+            </w:r>
+            <w:r>
+              <w:rPr>
+                <w:rFonts w:ascii="Times New Roman" w:cs="Times New Roman" w:eastAsia="Times New Roman" w:hAnsi="Times New Roman"/>
+                <w:b w:val="false"/>
+                <w:bCs w:val="false"/>
+                <w:i/>
+                <w:iCs/>
+                <w:color w:val="1A1A1A"/>
+                <w:sz w:val="19"/>
+                <w:szCs w:val="19"/>
+              </w:rPr>
+              <w:t xml:space="preserve"> </w:t>
+            </w:r>
+            <w:r>
+              <w:rPr>
+                <w:rFonts w:ascii="Times New Roman" w:cs="Times New Roman" w:eastAsia="Times New Roman" w:hAnsi="Times New Roman"/>
+                <w:b/>
+                <w:bCs/>
+                <w:i/>
+                <w:iCs/>
+                <w:color w:val="15857A"/>
+                <w:sz w:val="19"/>
+                <w:szCs w:val="19"/>
+              </w:rPr>
+              <w:t xml:space="preserve">to smoke</w:t>
+            </w:r>
+            <w:r>
+              <w:rPr>
+                <w:rFonts w:ascii="Times New Roman" w:cs="Times New Roman" w:eastAsia="Times New Roman" w:hAnsi="Times New Roman"/>
+                <w:b w:val="false"/>
+                <w:bCs w:val="false"/>
+                <w:i/>
+                <w:iCs/>
+                <w:color w:val="1A1A1A"/>
+                <w:sz w:val="19"/>
+                <w:szCs w:val="19"/>
+              </w:rPr>
+              <w:t xml:space="preserve">. (остановился закурить)</w:t>
+            </w:r>
+          </w:p>
+        </w:tc>
+      </w:tr>
+      <w:tr>
+        <w:trPr>
+          <w:cantSplit/>
+        </w:trPr>
+        <w:tc>
+          <w:tcPr>
+            <w:tcW w:type="pct" w:w="38%"/>
+            <w:tcMar>
+              <w:top w:type="dxa" w:w="60"/>
+              <w:left w:type="dxa" w:w="100"/>
+              <w:bottom w:type="dxa" w:w="60"/>
+              <w:right w:type="dxa" w:w="100"/>
+            </w:tcMar>
+            <w:vAlign w:val="center"/>
+          </w:tcPr>
+          <w:p>
+            <w:pPr>
+              <w:spacing w:after="20" w:line="276"/>
+              <w:jc w:val="left"/>
+            </w:pPr>
+            <w:r>
+              <w:rPr>
+                <w:rFonts w:ascii="Times New Roman" w:cs="Times New Roman" w:eastAsia="Times New Roman" w:hAnsi="Times New Roman"/>
+                <w:b w:val="false"/>
+                <w:bCs w:val="false"/>
+                <w:i/>
+                <w:iCs/>
+                <w:color w:val="1A1A1A"/>
+                <w:sz w:val="19"/>
+                <w:szCs w:val="19"/>
+              </w:rPr>
+              <w:t xml:space="preserve">предлог + </w:t>
+            </w:r>
+            <w:r>
+              <w:rPr>
+                <w:rFonts w:ascii="Times New Roman" w:cs="Times New Roman" w:eastAsia="Times New Roman" w:hAnsi="Times New Roman"/>
+                <w:b/>
+                <w:bCs/>
+                <w:i/>
+                <w:iCs/>
+                <w:color w:val="15857A"/>
+                <w:sz w:val="19"/>
+                <w:szCs w:val="19"/>
+              </w:rPr>
+              <w:t xml:space="preserve">V-ing</w:t>
+            </w:r>
+          </w:p>
+        </w:tc>
+        <w:tc>
+          <w:tcPr>
+            <w:tcW w:type="pct" w:w="62%"/>
+            <w:tcMar>
+              <w:top w:type="dxa" w:w="60"/>
+              <w:left w:type="dxa" w:w="100"/>
+              <w:bottom w:type="dxa" w:w="60"/>
+              <w:right w:type="dxa" w:w="100"/>
+            </w:tcMar>
+            <w:vAlign w:val="center"/>
+          </w:tcPr>
+          <w:p>
+            <w:pPr>
+              <w:spacing w:after="20" w:line="276"/>
+              <w:jc w:val="left"/>
+            </w:pPr>
+            <w:r>
+              <w:rPr>
+                <w:rFonts w:ascii="Times New Roman" w:cs="Times New Roman" w:eastAsia="Times New Roman" w:hAnsi="Times New Roman"/>
+                <w:b w:val="false"/>
+                <w:bCs w:val="false"/>
+                <w:i/>
+                <w:iCs/>
+                <w:color w:val="1A1A1A"/>
+                <w:sz w:val="19"/>
+                <w:szCs w:val="19"/>
+              </w:rPr>
+              <w:t xml:space="preserve">She is good </w:t>
+            </w:r>
+            <w:r>
+              <w:rPr>
+                <w:rFonts w:ascii="Times New Roman" w:cs="Times New Roman" w:eastAsia="Times New Roman" w:hAnsi="Times New Roman"/>
+                <w:b/>
+                <w:bCs/>
+                <w:i/>
+                <w:iCs/>
+                <w:color w:val="15857A"/>
+                <w:sz w:val="19"/>
+                <w:szCs w:val="19"/>
+              </w:rPr>
+              <w:t xml:space="preserve">at drawing</w:t>
+            </w:r>
+            <w:r>
+              <w:rPr>
+                <w:rFonts w:ascii="Times New Roman" w:cs="Times New Roman" w:eastAsia="Times New Roman" w:hAnsi="Times New Roman"/>
+                <w:b w:val="false"/>
+                <w:bCs w:val="false"/>
+                <w:i/>
+                <w:iCs/>
+                <w:color w:val="1A1A1A"/>
+                <w:sz w:val="19"/>
+                <w:szCs w:val="19"/>
+              </w:rPr>
+              <w:t xml:space="preserve">. I'm interested </w:t>
+            </w:r>
+            <w:r>
+              <w:rPr>
+                <w:rFonts w:ascii="Times New Roman" w:cs="Times New Roman" w:eastAsia="Times New Roman" w:hAnsi="Times New Roman"/>
+                <w:b/>
+                <w:bCs/>
+                <w:i/>
+                <w:iCs/>
+                <w:color w:val="15857A"/>
+                <w:sz w:val="19"/>
+                <w:szCs w:val="19"/>
+              </w:rPr>
+              <w:t xml:space="preserve">in learning</w:t>
+            </w:r>
+            <w:r>
+              <w:rPr>
+                <w:rFonts w:ascii="Times New Roman" w:cs="Times New Roman" w:eastAsia="Times New Roman" w:hAnsi="Times New Roman"/>
+                <w:b w:val="false"/>
+                <w:bCs w:val="false"/>
+                <w:i/>
+                <w:iCs/>
+                <w:color w:val="1A1A1A"/>
+                <w:sz w:val="19"/>
+                <w:szCs w:val="19"/>
+              </w:rPr>
+              <w:t xml:space="preserve"> English.</w:t>
+            </w:r>
+          </w:p>
+        </w:tc>
+      </w:tr>
+    </w:tbl>
+    <w:p>
+      <w:pPr>
+        <w:spacing w:after="140" w:before="60" w:line="312"/>
+        <w:jc w:val="left"/>
+      </w:pPr>
+      <w:r>
+        <w:rPr>
+          <w:rFonts w:ascii="Times New Roman" w:cs="Times New Roman" w:eastAsia="Times New Roman" w:hAnsi="Times New Roman"/>
+          <w:b w:val="false"/>
+          <w:bCs w:val="false"/>
+          <w:i/>
+          <w:iCs/>
+          <w:color w:val="5A5A5A"/>
+          <w:sz w:val="18"/>
+          <w:szCs w:val="18"/>
+        </w:rPr>
+        <w:t xml:space="preserve">Murphy: Units 53–58. Ловушка задания 20–28: после to не ставим V-ing, после предлога не ставим to V. Пары «глагол + форма» учите карточками: enjoy — doing, want — to do.</w:t>
+      </w:r>
+    </w:p>
+    <w:p>
+      <w:pPr>
+        <w:spacing w:after="80"/>
+      </w:pPr>
+    </w:p>
+    <w:p>
+      <w:pPr>
+        <w:pStyle w:val="Heading1"/>
+        <w:keepNext/>
+        <w:spacing w:after="160" w:before="360" w:line="312"/>
+      </w:pPr>
+      <w:r>
+        <w:rPr>
+          <w:rFonts w:ascii="Arial" w:cs="Arial" w:eastAsia="Arial" w:hAnsi="Arial"/>
+          <w:b/>
+          <w:bCs/>
+          <w:color w:val="15857A"/>
+          <w:sz w:val="30"/>
+          <w:szCs w:val="30"/>
+        </w:rPr>
+        <w:t xml:space="preserve">26. Относительные придаточные (who / which / that)</w:t>
+      </w:r>
+    </w:p>
+    <w:p>
+      <w:pPr>
+        <w:keepNext w:val="false"/>
+        <w:spacing w:after="100" w:line="312"/>
+        <w:ind w:firstLine="709"/>
+        <w:jc w:val="both"/>
+      </w:pPr>
+      <w:r>
+        <w:rPr>
+          <w:rFonts w:ascii="Times New Roman" w:cs="Times New Roman" w:eastAsia="Times New Roman" w:hAnsi="Times New Roman"/>
+          <w:color w:val="1A1A1A"/>
+          <w:sz w:val="22"/>
+          <w:szCs w:val="22"/>
+        </w:rPr>
+        <w:t xml:space="preserve">Полный урок 48 годового плана. Придаточные определительные соединяют два предложения в одно и описывают человека или предмет; без них невозможен естественный монолог B1 и задания 20–28 с относительными местоимениями.</w:t>
+      </w:r>
+    </w:p>
+    <w:tbl>
+      <w:tblPr>
+        <w:tblW w:type="pct" w:w="100%"/>
+        <w:tblBorders>
+          <w:top w:val="single" w:color="15857A" w:sz="8"/>
+          <w:left w:val="none" w:color="FFFFFF" w:sz="0"/>
+          <w:bottom w:val="single" w:color="15857A" w:sz="8"/>
+          <w:right w:val="none" w:color="FFFFFF" w:sz="0"/>
+          <w:insideH w:val="single" w:color="D5D0C8" w:sz="2"/>
+          <w:insideV w:val="none" w:color="FFFFFF" w:sz="0"/>
+        </w:tblBorders>
+        <w:tblLayout w:type="fixed"/>
+      </w:tblPr>
+      <w:tblGrid>
+        <w:gridCol w:w="100"/>
+        <w:gridCol w:w="100"/>
+      </w:tblGrid>
+      <w:tr>
+        <w:trPr>
+          <w:cantSplit/>
+        </w:trPr>
+        <w:tc>
+          <w:tcPr>
+            <w:tcW w:type="pct" w:w="20%"/>
+            <w:shd w:fill="F0EDE5" w:val="clear"/>
+            <w:tcMar>
+              <w:top w:type="dxa" w:w="60"/>
+              <w:left w:type="dxa" w:w="100"/>
+              <w:bottom w:type="dxa" w:w="60"/>
+              <w:right w:type="dxa" w:w="100"/>
+            </w:tcMar>
+            <w:vAlign w:val="center"/>
+          </w:tcPr>
+          <w:p>
+            <w:pPr>
+              <w:spacing w:line="276"/>
+            </w:pPr>
+            <w:r>
+              <w:rPr>
+                <w:rFonts w:ascii="Arial" w:cs="Arial" w:eastAsia="Arial" w:hAnsi="Arial"/>
+                <w:b/>
+                <w:bCs/>
+                <w:color w:val="15857A"/>
+                <w:sz w:val="19"/>
+                <w:szCs w:val="19"/>
+              </w:rPr>
+              <w:t xml:space="preserve">Употребление</w:t>
+            </w:r>
+          </w:p>
+        </w:tc>
+        <w:tc>
+          <w:tcPr>
+            <w:tcW w:type="pct" w:w="80%"/>
+            <w:tcMar>
+              <w:top w:type="dxa" w:w="60"/>
+              <w:left w:type="dxa" w:w="100"/>
+              <w:bottom w:type="dxa" w:w="60"/>
+              <w:right w:type="dxa" w:w="100"/>
+            </w:tcMar>
+            <w:vAlign w:val="center"/>
+          </w:tcPr>
+          <w:p>
+            <w:pPr>
+              <w:spacing w:after="20" w:line="276"/>
+              <w:jc w:val="left"/>
+            </w:pPr>
+            <w:r>
+              <w:rPr>
+                <w:rFonts w:ascii="Times New Roman" w:cs="Times New Roman" w:eastAsia="Times New Roman" w:hAnsi="Times New Roman"/>
+                <w:b w:val="false"/>
+                <w:bCs w:val="false"/>
+                <w:i w:val="false"/>
+                <w:iCs w:val="false"/>
+                <w:color w:val="1A1A1A"/>
+                <w:sz w:val="19"/>
+                <w:szCs w:val="19"/>
+              </w:rPr>
+              <w:t xml:space="preserve">who — о людях; which — о предметах и животных; that — о том и другом (в разговорной речи); whose — «чей»; where — о местах</w:t>
+            </w:r>
+          </w:p>
+        </w:tc>
+      </w:tr>
+      <w:tr>
+        <w:trPr>
+          <w:cantSplit/>
+        </w:trPr>
+        <w:tc>
+          <w:tcPr>
+            <w:tcW w:type="pct" w:w="20%"/>
+            <w:shd w:fill="F0EDE5" w:val="clear"/>
+            <w:tcMar>
+              <w:top w:type="dxa" w:w="60"/>
+              <w:left w:type="dxa" w:w="100"/>
+              <w:bottom w:type="dxa" w:w="60"/>
+              <w:right w:type="dxa" w:w="100"/>
+            </w:tcMar>
+            <w:vAlign w:val="center"/>
+          </w:tcPr>
+          <w:p>
+            <w:pPr>
+              <w:spacing w:line="276"/>
+            </w:pPr>
+            <w:r>
+              <w:rPr>
+                <w:rFonts w:ascii="Arial" w:cs="Arial" w:eastAsia="Arial" w:hAnsi="Arial"/>
+                <w:b/>
+                <w:bCs/>
+                <w:color w:val="15857A"/>
+                <w:sz w:val="19"/>
+                <w:szCs w:val="19"/>
+              </w:rPr>
+              <w:t xml:space="preserve">Маркеры</w:t>
+            </w:r>
+          </w:p>
+        </w:tc>
+        <w:tc>
+          <w:tcPr>
+            <w:tcW w:type="pct" w:w="80%"/>
+            <w:tcMar>
+              <w:top w:type="dxa" w:w="60"/>
+              <w:left w:type="dxa" w:w="100"/>
+              <w:bottom w:type="dxa" w:w="60"/>
+              <w:right w:type="dxa" w:w="100"/>
+            </w:tcMar>
+            <w:vAlign w:val="center"/>
+          </w:tcPr>
+          <w:p>
+            <w:pPr>
+              <w:spacing w:after="20" w:line="276"/>
+              <w:jc w:val="left"/>
+            </w:pPr>
+            <w:r>
+              <w:rPr>
+                <w:rFonts w:ascii="Times New Roman" w:cs="Times New Roman" w:eastAsia="Times New Roman" w:hAnsi="Times New Roman"/>
+                <w:b w:val="false"/>
+                <w:bCs w:val="false"/>
+                <w:i w:val="false"/>
+                <w:iCs w:val="false"/>
+                <w:color w:val="1A1A1A"/>
+                <w:sz w:val="19"/>
+                <w:szCs w:val="19"/>
+              </w:rPr>
+              <w:t xml:space="preserve">в заданиях 20–28 сигнал — пропуск между существительным и глаголом: The film ___ won the prize → that/which; описание людей в монологах и письме</w:t>
+            </w:r>
+          </w:p>
+        </w:tc>
+      </w:tr>
+    </w:tbl>
+    <w:p>
+      <w:pPr>
+        <w:keepNext/>
+        <w:spacing w:after="80" w:before="160" w:line="312"/>
+        <w:jc w:val="left"/>
+      </w:pPr>
+      <w:r>
+        <w:rPr>
+          <w:rFonts w:ascii="Arial" w:cs="Arial" w:eastAsia="Arial" w:hAnsi="Arial"/>
+          <w:b/>
+          <w:bCs/>
+          <w:color w:val="1A1A1A"/>
+          <w:sz w:val="21"/>
+          <w:szCs w:val="21"/>
+        </w:rPr>
+        <w:t xml:space="preserve">Построение предложений</w:t>
+      </w:r>
+    </w:p>
+    <w:tbl>
+      <w:tblPr>
+        <w:tblW w:type="pct" w:w="100%"/>
+        <w:tblBorders>
+          <w:top w:val="single" w:color="15857A" w:sz="8"/>
+          <w:left w:val="none" w:color="FFFFFF" w:sz="0"/>
+          <w:bottom w:val="single" w:color="15857A" w:sz="8"/>
+          <w:right w:val="none" w:color="FFFFFF" w:sz="0"/>
+          <w:insideH w:val="single" w:color="D5D0C8" w:sz="2"/>
+          <w:insideV w:val="none" w:color="FFFFFF" w:sz="0"/>
+        </w:tblBorders>
+        <w:tblLayout w:type="fixed"/>
+      </w:tblPr>
+      <w:tblGrid>
+        <w:gridCol w:w="100"/>
+        <w:gridCol w:w="100"/>
+        <w:gridCol w:w="100"/>
+      </w:tblGrid>
+      <w:tr>
+        <w:trPr>
+          <w:cantSplit/>
+          <w:tblHeader/>
+        </w:trPr>
+        <w:tc>
+          <w:tcPr>
+            <w:tcW w:type="pct" w:w="24%"/>
+            <w:shd w:fill="15857A" w:val="clear"/>
+            <w:tcMar>
+              <w:top w:type="dxa" w:w="60"/>
+              <w:left w:type="dxa" w:w="100"/>
+              <w:bottom w:type="dxa" w:w="60"/>
+              <w:right w:type="dxa" w:w="100"/>
+            </w:tcMar>
+            <w:vAlign w:val="center"/>
+          </w:tcPr>
+          <w:p>
+            <w:pPr>
+              <w:spacing w:line="276"/>
+              <w:jc w:val="left"/>
+            </w:pPr>
+            <w:r>
+              <w:rPr>
+                <w:rFonts w:ascii="Arial" w:cs="Arial" w:eastAsia="Arial" w:hAnsi="Arial"/>
+                <w:b/>
+                <w:bCs/>
+                <w:color w:val="FFFFFF"/>
+                <w:sz w:val="19"/>
+                <w:szCs w:val="19"/>
+              </w:rPr>
+              <w:t xml:space="preserve">Тип</w:t>
+            </w:r>
+          </w:p>
+        </w:tc>
+        <w:tc>
+          <w:tcPr>
+            <w:tcW w:type="pct" w:w="34%"/>
+            <w:shd w:fill="15857A" w:val="clear"/>
+            <w:tcMar>
+              <w:top w:type="dxa" w:w="60"/>
+              <w:left w:type="dxa" w:w="100"/>
+              <w:bottom w:type="dxa" w:w="60"/>
+              <w:right w:type="dxa" w:w="100"/>
+            </w:tcMar>
+            <w:vAlign w:val="center"/>
+          </w:tcPr>
+          <w:p>
+            <w:pPr>
+              <w:spacing w:line="276"/>
+              <w:jc w:val="left"/>
+            </w:pPr>
+            <w:r>
+              <w:rPr>
+                <w:rFonts w:ascii="Arial" w:cs="Arial" w:eastAsia="Arial" w:hAnsi="Arial"/>
+                <w:b/>
+                <w:bCs/>
+                <w:color w:val="FFFFFF"/>
+                <w:sz w:val="19"/>
+                <w:szCs w:val="19"/>
+              </w:rPr>
+              <w:t xml:space="preserve">Формула</w:t>
+            </w:r>
+          </w:p>
+        </w:tc>
+        <w:tc>
+          <w:tcPr>
+            <w:tcW w:type="pct" w:w="42%"/>
+            <w:shd w:fill="15857A" w:val="clear"/>
+            <w:tcMar>
+              <w:top w:type="dxa" w:w="60"/>
+              <w:left w:type="dxa" w:w="100"/>
+              <w:bottom w:type="dxa" w:w="60"/>
+              <w:right w:type="dxa" w:w="100"/>
+            </w:tcMar>
+            <w:vAlign w:val="center"/>
+          </w:tcPr>
+          <w:p>
+            <w:pPr>
+              <w:spacing w:line="276"/>
+              <w:jc w:val="left"/>
+            </w:pPr>
+            <w:r>
+              <w:rPr>
+                <w:rFonts w:ascii="Arial" w:cs="Arial" w:eastAsia="Arial" w:hAnsi="Arial"/>
+                <w:b/>
+                <w:bCs/>
+                <w:color w:val="FFFFFF"/>
+                <w:sz w:val="19"/>
+                <w:szCs w:val="19"/>
+              </w:rPr>
+              <w:t xml:space="preserve">Пример</w:t>
+            </w:r>
+          </w:p>
+        </w:tc>
+      </w:tr>
+      <w:tr>
+        <w:trPr>
+          <w:cantSplit/>
+        </w:trPr>
+        <w:tc>
+          <w:tcPr>
+            <w:tcW w:type="pct" w:w="24%"/>
+            <w:tcMar>
+              <w:top w:type="dxa" w:w="60"/>
+              <w:left w:type="dxa" w:w="100"/>
+              <w:bottom w:type="dxa" w:w="60"/>
+              <w:right w:type="dxa" w:w="100"/>
+            </w:tcMar>
+            <w:vAlign w:val="center"/>
+          </w:tcPr>
+          <w:p>
+            <w:pPr>
+              <w:spacing w:after="20" w:line="276"/>
+              <w:jc w:val="left"/>
+            </w:pPr>
+            <w:r>
+              <w:rPr>
+                <w:rFonts w:ascii="Times New Roman" w:cs="Times New Roman" w:eastAsia="Times New Roman" w:hAnsi="Times New Roman"/>
+                <w:b w:val="false"/>
+                <w:bCs w:val="false"/>
+                <w:i/>
+                <w:iCs/>
+                <w:color w:val="1A1A1A"/>
+                <w:sz w:val="19"/>
+                <w:szCs w:val="19"/>
+              </w:rPr>
+              <w:t xml:space="preserve">Человек → </w:t>
+            </w:r>
+            <w:r>
+              <w:rPr>
+                <w:rFonts w:ascii="Times New Roman" w:cs="Times New Roman" w:eastAsia="Times New Roman" w:hAnsi="Times New Roman"/>
+                <w:b/>
+                <w:bCs/>
+                <w:i/>
+                <w:iCs/>
+                <w:color w:val="15857A"/>
+                <w:sz w:val="19"/>
+                <w:szCs w:val="19"/>
+              </w:rPr>
+              <w:t xml:space="preserve">who / that</w:t>
+            </w:r>
+          </w:p>
+        </w:tc>
+        <w:tc>
+          <w:tcPr>
+            <w:tcW w:type="pct" w:w="34%"/>
+            <w:tcMar>
+              <w:top w:type="dxa" w:w="60"/>
+              <w:left w:type="dxa" w:w="100"/>
+              <w:bottom w:type="dxa" w:w="60"/>
+              <w:right w:type="dxa" w:w="100"/>
+            </w:tcMar>
+            <w:vAlign w:val="center"/>
+          </w:tcPr>
+          <w:p>
+            <w:pPr>
+              <w:spacing w:after="20" w:line="276"/>
+              <w:jc w:val="left"/>
+            </w:pPr>
+            <w:r>
+              <w:rPr>
+                <w:rFonts w:ascii="Times New Roman" w:cs="Times New Roman" w:eastAsia="Times New Roman" w:hAnsi="Times New Roman"/>
+                <w:b w:val="false"/>
+                <w:bCs w:val="false"/>
+                <w:i/>
+                <w:iCs/>
+                <w:color w:val="1A1A1A"/>
+                <w:sz w:val="19"/>
+                <w:szCs w:val="19"/>
+              </w:rPr>
+              <w:t xml:space="preserve">человек + </w:t>
+            </w:r>
+            <w:r>
+              <w:rPr>
+                <w:rFonts w:ascii="Times New Roman" w:cs="Times New Roman" w:eastAsia="Times New Roman" w:hAnsi="Times New Roman"/>
+                <w:b/>
+                <w:bCs/>
+                <w:i/>
+                <w:iCs/>
+                <w:color w:val="15857A"/>
+                <w:sz w:val="19"/>
+                <w:szCs w:val="19"/>
+              </w:rPr>
+              <w:t xml:space="preserve">who</w:t>
+            </w:r>
+            <w:r>
+              <w:rPr>
+                <w:rFonts w:ascii="Times New Roman" w:cs="Times New Roman" w:eastAsia="Times New Roman" w:hAnsi="Times New Roman"/>
+                <w:b w:val="false"/>
+                <w:bCs w:val="false"/>
+                <w:i/>
+                <w:iCs/>
+                <w:color w:val="1A1A1A"/>
+                <w:sz w:val="19"/>
+                <w:szCs w:val="19"/>
+              </w:rPr>
+              <w:t xml:space="preserve"> + действие</w:t>
+            </w:r>
+          </w:p>
+        </w:tc>
+        <w:tc>
+          <w:tcPr>
+            <w:tcW w:type="pct" w:w="42%"/>
+            <w:tcMar>
+              <w:top w:type="dxa" w:w="60"/>
+              <w:left w:type="dxa" w:w="100"/>
+              <w:bottom w:type="dxa" w:w="60"/>
+              <w:right w:type="dxa" w:w="100"/>
+            </w:tcMar>
+            <w:vAlign w:val="center"/>
+          </w:tcPr>
+          <w:p>
+            <w:pPr>
+              <w:spacing w:after="20" w:line="276"/>
+              <w:jc w:val="left"/>
+            </w:pPr>
+            <w:r>
+              <w:rPr>
+                <w:rFonts w:ascii="Times New Roman" w:cs="Times New Roman" w:eastAsia="Times New Roman" w:hAnsi="Times New Roman"/>
+                <w:b w:val="false"/>
+                <w:bCs w:val="false"/>
+                <w:i/>
+                <w:iCs/>
+                <w:color w:val="1A1A1A"/>
+                <w:sz w:val="19"/>
+                <w:szCs w:val="19"/>
+              </w:rPr>
+              <w:t xml:space="preserve">The teacher </w:t>
+            </w:r>
+            <w:r>
+              <w:rPr>
+                <w:rFonts w:ascii="Times New Roman" w:cs="Times New Roman" w:eastAsia="Times New Roman" w:hAnsi="Times New Roman"/>
+                <w:b/>
+                <w:bCs/>
+                <w:i/>
+                <w:iCs/>
+                <w:color w:val="15857A"/>
+                <w:sz w:val="19"/>
+                <w:szCs w:val="19"/>
+              </w:rPr>
+              <w:t xml:space="preserve">who</w:t>
+            </w:r>
+            <w:r>
+              <w:rPr>
+                <w:rFonts w:ascii="Times New Roman" w:cs="Times New Roman" w:eastAsia="Times New Roman" w:hAnsi="Times New Roman"/>
+                <w:b w:val="false"/>
+                <w:bCs w:val="false"/>
+                <w:i/>
+                <w:iCs/>
+                <w:color w:val="1A1A1A"/>
+                <w:sz w:val="19"/>
+                <w:szCs w:val="19"/>
+              </w:rPr>
+              <w:t xml:space="preserve"> helped me is Russian.</w:t>
+            </w:r>
+          </w:p>
+        </w:tc>
+      </w:tr>
+      <w:tr>
+        <w:trPr>
+          <w:cantSplit/>
+        </w:trPr>
+        <w:tc>
+          <w:tcPr>
+            <w:tcW w:type="pct" w:w="24%"/>
+            <w:tcMar>
+              <w:top w:type="dxa" w:w="60"/>
+              <w:left w:type="dxa" w:w="100"/>
+              <w:bottom w:type="dxa" w:w="60"/>
+              <w:right w:type="dxa" w:w="100"/>
+            </w:tcMar>
+            <w:vAlign w:val="center"/>
+          </w:tcPr>
+          <w:p>
+            <w:pPr>
+              <w:spacing w:after="20" w:line="276"/>
+              <w:jc w:val="left"/>
+            </w:pPr>
+            <w:r>
+              <w:rPr>
+                <w:rFonts w:ascii="Times New Roman" w:cs="Times New Roman" w:eastAsia="Times New Roman" w:hAnsi="Times New Roman"/>
+                <w:b w:val="false"/>
+                <w:bCs w:val="false"/>
+                <w:i/>
+                <w:iCs/>
+                <w:color w:val="1A1A1A"/>
+                <w:sz w:val="19"/>
+                <w:szCs w:val="19"/>
+              </w:rPr>
+              <w:t xml:space="preserve">Предмет → </w:t>
+            </w:r>
+            <w:r>
+              <w:rPr>
+                <w:rFonts w:ascii="Times New Roman" w:cs="Times New Roman" w:eastAsia="Times New Roman" w:hAnsi="Times New Roman"/>
+                <w:b/>
+                <w:bCs/>
+                <w:i/>
+                <w:iCs/>
+                <w:color w:val="15857A"/>
+                <w:sz w:val="19"/>
+                <w:szCs w:val="19"/>
+              </w:rPr>
+              <w:t xml:space="preserve">which / that</w:t>
+            </w:r>
+          </w:p>
+        </w:tc>
+        <w:tc>
+          <w:tcPr>
+            <w:tcW w:type="pct" w:w="34%"/>
+            <w:tcMar>
+              <w:top w:type="dxa" w:w="60"/>
+              <w:left w:type="dxa" w:w="100"/>
+              <w:bottom w:type="dxa" w:w="60"/>
+              <w:right w:type="dxa" w:w="100"/>
+            </w:tcMar>
+            <w:vAlign w:val="center"/>
+          </w:tcPr>
+          <w:p>
+            <w:pPr>
+              <w:spacing w:after="20" w:line="276"/>
+              <w:jc w:val="left"/>
+            </w:pPr>
+            <w:r>
+              <w:rPr>
+                <w:rFonts w:ascii="Times New Roman" w:cs="Times New Roman" w:eastAsia="Times New Roman" w:hAnsi="Times New Roman"/>
+                <w:b w:val="false"/>
+                <w:bCs w:val="false"/>
+                <w:i/>
+                <w:iCs/>
+                <w:color w:val="1A1A1A"/>
+                <w:sz w:val="19"/>
+                <w:szCs w:val="19"/>
+              </w:rPr>
+              <w:t xml:space="preserve">предмет + </w:t>
+            </w:r>
+            <w:r>
+              <w:rPr>
+                <w:rFonts w:ascii="Times New Roman" w:cs="Times New Roman" w:eastAsia="Times New Roman" w:hAnsi="Times New Roman"/>
+                <w:b/>
+                <w:bCs/>
+                <w:i/>
+                <w:iCs/>
+                <w:color w:val="15857A"/>
+                <w:sz w:val="19"/>
+                <w:szCs w:val="19"/>
+              </w:rPr>
+              <w:t xml:space="preserve">which</w:t>
+            </w:r>
+            <w:r>
+              <w:rPr>
+                <w:rFonts w:ascii="Times New Roman" w:cs="Times New Roman" w:eastAsia="Times New Roman" w:hAnsi="Times New Roman"/>
+                <w:b w:val="false"/>
+                <w:bCs w:val="false"/>
+                <w:i/>
+                <w:iCs/>
+                <w:color w:val="1A1A1A"/>
+                <w:sz w:val="19"/>
+                <w:szCs w:val="19"/>
+              </w:rPr>
+              <w:t xml:space="preserve"> + действие</w:t>
+            </w:r>
+          </w:p>
+        </w:tc>
+        <w:tc>
+          <w:tcPr>
+            <w:tcW w:type="pct" w:w="42%"/>
+            <w:tcMar>
+              <w:top w:type="dxa" w:w="60"/>
+              <w:left w:type="dxa" w:w="100"/>
+              <w:bottom w:type="dxa" w:w="60"/>
+              <w:right w:type="dxa" w:w="100"/>
+            </w:tcMar>
+            <w:vAlign w:val="center"/>
+          </w:tcPr>
+          <w:p>
+            <w:pPr>
+              <w:spacing w:after="20" w:line="276"/>
+              <w:jc w:val="left"/>
+            </w:pPr>
+            <w:r>
+              <w:rPr>
+                <w:rFonts w:ascii="Times New Roman" w:cs="Times New Roman" w:eastAsia="Times New Roman" w:hAnsi="Times New Roman"/>
+                <w:b w:val="false"/>
+                <w:bCs w:val="false"/>
+                <w:i/>
+                <w:iCs/>
+                <w:color w:val="1A1A1A"/>
+                <w:sz w:val="19"/>
+                <w:szCs w:val="19"/>
+              </w:rPr>
+              <w:t xml:space="preserve">The book </w:t>
+            </w:r>
+            <w:r>
+              <w:rPr>
+                <w:rFonts w:ascii="Times New Roman" w:cs="Times New Roman" w:eastAsia="Times New Roman" w:hAnsi="Times New Roman"/>
+                <w:b/>
+                <w:bCs/>
+                <w:i/>
+                <w:iCs/>
+                <w:color w:val="15857A"/>
+                <w:sz w:val="19"/>
+                <w:szCs w:val="19"/>
+              </w:rPr>
+              <w:t xml:space="preserve">which</w:t>
+            </w:r>
+            <w:r>
+              <w:rPr>
+                <w:rFonts w:ascii="Times New Roman" w:cs="Times New Roman" w:eastAsia="Times New Roman" w:hAnsi="Times New Roman"/>
+                <w:b w:val="false"/>
+                <w:bCs w:val="false"/>
+                <w:i/>
+                <w:iCs/>
+                <w:color w:val="1A1A1A"/>
+                <w:sz w:val="19"/>
+                <w:szCs w:val="19"/>
+              </w:rPr>
+              <w:t xml:space="preserve"> I read was great.</w:t>
+            </w:r>
+          </w:p>
+        </w:tc>
+      </w:tr>
+      <w:tr>
+        <w:trPr>
+          <w:cantSplit/>
+        </w:trPr>
+        <w:tc>
+          <w:tcPr>
+            <w:tcW w:type="pct" w:w="24%"/>
+            <w:tcMar>
+              <w:top w:type="dxa" w:w="60"/>
+              <w:left w:type="dxa" w:w="100"/>
+              <w:bottom w:type="dxa" w:w="60"/>
+              <w:right w:type="dxa" w:w="100"/>
+            </w:tcMar>
+            <w:vAlign w:val="center"/>
+          </w:tcPr>
+          <w:p>
+            <w:pPr>
+              <w:spacing w:after="20" w:line="276"/>
+              <w:jc w:val="left"/>
+            </w:pPr>
+            <w:r>
+              <w:rPr>
+                <w:rFonts w:ascii="Times New Roman" w:cs="Times New Roman" w:eastAsia="Times New Roman" w:hAnsi="Times New Roman"/>
+                <w:b w:val="false"/>
+                <w:bCs w:val="false"/>
+                <w:i/>
+                <w:iCs/>
+                <w:color w:val="1A1A1A"/>
+                <w:sz w:val="19"/>
+                <w:szCs w:val="19"/>
+              </w:rPr>
+              <w:t xml:space="preserve">Место → </w:t>
+            </w:r>
+            <w:r>
+              <w:rPr>
+                <w:rFonts w:ascii="Times New Roman" w:cs="Times New Roman" w:eastAsia="Times New Roman" w:hAnsi="Times New Roman"/>
+                <w:b/>
+                <w:bCs/>
+                <w:i/>
+                <w:iCs/>
+                <w:color w:val="15857A"/>
+                <w:sz w:val="19"/>
+                <w:szCs w:val="19"/>
+              </w:rPr>
+              <w:t xml:space="preserve">where</w:t>
+            </w:r>
+          </w:p>
+        </w:tc>
+        <w:tc>
+          <w:tcPr>
+            <w:tcW w:type="pct" w:w="34%"/>
+            <w:tcMar>
+              <w:top w:type="dxa" w:w="60"/>
+              <w:left w:type="dxa" w:w="100"/>
+              <w:bottom w:type="dxa" w:w="60"/>
+              <w:right w:type="dxa" w:w="100"/>
+            </w:tcMar>
+            <w:vAlign w:val="center"/>
+          </w:tcPr>
+          <w:p>
+            <w:pPr>
+              <w:spacing w:after="20" w:line="276"/>
+              <w:jc w:val="left"/>
+            </w:pPr>
+            <w:r>
+              <w:rPr>
+                <w:rFonts w:ascii="Times New Roman" w:cs="Times New Roman" w:eastAsia="Times New Roman" w:hAnsi="Times New Roman"/>
+                <w:b w:val="false"/>
+                <w:bCs w:val="false"/>
+                <w:i/>
+                <w:iCs/>
+                <w:color w:val="1A1A1A"/>
+                <w:sz w:val="19"/>
+                <w:szCs w:val="19"/>
+              </w:rPr>
+              <w:t xml:space="preserve">место + </w:t>
+            </w:r>
+            <w:r>
+              <w:rPr>
+                <w:rFonts w:ascii="Times New Roman" w:cs="Times New Roman" w:eastAsia="Times New Roman" w:hAnsi="Times New Roman"/>
+                <w:b/>
+                <w:bCs/>
+                <w:i/>
+                <w:iCs/>
+                <w:color w:val="15857A"/>
+                <w:sz w:val="19"/>
+                <w:szCs w:val="19"/>
+              </w:rPr>
+              <w:t xml:space="preserve">where</w:t>
+            </w:r>
+            <w:r>
+              <w:rPr>
+                <w:rFonts w:ascii="Times New Roman" w:cs="Times New Roman" w:eastAsia="Times New Roman" w:hAnsi="Times New Roman"/>
+                <w:b w:val="false"/>
+                <w:bCs w:val="false"/>
+                <w:i/>
+                <w:iCs/>
+                <w:color w:val="1A1A1A"/>
+                <w:sz w:val="19"/>
+                <w:szCs w:val="19"/>
+              </w:rPr>
+              <w:t xml:space="preserve"> + подлежащее + сказуемое</w:t>
+            </w:r>
+          </w:p>
+        </w:tc>
+        <w:tc>
+          <w:tcPr>
+            <w:tcW w:type="pct" w:w="42%"/>
+            <w:tcMar>
+              <w:top w:type="dxa" w:w="60"/>
+              <w:left w:type="dxa" w:w="100"/>
+              <w:bottom w:type="dxa" w:w="60"/>
+              <w:right w:type="dxa" w:w="100"/>
+            </w:tcMar>
+            <w:vAlign w:val="center"/>
+          </w:tcPr>
+          <w:p>
+            <w:pPr>
+              <w:spacing w:after="20" w:line="276"/>
+              <w:jc w:val="left"/>
+            </w:pPr>
+            <w:r>
+              <w:rPr>
+                <w:rFonts w:ascii="Times New Roman" w:cs="Times New Roman" w:eastAsia="Times New Roman" w:hAnsi="Times New Roman"/>
+                <w:b w:val="false"/>
+                <w:bCs w:val="false"/>
+                <w:i/>
+                <w:iCs/>
+                <w:color w:val="1A1A1A"/>
+                <w:sz w:val="19"/>
+                <w:szCs w:val="19"/>
+              </w:rPr>
+              <w:t xml:space="preserve">The city </w:t>
+            </w:r>
+            <w:r>
+              <w:rPr>
+                <w:rFonts w:ascii="Times New Roman" w:cs="Times New Roman" w:eastAsia="Times New Roman" w:hAnsi="Times New Roman"/>
+                <w:b/>
+                <w:bCs/>
+                <w:i/>
+                <w:iCs/>
+                <w:color w:val="15857A"/>
+                <w:sz w:val="19"/>
+                <w:szCs w:val="19"/>
+              </w:rPr>
+              <w:t xml:space="preserve">where</w:t>
+            </w:r>
+            <w:r>
+              <w:rPr>
+                <w:rFonts w:ascii="Times New Roman" w:cs="Times New Roman" w:eastAsia="Times New Roman" w:hAnsi="Times New Roman"/>
+                <w:b w:val="false"/>
+                <w:bCs w:val="false"/>
+                <w:i/>
+                <w:iCs/>
+                <w:color w:val="1A1A1A"/>
+                <w:sz w:val="19"/>
+                <w:szCs w:val="19"/>
+              </w:rPr>
+              <w:t xml:space="preserve"> I live is small.</w:t>
+            </w:r>
+          </w:p>
+        </w:tc>
+      </w:tr>
+      <w:tr>
+        <w:trPr>
+          <w:cantSplit/>
+        </w:trPr>
+        <w:tc>
+          <w:tcPr>
+            <w:tcW w:type="pct" w:w="24%"/>
+            <w:tcMar>
+              <w:top w:type="dxa" w:w="60"/>
+              <w:left w:type="dxa" w:w="100"/>
+              <w:bottom w:type="dxa" w:w="60"/>
+              <w:right w:type="dxa" w:w="100"/>
+            </w:tcMar>
+            <w:vAlign w:val="center"/>
+          </w:tcPr>
+          <w:p>
+            <w:pPr>
+              <w:spacing w:after="20" w:line="276"/>
+              <w:jc w:val="left"/>
+            </w:pPr>
+            <w:r>
+              <w:rPr>
+                <w:rFonts w:ascii="Times New Roman" w:cs="Times New Roman" w:eastAsia="Times New Roman" w:hAnsi="Times New Roman"/>
+                <w:b w:val="false"/>
+                <w:bCs w:val="false"/>
+                <w:i/>
+                <w:iCs/>
+                <w:color w:val="1A1A1A"/>
+                <w:sz w:val="19"/>
+                <w:szCs w:val="19"/>
+              </w:rPr>
+              <w:t xml:space="preserve">Принадлежность → </w:t>
+            </w:r>
+            <w:r>
+              <w:rPr>
+                <w:rFonts w:ascii="Times New Roman" w:cs="Times New Roman" w:eastAsia="Times New Roman" w:hAnsi="Times New Roman"/>
+                <w:b/>
+                <w:bCs/>
+                <w:i/>
+                <w:iCs/>
+                <w:color w:val="15857A"/>
+                <w:sz w:val="19"/>
+                <w:szCs w:val="19"/>
+              </w:rPr>
+              <w:t xml:space="preserve">whose</w:t>
+            </w:r>
+          </w:p>
+        </w:tc>
+        <w:tc>
+          <w:tcPr>
+            <w:tcW w:type="pct" w:w="34%"/>
+            <w:tcMar>
+              <w:top w:type="dxa" w:w="60"/>
+              <w:left w:type="dxa" w:w="100"/>
+              <w:bottom w:type="dxa" w:w="60"/>
+              <w:right w:type="dxa" w:w="100"/>
+            </w:tcMar>
+            <w:vAlign w:val="center"/>
+          </w:tcPr>
+          <w:p>
+            <w:pPr>
+              <w:spacing w:after="20" w:line="276"/>
+              <w:jc w:val="left"/>
+            </w:pPr>
+            <w:r>
+              <w:rPr>
+                <w:rFonts w:ascii="Times New Roman" w:cs="Times New Roman" w:eastAsia="Times New Roman" w:hAnsi="Times New Roman"/>
+                <w:b w:val="false"/>
+                <w:bCs w:val="false"/>
+                <w:i/>
+                <w:iCs/>
+                <w:color w:val="1A1A1A"/>
+                <w:sz w:val="19"/>
+                <w:szCs w:val="19"/>
+              </w:rPr>
+              <w:t xml:space="preserve">человек + </w:t>
+            </w:r>
+            <w:r>
+              <w:rPr>
+                <w:rFonts w:ascii="Times New Roman" w:cs="Times New Roman" w:eastAsia="Times New Roman" w:hAnsi="Times New Roman"/>
+                <w:b/>
+                <w:bCs/>
+                <w:i/>
+                <w:iCs/>
+                <w:color w:val="15857A"/>
+                <w:sz w:val="19"/>
+                <w:szCs w:val="19"/>
+              </w:rPr>
+              <w:t xml:space="preserve">whose</w:t>
+            </w:r>
+            <w:r>
+              <w:rPr>
+                <w:rFonts w:ascii="Times New Roman" w:cs="Times New Roman" w:eastAsia="Times New Roman" w:hAnsi="Times New Roman"/>
+                <w:b w:val="false"/>
+                <w:bCs w:val="false"/>
+                <w:i/>
+                <w:iCs/>
+                <w:color w:val="1A1A1A"/>
+                <w:sz w:val="19"/>
+                <w:szCs w:val="19"/>
+              </w:rPr>
+              <w:t xml:space="preserve"> + предмет</w:t>
+            </w:r>
+          </w:p>
+        </w:tc>
+        <w:tc>
+          <w:tcPr>
+            <w:tcW w:type="pct" w:w="42%"/>
+            <w:tcMar>
+              <w:top w:type="dxa" w:w="60"/>
+              <w:left w:type="dxa" w:w="100"/>
+              <w:bottom w:type="dxa" w:w="60"/>
+              <w:right w:type="dxa" w:w="100"/>
+            </w:tcMar>
+            <w:vAlign w:val="center"/>
+          </w:tcPr>
+          <w:p>
+            <w:pPr>
+              <w:spacing w:after="20" w:line="276"/>
+              <w:jc w:val="left"/>
+            </w:pPr>
+            <w:r>
+              <w:rPr>
+                <w:rFonts w:ascii="Times New Roman" w:cs="Times New Roman" w:eastAsia="Times New Roman" w:hAnsi="Times New Roman"/>
+                <w:b w:val="false"/>
+                <w:bCs w:val="false"/>
+                <w:i/>
+                <w:iCs/>
+                <w:color w:val="1A1A1A"/>
+                <w:sz w:val="19"/>
+                <w:szCs w:val="19"/>
+              </w:rPr>
+              <w:t xml:space="preserve">The boy </w:t>
+            </w:r>
+            <w:r>
+              <w:rPr>
+                <w:rFonts w:ascii="Times New Roman" w:cs="Times New Roman" w:eastAsia="Times New Roman" w:hAnsi="Times New Roman"/>
+                <w:b/>
+                <w:bCs/>
+                <w:i/>
+                <w:iCs/>
+                <w:color w:val="15857A"/>
+                <w:sz w:val="19"/>
+                <w:szCs w:val="19"/>
+              </w:rPr>
+              <w:t xml:space="preserve">whose</w:t>
+            </w:r>
+            <w:r>
+              <w:rPr>
+                <w:rFonts w:ascii="Times New Roman" w:cs="Times New Roman" w:eastAsia="Times New Roman" w:hAnsi="Times New Roman"/>
+                <w:b w:val="false"/>
+                <w:bCs w:val="false"/>
+                <w:i/>
+                <w:iCs/>
+                <w:color w:val="1A1A1A"/>
+                <w:sz w:val="19"/>
+                <w:szCs w:val="19"/>
+              </w:rPr>
+              <w:t xml:space="preserve"> dog is lost is sad.</w:t>
+            </w:r>
+          </w:p>
+        </w:tc>
+      </w:tr>
+      <w:tr>
+        <w:trPr>
+          <w:cantSplit/>
+        </w:trPr>
+        <w:tc>
+          <w:tcPr>
+            <w:tcW w:type="pct" w:w="24%"/>
+            <w:tcMar>
+              <w:top w:type="dxa" w:w="60"/>
+              <w:left w:type="dxa" w:w="100"/>
+              <w:bottom w:type="dxa" w:w="60"/>
+              <w:right w:type="dxa" w:w="100"/>
+            </w:tcMar>
+            <w:vAlign w:val="center"/>
+          </w:tcPr>
+          <w:p>
+            <w:pPr>
+              <w:spacing w:after="20" w:line="276"/>
+              <w:jc w:val="left"/>
+            </w:pPr>
+            <w:r>
+              <w:rPr>
+                <w:rFonts w:ascii="Times New Roman" w:cs="Times New Roman" w:eastAsia="Times New Roman" w:hAnsi="Times New Roman"/>
+                <w:b w:val="false"/>
+                <w:bCs w:val="false"/>
+                <w:i/>
+                <w:iCs/>
+                <w:color w:val="1A1A1A"/>
+                <w:sz w:val="19"/>
+                <w:szCs w:val="19"/>
+              </w:rPr>
+              <w:t xml:space="preserve">Опускаем who/which/that</w:t>
+            </w:r>
+          </w:p>
+        </w:tc>
+        <w:tc>
+          <w:tcPr>
+            <w:tcW w:type="pct" w:w="34%"/>
+            <w:tcMar>
+              <w:top w:type="dxa" w:w="60"/>
+              <w:left w:type="dxa" w:w="100"/>
+              <w:bottom w:type="dxa" w:w="60"/>
+              <w:right w:type="dxa" w:w="100"/>
+            </w:tcMar>
+            <w:vAlign w:val="center"/>
+          </w:tcPr>
+          <w:p>
+            <w:pPr>
+              <w:spacing w:after="20" w:line="276"/>
+              <w:jc w:val="left"/>
+            </w:pPr>
+            <w:r>
+              <w:rPr>
+                <w:rFonts w:ascii="Times New Roman" w:cs="Times New Roman" w:eastAsia="Times New Roman" w:hAnsi="Times New Roman"/>
+                <w:b w:val="false"/>
+                <w:bCs w:val="false"/>
+                <w:i/>
+                <w:iCs/>
+                <w:color w:val="1A1A1A"/>
+                <w:sz w:val="19"/>
+                <w:szCs w:val="19"/>
+              </w:rPr>
+              <w:t xml:space="preserve">когда далее идёт ПОДЛЕЖАЩЕЕ: the book (that) I read — после that стоит I</w:t>
+            </w:r>
+          </w:p>
+        </w:tc>
+        <w:tc>
+          <w:tcPr>
+            <w:tcW w:type="pct" w:w="42%"/>
+            <w:tcMar>
+              <w:top w:type="dxa" w:w="60"/>
+              <w:left w:type="dxa" w:w="100"/>
+              <w:bottom w:type="dxa" w:w="60"/>
+              <w:right w:type="dxa" w:w="100"/>
+            </w:tcMar>
+            <w:vAlign w:val="center"/>
+          </w:tcPr>
+          <w:p>
+            <w:pPr>
+              <w:spacing w:after="20" w:line="276"/>
+              <w:jc w:val="left"/>
+            </w:pPr>
+            <w:r>
+              <w:rPr>
+                <w:rFonts w:ascii="Times New Roman" w:cs="Times New Roman" w:eastAsia="Times New Roman" w:hAnsi="Times New Roman"/>
+                <w:b w:val="false"/>
+                <w:bCs w:val="false"/>
+                <w:i/>
+                <w:iCs/>
+                <w:color w:val="1A1A1A"/>
+                <w:sz w:val="19"/>
+                <w:szCs w:val="19"/>
+              </w:rPr>
+              <w:t xml:space="preserve">The film (that) we watched… — (that) можно не писать</w:t>
+            </w:r>
+          </w:p>
+        </w:tc>
+      </w:tr>
+    </w:tbl>
+    <w:p>
+      <w:pPr>
+        <w:spacing w:after="140" w:before="60" w:line="312"/>
+        <w:jc w:val="left"/>
+      </w:pPr>
+      <w:r>
+        <w:rPr>
+          <w:rFonts w:ascii="Times New Roman" w:cs="Times New Roman" w:eastAsia="Times New Roman" w:hAnsi="Times New Roman"/>
+          <w:b w:val="false"/>
+          <w:bCs w:val="false"/>
+          <w:i/>
+          <w:iCs/>
+          <w:color w:val="5A5A5A"/>
+          <w:sz w:val="18"/>
+          <w:szCs w:val="18"/>
+        </w:rPr>
+        <w:t xml:space="preserve">Murphy: Units 92–93. Ловушка: если после пропуска стоит подлежащее (I, he, they) — местоимение можно опустить; если стоит сказуемое — обязательно who/which/that. Запятая нужна только с дополнительной информацией (Murphy Units 95–96).</w:t>
+      </w:r>
+    </w:p>
+    <w:p>
+      <w:pPr>
+        <w:spacing w:after="80"/>
+      </w:pPr>
+    </w:p>
+    <w:p>
+      <w:pPr>
+        <w:pStyle w:val="Heading1"/>
+        <w:keepNext/>
+        <w:spacing w:after="160" w:before="360" w:line="312"/>
+      </w:pPr>
+      <w:r>
+        <w:rPr>
+          <w:rFonts w:ascii="Arial" w:cs="Arial" w:eastAsia="Arial" w:hAnsi="Arial"/>
+          <w:b/>
+          <w:bCs/>
+          <w:color w:val="15857A"/>
+          <w:sz w:val="30"/>
+          <w:szCs w:val="30"/>
+        </w:rPr>
+        <w:t xml:space="preserve">27. Complex Object и used to / be used to</w:t>
+      </w:r>
+    </w:p>
+    <w:p>
+      <w:pPr>
+        <w:keepNext w:val="false"/>
+        <w:spacing w:after="100" w:line="312"/>
+        <w:ind w:firstLine="709"/>
+        <w:jc w:val="both"/>
+      </w:pPr>
+      <w:r>
+        <w:rPr>
+          <w:rFonts w:ascii="Times New Roman" w:cs="Times New Roman" w:eastAsia="Times New Roman" w:hAnsi="Times New Roman"/>
+          <w:color w:val="1A1A1A"/>
+          <w:sz w:val="22"/>
+          <w:szCs w:val="22"/>
+        </w:rPr>
+        <w:t xml:space="preserve">Полный урок 51 годового плана. Complex Object — конструкция «хочу/заставил/видел, как кто-то делает»; used to рассказывает о прошлых привычках, be used to — о том, к чему привык сейчас.</w:t>
+      </w:r>
+    </w:p>
+    <w:tbl>
+      <w:tblPr>
+        <w:tblW w:type="pct" w:w="100%"/>
+        <w:tblBorders>
+          <w:top w:val="single" w:color="15857A" w:sz="8"/>
+          <w:left w:val="none" w:color="FFFFFF" w:sz="0"/>
+          <w:bottom w:val="single" w:color="15857A" w:sz="8"/>
+          <w:right w:val="none" w:color="FFFFFF" w:sz="0"/>
+          <w:insideH w:val="single" w:color="D5D0C8" w:sz="2"/>
+          <w:insideV w:val="none" w:color="FFFFFF" w:sz="0"/>
+        </w:tblBorders>
+        <w:tblLayout w:type="fixed"/>
+      </w:tblPr>
+      <w:tblGrid>
+        <w:gridCol w:w="100"/>
+        <w:gridCol w:w="100"/>
+      </w:tblGrid>
+      <w:tr>
+        <w:trPr>
+          <w:cantSplit/>
+        </w:trPr>
+        <w:tc>
+          <w:tcPr>
+            <w:tcW w:type="pct" w:w="20%"/>
+            <w:shd w:fill="F0EDE5" w:val="clear"/>
+            <w:tcMar>
+              <w:top w:type="dxa" w:w="60"/>
+              <w:left w:type="dxa" w:w="100"/>
+              <w:bottom w:type="dxa" w:w="60"/>
+              <w:right w:type="dxa" w:w="100"/>
+            </w:tcMar>
+            <w:vAlign w:val="center"/>
+          </w:tcPr>
+          <w:p>
+            <w:pPr>
+              <w:spacing w:line="276"/>
+            </w:pPr>
+            <w:r>
+              <w:rPr>
+                <w:rFonts w:ascii="Arial" w:cs="Arial" w:eastAsia="Arial" w:hAnsi="Arial"/>
+                <w:b/>
+                <w:bCs/>
+                <w:color w:val="15857A"/>
+                <w:sz w:val="19"/>
+                <w:szCs w:val="19"/>
+              </w:rPr>
+              <w:t xml:space="preserve">Употребление</w:t>
+            </w:r>
+          </w:p>
+        </w:tc>
+        <w:tc>
+          <w:tcPr>
+            <w:tcW w:type="pct" w:w="80%"/>
+            <w:tcMar>
+              <w:top w:type="dxa" w:w="60"/>
+              <w:left w:type="dxa" w:w="100"/>
+              <w:bottom w:type="dxa" w:w="60"/>
+              <w:right w:type="dxa" w:w="100"/>
+            </w:tcMar>
+            <w:vAlign w:val="center"/>
+          </w:tcPr>
+          <w:p>
+            <w:pPr>
+              <w:spacing w:after="20" w:line="276"/>
+              <w:jc w:val="left"/>
+            </w:pPr>
+            <w:r>
+              <w:rPr>
+                <w:rFonts w:ascii="Times New Roman" w:cs="Times New Roman" w:eastAsia="Times New Roman" w:hAnsi="Times New Roman"/>
+                <w:b w:val="false"/>
+                <w:bCs w:val="false"/>
+                <w:i w:val="false"/>
+                <w:iCs w:val="false"/>
+                <w:color w:val="1A1A1A"/>
+                <w:sz w:val="19"/>
+                <w:szCs w:val="19"/>
+              </w:rPr>
+              <w:t xml:space="preserve">Complex Object: want / tell / ask / expect + кого-то + to V; see / hear / watch + кого-то + V или V-ing; used to + V1 — привычка в прошлом; be used to + V-ing — привык (сейчас); get used to + V-ing — привыкаю</w:t>
+            </w:r>
+          </w:p>
+        </w:tc>
+      </w:tr>
+      <w:tr>
+        <w:trPr>
+          <w:cantSplit/>
+        </w:trPr>
+        <w:tc>
+          <w:tcPr>
+            <w:tcW w:type="pct" w:w="20%"/>
+            <w:shd w:fill="F0EDE5" w:val="clear"/>
+            <w:tcMar>
+              <w:top w:type="dxa" w:w="60"/>
+              <w:left w:type="dxa" w:w="100"/>
+              <w:bottom w:type="dxa" w:w="60"/>
+              <w:right w:type="dxa" w:w="100"/>
+            </w:tcMar>
+            <w:vAlign w:val="center"/>
+          </w:tcPr>
+          <w:p>
+            <w:pPr>
+              <w:spacing w:line="276"/>
+            </w:pPr>
+            <w:r>
+              <w:rPr>
+                <w:rFonts w:ascii="Arial" w:cs="Arial" w:eastAsia="Arial" w:hAnsi="Arial"/>
+                <w:b/>
+                <w:bCs/>
+                <w:color w:val="15857A"/>
+                <w:sz w:val="19"/>
+                <w:szCs w:val="19"/>
+              </w:rPr>
+              <w:t xml:space="preserve">Маркеры</w:t>
+            </w:r>
+          </w:p>
+        </w:tc>
+        <w:tc>
+          <w:tcPr>
+            <w:tcW w:type="pct" w:w="80%"/>
+            <w:tcMar>
+              <w:top w:type="dxa" w:w="60"/>
+              <w:left w:type="dxa" w:w="100"/>
+              <w:bottom w:type="dxa" w:w="60"/>
+              <w:right w:type="dxa" w:w="100"/>
+            </w:tcMar>
+            <w:vAlign w:val="center"/>
+          </w:tcPr>
+          <w:p>
+            <w:pPr>
+              <w:spacing w:after="20" w:line="276"/>
+              <w:jc w:val="left"/>
+            </w:pPr>
+            <w:r>
+              <w:rPr>
+                <w:rFonts w:ascii="Times New Roman" w:cs="Times New Roman" w:eastAsia="Times New Roman" w:hAnsi="Times New Roman"/>
+                <w:b w:val="false"/>
+                <w:bCs w:val="false"/>
+                <w:i w:val="false"/>
+                <w:iCs w:val="false"/>
+                <w:color w:val="1A1A1A"/>
+                <w:sz w:val="19"/>
+                <w:szCs w:val="19"/>
+              </w:rPr>
+              <w:t xml:space="preserve">used to — рядом когда-то, в детстве, раньше; be used to — сейчас, уже привык; в заданиях 20–28 Complex Object встречается после want и expect</w:t>
+            </w:r>
+          </w:p>
+        </w:tc>
+      </w:tr>
+    </w:tbl>
+    <w:p>
+      <w:pPr>
+        <w:keepNext/>
+        <w:spacing w:after="80" w:before="160" w:line="312"/>
+        <w:jc w:val="left"/>
+      </w:pPr>
+      <w:r>
+        <w:rPr>
+          <w:rFonts w:ascii="Arial" w:cs="Arial" w:eastAsia="Arial" w:hAnsi="Arial"/>
+          <w:b/>
+          <w:bCs/>
+          <w:color w:val="1A1A1A"/>
+          <w:sz w:val="21"/>
+          <w:szCs w:val="21"/>
+        </w:rPr>
+        <w:t xml:space="preserve">Построение предложений</w:t>
+      </w:r>
+    </w:p>
+    <w:tbl>
+      <w:tblPr>
+        <w:tblW w:type="pct" w:w="100%"/>
+        <w:tblBorders>
+          <w:top w:val="single" w:color="15857A" w:sz="8"/>
+          <w:left w:val="none" w:color="FFFFFF" w:sz="0"/>
+          <w:bottom w:val="single" w:color="15857A" w:sz="8"/>
+          <w:right w:val="none" w:color="FFFFFF" w:sz="0"/>
+          <w:insideH w:val="single" w:color="D5D0C8" w:sz="2"/>
+          <w:insideV w:val="none" w:color="FFFFFF" w:sz="0"/>
+        </w:tblBorders>
+        <w:tblLayout w:type="fixed"/>
+      </w:tblPr>
+      <w:tblGrid>
+        <w:gridCol w:w="100"/>
+        <w:gridCol w:w="100"/>
+        <w:gridCol w:w="100"/>
+      </w:tblGrid>
+      <w:tr>
+        <w:trPr>
+          <w:cantSplit/>
+          <w:tblHeader/>
+        </w:trPr>
+        <w:tc>
+          <w:tcPr>
+            <w:tcW w:type="pct" w:w="26%"/>
+            <w:shd w:fill="15857A" w:val="clear"/>
+            <w:tcMar>
+              <w:top w:type="dxa" w:w="60"/>
+              <w:left w:type="dxa" w:w="100"/>
+              <w:bottom w:type="dxa" w:w="60"/>
+              <w:right w:type="dxa" w:w="100"/>
+            </w:tcMar>
+            <w:vAlign w:val="center"/>
+          </w:tcPr>
+          <w:p>
+            <w:pPr>
+              <w:spacing w:line="276"/>
+              <w:jc w:val="left"/>
+            </w:pPr>
+            <w:r>
+              <w:rPr>
+                <w:rFonts w:ascii="Arial" w:cs="Arial" w:eastAsia="Arial" w:hAnsi="Arial"/>
+                <w:b/>
+                <w:bCs/>
+                <w:color w:val="FFFFFF"/>
+                <w:sz w:val="19"/>
+                <w:szCs w:val="19"/>
+              </w:rPr>
+              <w:t xml:space="preserve">Тип</w:t>
+            </w:r>
+          </w:p>
+        </w:tc>
+        <w:tc>
+          <w:tcPr>
+            <w:tcW w:type="pct" w:w="34%"/>
+            <w:shd w:fill="15857A" w:val="clear"/>
+            <w:tcMar>
+              <w:top w:type="dxa" w:w="60"/>
+              <w:left w:type="dxa" w:w="100"/>
+              <w:bottom w:type="dxa" w:w="60"/>
+              <w:right w:type="dxa" w:w="100"/>
+            </w:tcMar>
+            <w:vAlign w:val="center"/>
+          </w:tcPr>
+          <w:p>
+            <w:pPr>
+              <w:spacing w:line="276"/>
+              <w:jc w:val="left"/>
+            </w:pPr>
+            <w:r>
+              <w:rPr>
+                <w:rFonts w:ascii="Arial" w:cs="Arial" w:eastAsia="Arial" w:hAnsi="Arial"/>
+                <w:b/>
+                <w:bCs/>
+                <w:color w:val="FFFFFF"/>
+                <w:sz w:val="19"/>
+                <w:szCs w:val="19"/>
+              </w:rPr>
+              <w:t xml:space="preserve">Формула</w:t>
+            </w:r>
+          </w:p>
+        </w:tc>
+        <w:tc>
+          <w:tcPr>
+            <w:tcW w:type="pct" w:w="40%"/>
+            <w:shd w:fill="15857A" w:val="clear"/>
+            <w:tcMar>
+              <w:top w:type="dxa" w:w="60"/>
+              <w:left w:type="dxa" w:w="100"/>
+              <w:bottom w:type="dxa" w:w="60"/>
+              <w:right w:type="dxa" w:w="100"/>
+            </w:tcMar>
+            <w:vAlign w:val="center"/>
+          </w:tcPr>
+          <w:p>
+            <w:pPr>
+              <w:spacing w:line="276"/>
+              <w:jc w:val="left"/>
+            </w:pPr>
+            <w:r>
+              <w:rPr>
+                <w:rFonts w:ascii="Arial" w:cs="Arial" w:eastAsia="Arial" w:hAnsi="Arial"/>
+                <w:b/>
+                <w:bCs/>
+                <w:color w:val="FFFFFF"/>
+                <w:sz w:val="19"/>
+                <w:szCs w:val="19"/>
+              </w:rPr>
+              <w:t xml:space="preserve">Пример</w:t>
+            </w:r>
+          </w:p>
+        </w:tc>
+      </w:tr>
+      <w:tr>
+        <w:trPr>
+          <w:cantSplit/>
+        </w:trPr>
+        <w:tc>
+          <w:tcPr>
+            <w:tcW w:type="pct" w:w="26%"/>
+            <w:tcMar>
+              <w:top w:type="dxa" w:w="60"/>
+              <w:left w:type="dxa" w:w="100"/>
+              <w:bottom w:type="dxa" w:w="60"/>
+              <w:right w:type="dxa" w:w="100"/>
+            </w:tcMar>
+            <w:vAlign w:val="center"/>
+          </w:tcPr>
+          <w:p>
+            <w:pPr>
+              <w:spacing w:after="20" w:line="276"/>
+              <w:jc w:val="left"/>
+            </w:pPr>
+            <w:r>
+              <w:rPr>
+                <w:rFonts w:ascii="Times New Roman" w:cs="Times New Roman" w:eastAsia="Times New Roman" w:hAnsi="Times New Roman"/>
+                <w:b w:val="false"/>
+                <w:bCs w:val="false"/>
+                <w:i/>
+                <w:iCs/>
+                <w:color w:val="1A1A1A"/>
+                <w:sz w:val="19"/>
+                <w:szCs w:val="19"/>
+              </w:rPr>
+              <w:t xml:space="preserve">Complex Object (want)</w:t>
+            </w:r>
+          </w:p>
+        </w:tc>
+        <w:tc>
+          <w:tcPr>
+            <w:tcW w:type="pct" w:w="34%"/>
+            <w:tcMar>
+              <w:top w:type="dxa" w:w="60"/>
+              <w:left w:type="dxa" w:w="100"/>
+              <w:bottom w:type="dxa" w:w="60"/>
+              <w:right w:type="dxa" w:w="100"/>
+            </w:tcMar>
+            <w:vAlign w:val="center"/>
+          </w:tcPr>
+          <w:p>
+            <w:pPr>
+              <w:spacing w:after="20" w:line="276"/>
+              <w:jc w:val="left"/>
+            </w:pPr>
+            <w:r>
+              <w:rPr>
+                <w:rFonts w:ascii="Times New Roman" w:cs="Times New Roman" w:eastAsia="Times New Roman" w:hAnsi="Times New Roman"/>
+                <w:b/>
+                <w:bCs/>
+                <w:i/>
+                <w:iCs/>
+                <w:color w:val="15857A"/>
+                <w:sz w:val="19"/>
+                <w:szCs w:val="19"/>
+              </w:rPr>
+              <w:t xml:space="preserve">want</w:t>
+            </w:r>
+            <w:r>
+              <w:rPr>
+                <w:rFonts w:ascii="Times New Roman" w:cs="Times New Roman" w:eastAsia="Times New Roman" w:hAnsi="Times New Roman"/>
+                <w:b w:val="false"/>
+                <w:bCs w:val="false"/>
+                <w:i/>
+                <w:iCs/>
+                <w:color w:val="1A1A1A"/>
+                <w:sz w:val="19"/>
+                <w:szCs w:val="19"/>
+              </w:rPr>
+              <w:t xml:space="preserve"> + кто-то + </w:t>
+            </w:r>
+            <w:r>
+              <w:rPr>
+                <w:rFonts w:ascii="Times New Roman" w:cs="Times New Roman" w:eastAsia="Times New Roman" w:hAnsi="Times New Roman"/>
+                <w:b/>
+                <w:bCs/>
+                <w:i/>
+                <w:iCs/>
+                <w:color w:val="15857A"/>
+                <w:sz w:val="19"/>
+                <w:szCs w:val="19"/>
+              </w:rPr>
+              <w:t xml:space="preserve">to V</w:t>
+            </w:r>
+          </w:p>
+        </w:tc>
+        <w:tc>
+          <w:tcPr>
+            <w:tcW w:type="pct" w:w="40%"/>
+            <w:tcMar>
+              <w:top w:type="dxa" w:w="60"/>
+              <w:left w:type="dxa" w:w="100"/>
+              <w:bottom w:type="dxa" w:w="60"/>
+              <w:right w:type="dxa" w:w="100"/>
+            </w:tcMar>
+            <w:vAlign w:val="center"/>
+          </w:tcPr>
+          <w:p>
+            <w:pPr>
+              <w:spacing w:after="20" w:line="276"/>
+              <w:jc w:val="left"/>
+            </w:pPr>
+            <w:r>
+              <w:rPr>
+                <w:rFonts w:ascii="Times New Roman" w:cs="Times New Roman" w:eastAsia="Times New Roman" w:hAnsi="Times New Roman"/>
+                <w:b w:val="false"/>
+                <w:bCs w:val="false"/>
+                <w:i/>
+                <w:iCs/>
+                <w:color w:val="1A1A1A"/>
+                <w:sz w:val="19"/>
+                <w:szCs w:val="19"/>
+              </w:rPr>
+              <w:t xml:space="preserve">I </w:t>
+            </w:r>
+            <w:r>
+              <w:rPr>
+                <w:rFonts w:ascii="Times New Roman" w:cs="Times New Roman" w:eastAsia="Times New Roman" w:hAnsi="Times New Roman"/>
+                <w:b/>
+                <w:bCs/>
+                <w:i/>
+                <w:iCs/>
+                <w:color w:val="FF6A3B"/>
+                <w:sz w:val="19"/>
+                <w:szCs w:val="19"/>
+              </w:rPr>
+              <w:t xml:space="preserve">want</w:t>
+            </w:r>
+            <w:r>
+              <w:rPr>
+                <w:rFonts w:ascii="Times New Roman" w:cs="Times New Roman" w:eastAsia="Times New Roman" w:hAnsi="Times New Roman"/>
+                <w:b w:val="false"/>
+                <w:bCs w:val="false"/>
+                <w:i/>
+                <w:iCs/>
+                <w:color w:val="1A1A1A"/>
+                <w:sz w:val="19"/>
+                <w:szCs w:val="19"/>
+              </w:rPr>
+              <w:t xml:space="preserve"> </w:t>
+            </w:r>
+            <w:r>
+              <w:rPr>
+                <w:rFonts w:ascii="Times New Roman" w:cs="Times New Roman" w:eastAsia="Times New Roman" w:hAnsi="Times New Roman"/>
+                <w:b/>
+                <w:bCs/>
+                <w:i/>
+                <w:iCs/>
+                <w:color w:val="15857A"/>
+                <w:sz w:val="19"/>
+                <w:szCs w:val="19"/>
+              </w:rPr>
+              <w:t xml:space="preserve">you to help</w:t>
+            </w:r>
+            <w:r>
+              <w:rPr>
+                <w:rFonts w:ascii="Times New Roman" w:cs="Times New Roman" w:eastAsia="Times New Roman" w:hAnsi="Times New Roman"/>
+                <w:b w:val="false"/>
+                <w:bCs w:val="false"/>
+                <w:i/>
+                <w:iCs/>
+                <w:color w:val="1A1A1A"/>
+                <w:sz w:val="19"/>
+                <w:szCs w:val="19"/>
+              </w:rPr>
+              <w:t xml:space="preserve"> me. She </w:t>
+            </w:r>
+            <w:r>
+              <w:rPr>
+                <w:rFonts w:ascii="Times New Roman" w:cs="Times New Roman" w:eastAsia="Times New Roman" w:hAnsi="Times New Roman"/>
+                <w:b/>
+                <w:bCs/>
+                <w:i/>
+                <w:iCs/>
+                <w:color w:val="FF6A3B"/>
+                <w:sz w:val="19"/>
+                <w:szCs w:val="19"/>
+              </w:rPr>
+              <w:t xml:space="preserve">expects</w:t>
+            </w:r>
+            <w:r>
+              <w:rPr>
+                <w:rFonts w:ascii="Times New Roman" w:cs="Times New Roman" w:eastAsia="Times New Roman" w:hAnsi="Times New Roman"/>
+                <w:b w:val="false"/>
+                <w:bCs w:val="false"/>
+                <w:i/>
+                <w:iCs/>
+                <w:color w:val="1A1A1A"/>
+                <w:sz w:val="19"/>
+                <w:szCs w:val="19"/>
+              </w:rPr>
+              <w:t xml:space="preserve"> </w:t>
+            </w:r>
+            <w:r>
+              <w:rPr>
+                <w:rFonts w:ascii="Times New Roman" w:cs="Times New Roman" w:eastAsia="Times New Roman" w:hAnsi="Times New Roman"/>
+                <w:b/>
+                <w:bCs/>
+                <w:i/>
+                <w:iCs/>
+                <w:color w:val="15857A"/>
+                <w:sz w:val="19"/>
+                <w:szCs w:val="19"/>
+              </w:rPr>
+              <w:t xml:space="preserve">him to call</w:t>
+            </w:r>
+            <w:r>
+              <w:rPr>
+                <w:rFonts w:ascii="Times New Roman" w:cs="Times New Roman" w:eastAsia="Times New Roman" w:hAnsi="Times New Roman"/>
+                <w:b w:val="false"/>
+                <w:bCs w:val="false"/>
+                <w:i/>
+                <w:iCs/>
+                <w:color w:val="1A1A1A"/>
+                <w:sz w:val="19"/>
+                <w:szCs w:val="19"/>
+              </w:rPr>
+              <w:t xml:space="preserve">.</w:t>
+            </w:r>
+          </w:p>
+        </w:tc>
+      </w:tr>
+      <w:tr>
+        <w:trPr>
+          <w:cantSplit/>
+        </w:trPr>
+        <w:tc>
+          <w:tcPr>
+            <w:tcW w:type="pct" w:w="26%"/>
+            <w:tcMar>
+              <w:top w:type="dxa" w:w="60"/>
+              <w:left w:type="dxa" w:w="100"/>
+              <w:bottom w:type="dxa" w:w="60"/>
+              <w:right w:type="dxa" w:w="100"/>
+            </w:tcMar>
+            <w:vAlign w:val="center"/>
+          </w:tcPr>
+          <w:p>
+            <w:pPr>
+              <w:spacing w:after="20" w:line="276"/>
+              <w:jc w:val="left"/>
+            </w:pPr>
+            <w:r>
+              <w:rPr>
+                <w:rFonts w:ascii="Times New Roman" w:cs="Times New Roman" w:eastAsia="Times New Roman" w:hAnsi="Times New Roman"/>
+                <w:b w:val="false"/>
+                <w:bCs w:val="false"/>
+                <w:i/>
+                <w:iCs/>
+                <w:color w:val="1A1A1A"/>
+                <w:sz w:val="19"/>
+                <w:szCs w:val="19"/>
+              </w:rPr>
+              <w:t xml:space="preserve">Complex Object (see/hear)</w:t>
+            </w:r>
+          </w:p>
+        </w:tc>
+        <w:tc>
+          <w:tcPr>
+            <w:tcW w:type="pct" w:w="34%"/>
+            <w:tcMar>
+              <w:top w:type="dxa" w:w="60"/>
+              <w:left w:type="dxa" w:w="100"/>
+              <w:bottom w:type="dxa" w:w="60"/>
+              <w:right w:type="dxa" w:w="100"/>
+            </w:tcMar>
+            <w:vAlign w:val="center"/>
+          </w:tcPr>
+          <w:p>
+            <w:pPr>
+              <w:spacing w:after="20" w:line="276"/>
+              <w:jc w:val="left"/>
+            </w:pPr>
+            <w:r>
+              <w:rPr>
+                <w:rFonts w:ascii="Times New Roman" w:cs="Times New Roman" w:eastAsia="Times New Roman" w:hAnsi="Times New Roman"/>
+                <w:b/>
+                <w:bCs/>
+                <w:i/>
+                <w:iCs/>
+                <w:color w:val="15857A"/>
+                <w:sz w:val="19"/>
+                <w:szCs w:val="19"/>
+              </w:rPr>
+              <w:t xml:space="preserve">see / hear</w:t>
+            </w:r>
+            <w:r>
+              <w:rPr>
+                <w:rFonts w:ascii="Times New Roman" w:cs="Times New Roman" w:eastAsia="Times New Roman" w:hAnsi="Times New Roman"/>
+                <w:b w:val="false"/>
+                <w:bCs w:val="false"/>
+                <w:i/>
+                <w:iCs/>
+                <w:color w:val="1A1A1A"/>
+                <w:sz w:val="19"/>
+                <w:szCs w:val="19"/>
+              </w:rPr>
+              <w:t xml:space="preserve"> + кто-то + </w:t>
+            </w:r>
+            <w:r>
+              <w:rPr>
+                <w:rFonts w:ascii="Times New Roman" w:cs="Times New Roman" w:eastAsia="Times New Roman" w:hAnsi="Times New Roman"/>
+                <w:b/>
+                <w:bCs/>
+                <w:i/>
+                <w:iCs/>
+                <w:color w:val="15857A"/>
+                <w:sz w:val="19"/>
+                <w:szCs w:val="19"/>
+              </w:rPr>
+              <w:t xml:space="preserve">V / V-ing</w:t>
+            </w:r>
+          </w:p>
+        </w:tc>
+        <w:tc>
+          <w:tcPr>
+            <w:tcW w:type="pct" w:w="40%"/>
+            <w:tcMar>
+              <w:top w:type="dxa" w:w="60"/>
+              <w:left w:type="dxa" w:w="100"/>
+              <w:bottom w:type="dxa" w:w="60"/>
+              <w:right w:type="dxa" w:w="100"/>
+            </w:tcMar>
+            <w:vAlign w:val="center"/>
+          </w:tcPr>
+          <w:p>
+            <w:pPr>
+              <w:spacing w:after="20" w:line="276"/>
+              <w:jc w:val="left"/>
+            </w:pPr>
+            <w:r>
+              <w:rPr>
+                <w:rFonts w:ascii="Times New Roman" w:cs="Times New Roman" w:eastAsia="Times New Roman" w:hAnsi="Times New Roman"/>
+                <w:b w:val="false"/>
+                <w:bCs w:val="false"/>
+                <w:i/>
+                <w:iCs/>
+                <w:color w:val="1A1A1A"/>
+                <w:sz w:val="19"/>
+                <w:szCs w:val="19"/>
+              </w:rPr>
+              <w:t xml:space="preserve">I </w:t>
+            </w:r>
+            <w:r>
+              <w:rPr>
+                <w:rFonts w:ascii="Times New Roman" w:cs="Times New Roman" w:eastAsia="Times New Roman" w:hAnsi="Times New Roman"/>
+                <w:b/>
+                <w:bCs/>
+                <w:i/>
+                <w:iCs/>
+                <w:color w:val="FF6A3B"/>
+                <w:sz w:val="19"/>
+                <w:szCs w:val="19"/>
+              </w:rPr>
+              <w:t xml:space="preserve">saw</w:t>
+            </w:r>
+            <w:r>
+              <w:rPr>
+                <w:rFonts w:ascii="Times New Roman" w:cs="Times New Roman" w:eastAsia="Times New Roman" w:hAnsi="Times New Roman"/>
+                <w:b w:val="false"/>
+                <w:bCs w:val="false"/>
+                <w:i/>
+                <w:iCs/>
+                <w:color w:val="1A1A1A"/>
+                <w:sz w:val="19"/>
+                <w:szCs w:val="19"/>
+              </w:rPr>
+              <w:t xml:space="preserve"> </w:t>
+            </w:r>
+            <w:r>
+              <w:rPr>
+                <w:rFonts w:ascii="Times New Roman" w:cs="Times New Roman" w:eastAsia="Times New Roman" w:hAnsi="Times New Roman"/>
+                <w:b/>
+                <w:bCs/>
+                <w:i/>
+                <w:iCs/>
+                <w:color w:val="15857A"/>
+                <w:sz w:val="19"/>
+                <w:szCs w:val="19"/>
+              </w:rPr>
+              <w:t xml:space="preserve">her cross</w:t>
+            </w:r>
+            <w:r>
+              <w:rPr>
+                <w:rFonts w:ascii="Times New Roman" w:cs="Times New Roman" w:eastAsia="Times New Roman" w:hAnsi="Times New Roman"/>
+                <w:b w:val="false"/>
+                <w:bCs w:val="false"/>
+                <w:i/>
+                <w:iCs/>
+                <w:color w:val="1A1A1A"/>
+                <w:sz w:val="19"/>
+                <w:szCs w:val="19"/>
+              </w:rPr>
+              <w:t xml:space="preserve"> the road. (весь процесс)</w:t>
+            </w:r>
+          </w:p>
+        </w:tc>
+      </w:tr>
+      <w:tr>
+        <w:trPr>
+          <w:cantSplit/>
+        </w:trPr>
+        <w:tc>
+          <w:tcPr>
+            <w:tcW w:type="pct" w:w="26%"/>
+            <w:tcMar>
+              <w:top w:type="dxa" w:w="60"/>
+              <w:left w:type="dxa" w:w="100"/>
+              <w:bottom w:type="dxa" w:w="60"/>
+              <w:right w:type="dxa" w:w="100"/>
+            </w:tcMar>
+            <w:vAlign w:val="center"/>
+          </w:tcPr>
+          <w:p>
+            <w:pPr>
+              <w:spacing w:after="20" w:line="276"/>
+              <w:jc w:val="left"/>
+            </w:pPr>
+            <w:r>
+              <w:rPr>
+                <w:rFonts w:ascii="Times New Roman" w:cs="Times New Roman" w:eastAsia="Times New Roman" w:hAnsi="Times New Roman"/>
+                <w:b w:val="false"/>
+                <w:bCs w:val="false"/>
+                <w:i/>
+                <w:iCs/>
+                <w:color w:val="1A1A1A"/>
+                <w:sz w:val="19"/>
+                <w:szCs w:val="19"/>
+              </w:rPr>
+              <w:t xml:space="preserve">Привычка в прошлом</w:t>
+            </w:r>
+          </w:p>
+        </w:tc>
+        <w:tc>
+          <w:tcPr>
+            <w:tcW w:type="pct" w:w="34%"/>
+            <w:tcMar>
+              <w:top w:type="dxa" w:w="60"/>
+              <w:left w:type="dxa" w:w="100"/>
+              <w:bottom w:type="dxa" w:w="60"/>
+              <w:right w:type="dxa" w:w="100"/>
+            </w:tcMar>
+            <w:vAlign w:val="center"/>
+          </w:tcPr>
+          <w:p>
+            <w:pPr>
+              <w:spacing w:after="20" w:line="276"/>
+              <w:jc w:val="left"/>
+            </w:pPr>
+            <w:r>
+              <w:rPr>
+                <w:rFonts w:ascii="Times New Roman" w:cs="Times New Roman" w:eastAsia="Times New Roman" w:hAnsi="Times New Roman"/>
+                <w:b/>
+                <w:bCs/>
+                <w:i/>
+                <w:iCs/>
+                <w:color w:val="15857A"/>
+                <w:sz w:val="19"/>
+                <w:szCs w:val="19"/>
+              </w:rPr>
+              <w:t xml:space="preserve">used to</w:t>
+            </w:r>
+            <w:r>
+              <w:rPr>
+                <w:rFonts w:ascii="Times New Roman" w:cs="Times New Roman" w:eastAsia="Times New Roman" w:hAnsi="Times New Roman"/>
+                <w:b w:val="false"/>
+                <w:bCs w:val="false"/>
+                <w:i/>
+                <w:iCs/>
+                <w:color w:val="1A1A1A"/>
+                <w:sz w:val="19"/>
+                <w:szCs w:val="19"/>
+              </w:rPr>
+              <w:t xml:space="preserve"> + V1</w:t>
+            </w:r>
+          </w:p>
+        </w:tc>
+        <w:tc>
+          <w:tcPr>
+            <w:tcW w:type="pct" w:w="40%"/>
+            <w:tcMar>
+              <w:top w:type="dxa" w:w="60"/>
+              <w:left w:type="dxa" w:w="100"/>
+              <w:bottom w:type="dxa" w:w="60"/>
+              <w:right w:type="dxa" w:w="100"/>
+            </w:tcMar>
+            <w:vAlign w:val="center"/>
+          </w:tcPr>
+          <w:p>
+            <w:pPr>
+              <w:spacing w:after="20" w:line="276"/>
+              <w:jc w:val="left"/>
+            </w:pPr>
+            <w:r>
+              <w:rPr>
+                <w:rFonts w:ascii="Times New Roman" w:cs="Times New Roman" w:eastAsia="Times New Roman" w:hAnsi="Times New Roman"/>
+                <w:b w:val="false"/>
+                <w:bCs w:val="false"/>
+                <w:i/>
+                <w:iCs/>
+                <w:color w:val="1A1A1A"/>
+                <w:sz w:val="19"/>
+                <w:szCs w:val="19"/>
+              </w:rPr>
+              <w:t xml:space="preserve">I </w:t>
+            </w:r>
+            <w:r>
+              <w:rPr>
+                <w:rFonts w:ascii="Times New Roman" w:cs="Times New Roman" w:eastAsia="Times New Roman" w:hAnsi="Times New Roman"/>
+                <w:b/>
+                <w:bCs/>
+                <w:i/>
+                <w:iCs/>
+                <w:color w:val="15857A"/>
+                <w:sz w:val="19"/>
+                <w:szCs w:val="19"/>
+              </w:rPr>
+              <w:t xml:space="preserve">used to</w:t>
+            </w:r>
+            <w:r>
+              <w:rPr>
+                <w:rFonts w:ascii="Times New Roman" w:cs="Times New Roman" w:eastAsia="Times New Roman" w:hAnsi="Times New Roman"/>
+                <w:b w:val="false"/>
+                <w:bCs w:val="false"/>
+                <w:i/>
+                <w:iCs/>
+                <w:color w:val="1A1A1A"/>
+                <w:sz w:val="19"/>
+                <w:szCs w:val="19"/>
+              </w:rPr>
+              <w:t xml:space="preserve"> </w:t>
+            </w:r>
+            <w:r>
+              <w:rPr>
+                <w:rFonts w:ascii="Times New Roman" w:cs="Times New Roman" w:eastAsia="Times New Roman" w:hAnsi="Times New Roman"/>
+                <w:b/>
+                <w:bCs/>
+                <w:i/>
+                <w:iCs/>
+                <w:color w:val="FF6A3B"/>
+                <w:sz w:val="19"/>
+                <w:szCs w:val="19"/>
+              </w:rPr>
+              <w:t xml:space="preserve">play</w:t>
+            </w:r>
+            <w:r>
+              <w:rPr>
+                <w:rFonts w:ascii="Times New Roman" w:cs="Times New Roman" w:eastAsia="Times New Roman" w:hAnsi="Times New Roman"/>
+                <w:b w:val="false"/>
+                <w:bCs w:val="false"/>
+                <w:i/>
+                <w:iCs/>
+                <w:color w:val="1A1A1A"/>
+                <w:sz w:val="19"/>
+                <w:szCs w:val="19"/>
+              </w:rPr>
+              <w:t xml:space="preserve"> outside every day. (раньше играл)</w:t>
+            </w:r>
+          </w:p>
+        </w:tc>
+      </w:tr>
+      <w:tr>
+        <w:trPr>
+          <w:cantSplit/>
+        </w:trPr>
+        <w:tc>
+          <w:tcPr>
+            <w:tcW w:type="pct" w:w="26%"/>
+            <w:tcMar>
+              <w:top w:type="dxa" w:w="60"/>
+              <w:left w:type="dxa" w:w="100"/>
+              <w:bottom w:type="dxa" w:w="60"/>
+              <w:right w:type="dxa" w:w="100"/>
+            </w:tcMar>
+            <w:vAlign w:val="center"/>
+          </w:tcPr>
+          <w:p>
+            <w:pPr>
+              <w:spacing w:after="20" w:line="276"/>
+              <w:jc w:val="left"/>
+            </w:pPr>
+            <w:r>
+              <w:rPr>
+                <w:rFonts w:ascii="Times New Roman" w:cs="Times New Roman" w:eastAsia="Times New Roman" w:hAnsi="Times New Roman"/>
+                <w:b w:val="false"/>
+                <w:bCs w:val="false"/>
+                <w:i/>
+                <w:iCs/>
+                <w:color w:val="1A1A1A"/>
+                <w:sz w:val="19"/>
+                <w:szCs w:val="19"/>
+              </w:rPr>
+              <w:t xml:space="preserve">Привык сейчас</w:t>
+            </w:r>
+          </w:p>
+        </w:tc>
+        <w:tc>
+          <w:tcPr>
+            <w:tcW w:type="pct" w:w="34%"/>
+            <w:tcMar>
+              <w:top w:type="dxa" w:w="60"/>
+              <w:left w:type="dxa" w:w="100"/>
+              <w:bottom w:type="dxa" w:w="60"/>
+              <w:right w:type="dxa" w:w="100"/>
+            </w:tcMar>
+            <w:vAlign w:val="center"/>
+          </w:tcPr>
+          <w:p>
+            <w:pPr>
+              <w:spacing w:after="20" w:line="276"/>
+              <w:jc w:val="left"/>
+            </w:pPr>
+            <w:r>
+              <w:rPr>
+                <w:rFonts w:ascii="Times New Roman" w:cs="Times New Roman" w:eastAsia="Times New Roman" w:hAnsi="Times New Roman"/>
+                <w:b/>
+                <w:bCs/>
+                <w:i/>
+                <w:iCs/>
+                <w:color w:val="15857A"/>
+                <w:sz w:val="19"/>
+                <w:szCs w:val="19"/>
+              </w:rPr>
+              <w:t xml:space="preserve">am used to</w:t>
+            </w:r>
+            <w:r>
+              <w:rPr>
+                <w:rFonts w:ascii="Times New Roman" w:cs="Times New Roman" w:eastAsia="Times New Roman" w:hAnsi="Times New Roman"/>
+                <w:b w:val="false"/>
+                <w:bCs w:val="false"/>
+                <w:i/>
+                <w:iCs/>
+                <w:color w:val="1A1A1A"/>
+                <w:sz w:val="19"/>
+                <w:szCs w:val="19"/>
+              </w:rPr>
+              <w:t xml:space="preserve"> + V-ing</w:t>
+            </w:r>
+          </w:p>
+        </w:tc>
+        <w:tc>
+          <w:tcPr>
+            <w:tcW w:type="pct" w:w="40%"/>
+            <w:tcMar>
+              <w:top w:type="dxa" w:w="60"/>
+              <w:left w:type="dxa" w:w="100"/>
+              <w:bottom w:type="dxa" w:w="60"/>
+              <w:right w:type="dxa" w:w="100"/>
+            </w:tcMar>
+            <w:vAlign w:val="center"/>
+          </w:tcPr>
+          <w:p>
+            <w:pPr>
+              <w:spacing w:after="20" w:line="276"/>
+              <w:jc w:val="left"/>
+            </w:pPr>
+            <w:r>
+              <w:rPr>
+                <w:rFonts w:ascii="Times New Roman" w:cs="Times New Roman" w:eastAsia="Times New Roman" w:hAnsi="Times New Roman"/>
+                <w:b w:val="false"/>
+                <w:bCs w:val="false"/>
+                <w:i/>
+                <w:iCs/>
+                <w:color w:val="1A1A1A"/>
+                <w:sz w:val="19"/>
+                <w:szCs w:val="19"/>
+              </w:rPr>
+              <w:t xml:space="preserve">He </w:t>
+            </w:r>
+            <w:r>
+              <w:rPr>
+                <w:rFonts w:ascii="Times New Roman" w:cs="Times New Roman" w:eastAsia="Times New Roman" w:hAnsi="Times New Roman"/>
+                <w:b/>
+                <w:bCs/>
+                <w:i/>
+                <w:iCs/>
+                <w:color w:val="15857A"/>
+                <w:sz w:val="19"/>
+                <w:szCs w:val="19"/>
+              </w:rPr>
+              <w:t xml:space="preserve">is used to</w:t>
+            </w:r>
+            <w:r>
+              <w:rPr>
+                <w:rFonts w:ascii="Times New Roman" w:cs="Times New Roman" w:eastAsia="Times New Roman" w:hAnsi="Times New Roman"/>
+                <w:b w:val="false"/>
+                <w:bCs w:val="false"/>
+                <w:i/>
+                <w:iCs/>
+                <w:color w:val="1A1A1A"/>
+                <w:sz w:val="19"/>
+                <w:szCs w:val="19"/>
+              </w:rPr>
+              <w:t xml:space="preserve"> </w:t>
+            </w:r>
+            <w:r>
+              <w:rPr>
+                <w:rFonts w:ascii="Times New Roman" w:cs="Times New Roman" w:eastAsia="Times New Roman" w:hAnsi="Times New Roman"/>
+                <w:b/>
+                <w:bCs/>
+                <w:i/>
+                <w:iCs/>
+                <w:color w:val="FF6A3B"/>
+                <w:sz w:val="19"/>
+                <w:szCs w:val="19"/>
+              </w:rPr>
+              <w:t xml:space="preserve">getting</w:t>
+            </w:r>
+            <w:r>
+              <w:rPr>
+                <w:rFonts w:ascii="Times New Roman" w:cs="Times New Roman" w:eastAsia="Times New Roman" w:hAnsi="Times New Roman"/>
+                <w:b w:val="false"/>
+                <w:bCs w:val="false"/>
+                <w:i/>
+                <w:iCs/>
+                <w:color w:val="1A1A1A"/>
+                <w:sz w:val="19"/>
+                <w:szCs w:val="19"/>
+              </w:rPr>
+              <w:t xml:space="preserve"> up early. (привык вставать)</w:t>
+            </w:r>
+          </w:p>
+        </w:tc>
+      </w:tr>
+      <w:tr>
+        <w:trPr>
+          <w:cantSplit/>
+        </w:trPr>
+        <w:tc>
+          <w:tcPr>
+            <w:tcW w:type="pct" w:w="26%"/>
+            <w:tcMar>
+              <w:top w:type="dxa" w:w="60"/>
+              <w:left w:type="dxa" w:w="100"/>
+              <w:bottom w:type="dxa" w:w="60"/>
+              <w:right w:type="dxa" w:w="100"/>
+            </w:tcMar>
+            <w:vAlign w:val="center"/>
+          </w:tcPr>
+          <w:p>
+            <w:pPr>
+              <w:spacing w:after="20" w:line="276"/>
+              <w:jc w:val="left"/>
+            </w:pPr>
+            <w:r>
+              <w:rPr>
+                <w:rFonts w:ascii="Times New Roman" w:cs="Times New Roman" w:eastAsia="Times New Roman" w:hAnsi="Times New Roman"/>
+                <w:b w:val="false"/>
+                <w:bCs w:val="false"/>
+                <w:i/>
+                <w:iCs/>
+                <w:color w:val="1A1A1A"/>
+                <w:sz w:val="19"/>
+                <w:szCs w:val="19"/>
+              </w:rPr>
+              <w:t xml:space="preserve">Отрицание и вопрос</w:t>
+            </w:r>
+          </w:p>
+        </w:tc>
+        <w:tc>
+          <w:tcPr>
+            <w:tcW w:type="pct" w:w="34%"/>
+            <w:tcMar>
+              <w:top w:type="dxa" w:w="60"/>
+              <w:left w:type="dxa" w:w="100"/>
+              <w:bottom w:type="dxa" w:w="60"/>
+              <w:right w:type="dxa" w:w="100"/>
+            </w:tcMar>
+            <w:vAlign w:val="center"/>
+          </w:tcPr>
+          <w:p>
+            <w:pPr>
+              <w:spacing w:after="20" w:line="276"/>
+              <w:jc w:val="left"/>
+            </w:pPr>
+            <w:r>
+              <w:rPr>
+                <w:rFonts w:ascii="Times New Roman" w:cs="Times New Roman" w:eastAsia="Times New Roman" w:hAnsi="Times New Roman"/>
+                <w:b w:val="false"/>
+                <w:bCs w:val="false"/>
+                <w:i/>
+                <w:iCs/>
+                <w:color w:val="1A1A1A"/>
+                <w:sz w:val="19"/>
+                <w:szCs w:val="19"/>
+              </w:rPr>
+              <w:t xml:space="preserve">didn't </w:t>
+            </w:r>
+            <w:r>
+              <w:rPr>
+                <w:rFonts w:ascii="Times New Roman" w:cs="Times New Roman" w:eastAsia="Times New Roman" w:hAnsi="Times New Roman"/>
+                <w:b/>
+                <w:bCs/>
+                <w:i/>
+                <w:iCs/>
+                <w:color w:val="15857A"/>
+                <w:sz w:val="19"/>
+                <w:szCs w:val="19"/>
+              </w:rPr>
+              <w:t xml:space="preserve">use to</w:t>
+            </w:r>
+            <w:r>
+              <w:rPr>
+                <w:rFonts w:ascii="Times New Roman" w:cs="Times New Roman" w:eastAsia="Times New Roman" w:hAnsi="Times New Roman"/>
+                <w:b w:val="false"/>
+                <w:bCs w:val="false"/>
+                <w:i/>
+                <w:iCs/>
+                <w:color w:val="1A1A1A"/>
+                <w:sz w:val="19"/>
+                <w:szCs w:val="19"/>
+              </w:rPr>
+              <w:t xml:space="preserve"> + V1; Did you </w:t>
+            </w:r>
+            <w:r>
+              <w:rPr>
+                <w:rFonts w:ascii="Times New Roman" w:cs="Times New Roman" w:eastAsia="Times New Roman" w:hAnsi="Times New Roman"/>
+                <w:b/>
+                <w:bCs/>
+                <w:i/>
+                <w:iCs/>
+                <w:color w:val="15857A"/>
+                <w:sz w:val="19"/>
+                <w:szCs w:val="19"/>
+              </w:rPr>
+              <w:t xml:space="preserve">use to</w:t>
+            </w:r>
+            <w:r>
+              <w:rPr>
+                <w:rFonts w:ascii="Times New Roman" w:cs="Times New Roman" w:eastAsia="Times New Roman" w:hAnsi="Times New Roman"/>
+                <w:b w:val="false"/>
+                <w:bCs w:val="false"/>
+                <w:i/>
+                <w:iCs/>
+                <w:color w:val="1A1A1A"/>
+                <w:sz w:val="19"/>
+                <w:szCs w:val="19"/>
+              </w:rPr>
+              <w:t xml:space="preserve">…?</w:t>
+            </w:r>
+          </w:p>
+        </w:tc>
+        <w:tc>
+          <w:tcPr>
+            <w:tcW w:type="pct" w:w="40%"/>
+            <w:tcMar>
+              <w:top w:type="dxa" w:w="60"/>
+              <w:left w:type="dxa" w:w="100"/>
+              <w:bottom w:type="dxa" w:w="60"/>
+              <w:right w:type="dxa" w:w="100"/>
+            </w:tcMar>
+            <w:vAlign w:val="center"/>
+          </w:tcPr>
+          <w:p>
+            <w:pPr>
+              <w:spacing w:after="20" w:line="276"/>
+              <w:jc w:val="left"/>
+            </w:pPr>
+            <w:r>
+              <w:rPr>
+                <w:rFonts w:ascii="Times New Roman" w:cs="Times New Roman" w:eastAsia="Times New Roman" w:hAnsi="Times New Roman"/>
+                <w:b w:val="false"/>
+                <w:bCs w:val="false"/>
+                <w:i/>
+                <w:iCs/>
+                <w:color w:val="1A1A1A"/>
+                <w:sz w:val="19"/>
+                <w:szCs w:val="19"/>
+              </w:rPr>
+              <w:t xml:space="preserve">She </w:t>
+            </w:r>
+            <w:r>
+              <w:rPr>
+                <w:rFonts w:ascii="Times New Roman" w:cs="Times New Roman" w:eastAsia="Times New Roman" w:hAnsi="Times New Roman"/>
+                <w:b/>
+                <w:bCs/>
+                <w:i/>
+                <w:iCs/>
+                <w:color w:val="15857A"/>
+                <w:sz w:val="19"/>
+                <w:szCs w:val="19"/>
+              </w:rPr>
+              <w:t xml:space="preserve">didn't use to</w:t>
+            </w:r>
+            <w:r>
+              <w:rPr>
+                <w:rFonts w:ascii="Times New Roman" w:cs="Times New Roman" w:eastAsia="Times New Roman" w:hAnsi="Times New Roman"/>
+                <w:b w:val="false"/>
+                <w:bCs w:val="false"/>
+                <w:i/>
+                <w:iCs/>
+                <w:color w:val="1A1A1A"/>
+                <w:sz w:val="19"/>
+                <w:szCs w:val="19"/>
+              </w:rPr>
+              <w:t xml:space="preserve"> </w:t>
+            </w:r>
+            <w:r>
+              <w:rPr>
+                <w:rFonts w:ascii="Times New Roman" w:cs="Times New Roman" w:eastAsia="Times New Roman" w:hAnsi="Times New Roman"/>
+                <w:b/>
+                <w:bCs/>
+                <w:i/>
+                <w:iCs/>
+                <w:color w:val="FF6A3B"/>
+                <w:sz w:val="19"/>
+                <w:szCs w:val="19"/>
+              </w:rPr>
+              <w:t xml:space="preserve">like</w:t>
+            </w:r>
+            <w:r>
+              <w:rPr>
+                <w:rFonts w:ascii="Times New Roman" w:cs="Times New Roman" w:eastAsia="Times New Roman" w:hAnsi="Times New Roman"/>
+                <w:b w:val="false"/>
+                <w:bCs w:val="false"/>
+                <w:i/>
+                <w:iCs/>
+                <w:color w:val="1A1A1A"/>
+                <w:sz w:val="19"/>
+                <w:szCs w:val="19"/>
+              </w:rPr>
+              <w:t xml:space="preserve"> coffee.</w:t>
+            </w:r>
+          </w:p>
+        </w:tc>
+      </w:tr>
+    </w:tbl>
+    <w:p>
+      <w:pPr>
+        <w:spacing w:after="140" w:before="60" w:line="312"/>
+        <w:jc w:val="left"/>
+      </w:pPr>
+      <w:r>
+        <w:rPr>
+          <w:rFonts w:ascii="Times New Roman" w:cs="Times New Roman" w:eastAsia="Times New Roman" w:hAnsi="Times New Roman"/>
+          <w:b w:val="false"/>
+          <w:bCs w:val="false"/>
+          <w:i/>
+          <w:iCs/>
+          <w:color w:val="5A5A5A"/>
+          <w:sz w:val="18"/>
+          <w:szCs w:val="18"/>
+        </w:rPr>
+        <w:t xml:space="preserve">Murphy: Units 67, 18, 61. Ловушка №1: used to + V1 (прошлое) ≠ be used to + V-ing (привычка). Ловушка №2: в отрицании прошлого — didn't use to (без -d после didn't).</w:t>
+      </w:r>
+    </w:p>
+    <w:p>
+      <w:pPr>
+        <w:spacing w:after="80"/>
+      </w:pPr>
+    </w:p>
+    <w:p>
+      <w:pPr>
+        <w:pStyle w:val="Heading1"/>
+        <w:keepNext/>
+        <w:spacing w:after="160" w:before="360" w:line="312"/>
+      </w:pPr>
+      <w:r>
+        <w:rPr>
+          <w:rFonts w:ascii="Arial" w:cs="Arial" w:eastAsia="Arial" w:hAnsi="Arial"/>
+          <w:b/>
+          <w:bCs/>
+          <w:color w:val="15857A"/>
+          <w:sz w:val="30"/>
+          <w:szCs w:val="30"/>
+        </w:rPr>
+        <w:t xml:space="preserve">28. Разговорные конструкции B1: I wish, would rather, both… and, either… or</w:t>
+      </w:r>
+    </w:p>
+    <w:p>
+      <w:pPr>
+        <w:keepNext w:val="false"/>
+        <w:spacing w:after="100" w:line="312"/>
+        <w:ind w:firstLine="709"/>
+        <w:jc w:val="both"/>
+      </w:pPr>
+      <w:r>
+        <w:rPr>
+          <w:rFonts w:ascii="Times New Roman" w:cs="Times New Roman" w:eastAsia="Times New Roman" w:hAnsi="Times New Roman"/>
+          <w:color w:val="1A1A1A"/>
+          <w:sz w:val="22"/>
+          <w:szCs w:val="22"/>
+        </w:rPr>
+        <w:t xml:space="preserve">Полный урок 63 годового плана. Эти конструкции отличают живую речь уровня B1 и закреплены в кодификаторе (элементы 2.4.25–2.4.28): сожаления, предпочтения, «и… и» / «или… или» / «ни… ни».</w:t>
+      </w:r>
+    </w:p>
+    <w:tbl>
+      <w:tblPr>
+        <w:tblW w:type="pct" w:w="100%"/>
+        <w:tblBorders>
+          <w:top w:val="single" w:color="15857A" w:sz="8"/>
+          <w:left w:val="none" w:color="FFFFFF" w:sz="0"/>
+          <w:bottom w:val="single" w:color="15857A" w:sz="8"/>
+          <w:right w:val="none" w:color="FFFFFF" w:sz="0"/>
+          <w:insideH w:val="single" w:color="D5D0C8" w:sz="2"/>
+          <w:insideV w:val="none" w:color="FFFFFF" w:sz="0"/>
+        </w:tblBorders>
+        <w:tblLayout w:type="fixed"/>
+      </w:tblPr>
+      <w:tblGrid>
+        <w:gridCol w:w="100"/>
+        <w:gridCol w:w="100"/>
+      </w:tblGrid>
+      <w:tr>
+        <w:trPr>
+          <w:cantSplit/>
+        </w:trPr>
+        <w:tc>
+          <w:tcPr>
+            <w:tcW w:type="pct" w:w="20%"/>
+            <w:shd w:fill="F0EDE5" w:val="clear"/>
+            <w:tcMar>
+              <w:top w:type="dxa" w:w="60"/>
+              <w:left w:type="dxa" w:w="100"/>
+              <w:bottom w:type="dxa" w:w="60"/>
+              <w:right w:type="dxa" w:w="100"/>
+            </w:tcMar>
+            <w:vAlign w:val="center"/>
+          </w:tcPr>
+          <w:p>
+            <w:pPr>
+              <w:spacing w:line="276"/>
+            </w:pPr>
+            <w:r>
+              <w:rPr>
+                <w:rFonts w:ascii="Arial" w:cs="Arial" w:eastAsia="Arial" w:hAnsi="Arial"/>
+                <w:b/>
+                <w:bCs/>
+                <w:color w:val="15857A"/>
+                <w:sz w:val="19"/>
+                <w:szCs w:val="19"/>
+              </w:rPr>
+              <w:t xml:space="preserve">Употребление</w:t>
+            </w:r>
+          </w:p>
+        </w:tc>
+        <w:tc>
+          <w:tcPr>
+            <w:tcW w:type="pct" w:w="80%"/>
+            <w:tcMar>
+              <w:top w:type="dxa" w:w="60"/>
+              <w:left w:type="dxa" w:w="100"/>
+              <w:bottom w:type="dxa" w:w="60"/>
+              <w:right w:type="dxa" w:w="100"/>
+            </w:tcMar>
+            <w:vAlign w:val="center"/>
+          </w:tcPr>
+          <w:p>
+            <w:pPr>
+              <w:spacing w:after="20" w:line="276"/>
+              <w:jc w:val="left"/>
+            </w:pPr>
+            <w:r>
+              <w:rPr>
+                <w:rFonts w:ascii="Times New Roman" w:cs="Times New Roman" w:eastAsia="Times New Roman" w:hAnsi="Times New Roman"/>
+                <w:b w:val="false"/>
+                <w:bCs w:val="false"/>
+                <w:i w:val="false"/>
+                <w:iCs w:val="false"/>
+                <w:color w:val="1A1A1A"/>
+                <w:sz w:val="19"/>
+                <w:szCs w:val="19"/>
+              </w:rPr>
+              <w:t xml:space="preserve">I wish + Past Simple — сожаление о настоящем («жаль, что не…»); I'd rather + V1 без to — «я бы лучше»; I'd prefer + to V — «я бы предпочёл»; both… and — «и… и»; either… or — «или… или»; neither… nor — «ни… ни»</w:t>
+            </w:r>
+          </w:p>
+        </w:tc>
+      </w:tr>
+      <w:tr>
+        <w:trPr>
+          <w:cantSplit/>
+        </w:trPr>
+        <w:tc>
+          <w:tcPr>
+            <w:tcW w:type="pct" w:w="20%"/>
+            <w:shd w:fill="F0EDE5" w:val="clear"/>
+            <w:tcMar>
+              <w:top w:type="dxa" w:w="60"/>
+              <w:left w:type="dxa" w:w="100"/>
+              <w:bottom w:type="dxa" w:w="60"/>
+              <w:right w:type="dxa" w:w="100"/>
+            </w:tcMar>
+            <w:vAlign w:val="center"/>
+          </w:tcPr>
+          <w:p>
+            <w:pPr>
+              <w:spacing w:line="276"/>
+            </w:pPr>
+            <w:r>
+              <w:rPr>
+                <w:rFonts w:ascii="Arial" w:cs="Arial" w:eastAsia="Arial" w:hAnsi="Arial"/>
+                <w:b/>
+                <w:bCs/>
+                <w:color w:val="15857A"/>
+                <w:sz w:val="19"/>
+                <w:szCs w:val="19"/>
+              </w:rPr>
+              <w:t xml:space="preserve">Маркеры</w:t>
+            </w:r>
+          </w:p>
+        </w:tc>
+        <w:tc>
+          <w:tcPr>
+            <w:tcW w:type="pct" w:w="80%"/>
+            <w:tcMar>
+              <w:top w:type="dxa" w:w="60"/>
+              <w:left w:type="dxa" w:w="100"/>
+              <w:bottom w:type="dxa" w:w="60"/>
+              <w:right w:type="dxa" w:w="100"/>
+            </w:tcMar>
+            <w:vAlign w:val="center"/>
+          </w:tcPr>
+          <w:p>
+            <w:pPr>
+              <w:spacing w:after="20" w:line="276"/>
+              <w:jc w:val="left"/>
+            </w:pPr>
+            <w:r>
+              <w:rPr>
+                <w:rFonts w:ascii="Times New Roman" w:cs="Times New Roman" w:eastAsia="Times New Roman" w:hAnsi="Times New Roman"/>
+                <w:b w:val="false"/>
+                <w:bCs w:val="false"/>
+                <w:i w:val="false"/>
+                <w:iCs w:val="false"/>
+                <w:color w:val="1A1A1A"/>
+                <w:sz w:val="19"/>
+                <w:szCs w:val="19"/>
+              </w:rPr>
+              <w:t xml:space="preserve">после wish всегда прошедшая форма, хотя смысл — о настоящем: I wish I knew (жаль, что не знаю); neither/nor — с утверждением без not</w:t>
+            </w:r>
+          </w:p>
+        </w:tc>
+      </w:tr>
+    </w:tbl>
+    <w:p>
+      <w:pPr>
+        <w:keepNext/>
+        <w:spacing w:after="80" w:before="160" w:line="312"/>
+        <w:jc w:val="left"/>
+      </w:pPr>
+      <w:r>
+        <w:rPr>
+          <w:rFonts w:ascii="Arial" w:cs="Arial" w:eastAsia="Arial" w:hAnsi="Arial"/>
+          <w:b/>
+          <w:bCs/>
+          <w:color w:val="1A1A1A"/>
+          <w:sz w:val="21"/>
+          <w:szCs w:val="21"/>
+        </w:rPr>
+        <w:t xml:space="preserve">Построение предложений</w:t>
+      </w:r>
+    </w:p>
+    <w:tbl>
+      <w:tblPr>
+        <w:tblW w:type="pct" w:w="100%"/>
+        <w:tblBorders>
+          <w:top w:val="single" w:color="15857A" w:sz="8"/>
+          <w:left w:val="none" w:color="FFFFFF" w:sz="0"/>
+          <w:bottom w:val="single" w:color="15857A" w:sz="8"/>
+          <w:right w:val="none" w:color="FFFFFF" w:sz="0"/>
+          <w:insideH w:val="single" w:color="D5D0C8" w:sz="2"/>
+          <w:insideV w:val="none" w:color="FFFFFF" w:sz="0"/>
+        </w:tblBorders>
+        <w:tblLayout w:type="fixed"/>
+      </w:tblPr>
+      <w:tblGrid>
+        <w:gridCol w:w="100"/>
+        <w:gridCol w:w="100"/>
+        <w:gridCol w:w="100"/>
+      </w:tblGrid>
+      <w:tr>
+        <w:trPr>
+          <w:cantSplit/>
+          <w:tblHeader/>
+        </w:trPr>
+        <w:tc>
+          <w:tcPr>
+            <w:tcW w:type="pct" w:w="24%"/>
+            <w:shd w:fill="15857A" w:val="clear"/>
+            <w:tcMar>
+              <w:top w:type="dxa" w:w="60"/>
+              <w:left w:type="dxa" w:w="100"/>
+              <w:bottom w:type="dxa" w:w="60"/>
+              <w:right w:type="dxa" w:w="100"/>
+            </w:tcMar>
+            <w:vAlign w:val="center"/>
+          </w:tcPr>
+          <w:p>
+            <w:pPr>
+              <w:spacing w:line="276"/>
+              <w:jc w:val="left"/>
+            </w:pPr>
+            <w:r>
+              <w:rPr>
+                <w:rFonts w:ascii="Arial" w:cs="Arial" w:eastAsia="Arial" w:hAnsi="Arial"/>
+                <w:b/>
+                <w:bCs/>
+                <w:color w:val="FFFFFF"/>
+                <w:sz w:val="19"/>
+                <w:szCs w:val="19"/>
+              </w:rPr>
+              <w:t xml:space="preserve">Конструкция</w:t>
+            </w:r>
+          </w:p>
+        </w:tc>
+        <w:tc>
+          <w:tcPr>
+            <w:tcW w:type="pct" w:w="34%"/>
+            <w:shd w:fill="15857A" w:val="clear"/>
+            <w:tcMar>
+              <w:top w:type="dxa" w:w="60"/>
+              <w:left w:type="dxa" w:w="100"/>
+              <w:bottom w:type="dxa" w:w="60"/>
+              <w:right w:type="dxa" w:w="100"/>
+            </w:tcMar>
+            <w:vAlign w:val="center"/>
+          </w:tcPr>
+          <w:p>
+            <w:pPr>
+              <w:spacing w:line="276"/>
+              <w:jc w:val="left"/>
+            </w:pPr>
+            <w:r>
+              <w:rPr>
+                <w:rFonts w:ascii="Arial" w:cs="Arial" w:eastAsia="Arial" w:hAnsi="Arial"/>
+                <w:b/>
+                <w:bCs/>
+                <w:color w:val="FFFFFF"/>
+                <w:sz w:val="19"/>
+                <w:szCs w:val="19"/>
+              </w:rPr>
+              <w:t xml:space="preserve">Формула</w:t>
+            </w:r>
+          </w:p>
+        </w:tc>
+        <w:tc>
+          <w:tcPr>
+            <w:tcW w:type="pct" w:w="42%"/>
+            <w:shd w:fill="15857A" w:val="clear"/>
+            <w:tcMar>
+              <w:top w:type="dxa" w:w="60"/>
+              <w:left w:type="dxa" w:w="100"/>
+              <w:bottom w:type="dxa" w:w="60"/>
+              <w:right w:type="dxa" w:w="100"/>
+            </w:tcMar>
+            <w:vAlign w:val="center"/>
+          </w:tcPr>
+          <w:p>
+            <w:pPr>
+              <w:spacing w:line="276"/>
+              <w:jc w:val="left"/>
+            </w:pPr>
+            <w:r>
+              <w:rPr>
+                <w:rFonts w:ascii="Arial" w:cs="Arial" w:eastAsia="Arial" w:hAnsi="Arial"/>
+                <w:b/>
+                <w:bCs/>
+                <w:color w:val="FFFFFF"/>
+                <w:sz w:val="19"/>
+                <w:szCs w:val="19"/>
+              </w:rPr>
+              <w:t xml:space="preserve">Пример</w:t>
+            </w:r>
+          </w:p>
+        </w:tc>
+      </w:tr>
+      <w:tr>
+        <w:trPr>
+          <w:cantSplit/>
+        </w:trPr>
+        <w:tc>
+          <w:tcPr>
+            <w:tcW w:type="pct" w:w="24%"/>
+            <w:tcMar>
+              <w:top w:type="dxa" w:w="60"/>
+              <w:left w:type="dxa" w:w="100"/>
+              <w:bottom w:type="dxa" w:w="60"/>
+              <w:right w:type="dxa" w:w="100"/>
+            </w:tcMar>
+            <w:vAlign w:val="center"/>
+          </w:tcPr>
+          <w:p>
+            <w:pPr>
+              <w:spacing w:after="20" w:line="276"/>
+              <w:jc w:val="left"/>
+            </w:pPr>
+            <w:r>
+              <w:rPr>
+                <w:rFonts w:ascii="Times New Roman" w:cs="Times New Roman" w:eastAsia="Times New Roman" w:hAnsi="Times New Roman"/>
+                <w:b w:val="false"/>
+                <w:bCs w:val="false"/>
+                <w:i/>
+                <w:iCs/>
+                <w:color w:val="1A1A1A"/>
+                <w:sz w:val="19"/>
+                <w:szCs w:val="19"/>
+              </w:rPr>
+              <w:t xml:space="preserve">Сожаление о настоящем</w:t>
+            </w:r>
+          </w:p>
+        </w:tc>
+        <w:tc>
+          <w:tcPr>
+            <w:tcW w:type="pct" w:w="34%"/>
+            <w:tcMar>
+              <w:top w:type="dxa" w:w="60"/>
+              <w:left w:type="dxa" w:w="100"/>
+              <w:bottom w:type="dxa" w:w="60"/>
+              <w:right w:type="dxa" w:w="100"/>
+            </w:tcMar>
+            <w:vAlign w:val="center"/>
+          </w:tcPr>
+          <w:p>
+            <w:pPr>
+              <w:spacing w:after="20" w:line="276"/>
+              <w:jc w:val="left"/>
+            </w:pPr>
+            <w:r>
+              <w:rPr>
+                <w:rFonts w:ascii="Times New Roman" w:cs="Times New Roman" w:eastAsia="Times New Roman" w:hAnsi="Times New Roman"/>
+                <w:b/>
+                <w:bCs/>
+                <w:i/>
+                <w:iCs/>
+                <w:color w:val="15857A"/>
+                <w:sz w:val="19"/>
+                <w:szCs w:val="19"/>
+              </w:rPr>
+              <w:t xml:space="preserve">I wish</w:t>
+            </w:r>
+            <w:r>
+              <w:rPr>
+                <w:rFonts w:ascii="Times New Roman" w:cs="Times New Roman" w:eastAsia="Times New Roman" w:hAnsi="Times New Roman"/>
+                <w:b w:val="false"/>
+                <w:bCs w:val="false"/>
+                <w:i/>
+                <w:iCs/>
+                <w:color w:val="1A1A1A"/>
+                <w:sz w:val="19"/>
+                <w:szCs w:val="19"/>
+              </w:rPr>
+              <w:t xml:space="preserve"> + Past Simple</w:t>
+            </w:r>
+          </w:p>
+        </w:tc>
+        <w:tc>
+          <w:tcPr>
+            <w:tcW w:type="pct" w:w="42%"/>
+            <w:tcMar>
+              <w:top w:type="dxa" w:w="60"/>
+              <w:left w:type="dxa" w:w="100"/>
+              <w:bottom w:type="dxa" w:w="60"/>
+              <w:right w:type="dxa" w:w="100"/>
+            </w:tcMar>
+            <w:vAlign w:val="center"/>
+          </w:tcPr>
+          <w:p>
+            <w:pPr>
+              <w:spacing w:after="20" w:line="276"/>
+              <w:jc w:val="left"/>
+            </w:pPr>
+            <w:r>
+              <w:rPr>
+                <w:rFonts w:ascii="Times New Roman" w:cs="Times New Roman" w:eastAsia="Times New Roman" w:hAnsi="Times New Roman"/>
+                <w:b w:val="false"/>
+                <w:bCs w:val="false"/>
+                <w:i/>
+                <w:iCs/>
+                <w:color w:val="1A1A1A"/>
+                <w:sz w:val="19"/>
+                <w:szCs w:val="19"/>
+              </w:rPr>
+              <w:t xml:space="preserve">I wish I </w:t>
+            </w:r>
+            <w:r>
+              <w:rPr>
+                <w:rFonts w:ascii="Times New Roman" w:cs="Times New Roman" w:eastAsia="Times New Roman" w:hAnsi="Times New Roman"/>
+                <w:b/>
+                <w:bCs/>
+                <w:i/>
+                <w:iCs/>
+                <w:color w:val="15857A"/>
+                <w:sz w:val="19"/>
+                <w:szCs w:val="19"/>
+              </w:rPr>
+              <w:t xml:space="preserve">knew</w:t>
+            </w:r>
+            <w:r>
+              <w:rPr>
+                <w:rFonts w:ascii="Times New Roman" w:cs="Times New Roman" w:eastAsia="Times New Roman" w:hAnsi="Times New Roman"/>
+                <w:b w:val="false"/>
+                <w:bCs w:val="false"/>
+                <w:i/>
+                <w:iCs/>
+                <w:color w:val="1A1A1A"/>
+                <w:sz w:val="19"/>
+                <w:szCs w:val="19"/>
+              </w:rPr>
+              <w:t xml:space="preserve"> the answer. (жаль, что не знаю)</w:t>
+            </w:r>
+          </w:p>
+        </w:tc>
+      </w:tr>
+      <w:tr>
+        <w:trPr>
+          <w:cantSplit/>
+        </w:trPr>
+        <w:tc>
+          <w:tcPr>
+            <w:tcW w:type="pct" w:w="24%"/>
+            <w:tcMar>
+              <w:top w:type="dxa" w:w="60"/>
+              <w:left w:type="dxa" w:w="100"/>
+              <w:bottom w:type="dxa" w:w="60"/>
+              <w:right w:type="dxa" w:w="100"/>
+            </w:tcMar>
+            <w:vAlign w:val="center"/>
+          </w:tcPr>
+          <w:p>
+            <w:pPr>
+              <w:spacing w:after="20" w:line="276"/>
+              <w:jc w:val="left"/>
+            </w:pPr>
+            <w:r>
+              <w:rPr>
+                <w:rFonts w:ascii="Times New Roman" w:cs="Times New Roman" w:eastAsia="Times New Roman" w:hAnsi="Times New Roman"/>
+                <w:b w:val="false"/>
+                <w:bCs w:val="false"/>
+                <w:i/>
+                <w:iCs/>
+                <w:color w:val="1A1A1A"/>
+                <w:sz w:val="19"/>
+                <w:szCs w:val="19"/>
+              </w:rPr>
+              <w:t xml:space="preserve">Предпочтение</w:t>
+            </w:r>
+          </w:p>
+        </w:tc>
+        <w:tc>
+          <w:tcPr>
+            <w:tcW w:type="pct" w:w="34%"/>
+            <w:tcMar>
+              <w:top w:type="dxa" w:w="60"/>
+              <w:left w:type="dxa" w:w="100"/>
+              <w:bottom w:type="dxa" w:w="60"/>
+              <w:right w:type="dxa" w:w="100"/>
+            </w:tcMar>
+            <w:vAlign w:val="center"/>
+          </w:tcPr>
+          <w:p>
+            <w:pPr>
+              <w:spacing w:after="20" w:line="276"/>
+              <w:jc w:val="left"/>
+            </w:pPr>
+            <w:r>
+              <w:rPr>
+                <w:rFonts w:ascii="Times New Roman" w:cs="Times New Roman" w:eastAsia="Times New Roman" w:hAnsi="Times New Roman"/>
+                <w:b/>
+                <w:bCs/>
+                <w:i/>
+                <w:iCs/>
+                <w:color w:val="15857A"/>
+                <w:sz w:val="19"/>
+                <w:szCs w:val="19"/>
+              </w:rPr>
+              <w:t xml:space="preserve">I'd rather</w:t>
+            </w:r>
+            <w:r>
+              <w:rPr>
+                <w:rFonts w:ascii="Times New Roman" w:cs="Times New Roman" w:eastAsia="Times New Roman" w:hAnsi="Times New Roman"/>
+                <w:b w:val="false"/>
+                <w:bCs w:val="false"/>
+                <w:i/>
+                <w:iCs/>
+                <w:color w:val="1A1A1A"/>
+                <w:sz w:val="19"/>
+                <w:szCs w:val="19"/>
+              </w:rPr>
+              <w:t xml:space="preserve"> + V1; </w:t>
+            </w:r>
+            <w:r>
+              <w:rPr>
+                <w:rFonts w:ascii="Times New Roman" w:cs="Times New Roman" w:eastAsia="Times New Roman" w:hAnsi="Times New Roman"/>
+                <w:b/>
+                <w:bCs/>
+                <w:i/>
+                <w:iCs/>
+                <w:color w:val="15857A"/>
+                <w:sz w:val="19"/>
+                <w:szCs w:val="19"/>
+              </w:rPr>
+              <w:t xml:space="preserve">I'd prefer</w:t>
+            </w:r>
+            <w:r>
+              <w:rPr>
+                <w:rFonts w:ascii="Times New Roman" w:cs="Times New Roman" w:eastAsia="Times New Roman" w:hAnsi="Times New Roman"/>
+                <w:b w:val="false"/>
+                <w:bCs w:val="false"/>
+                <w:i/>
+                <w:iCs/>
+                <w:color w:val="1A1A1A"/>
+                <w:sz w:val="19"/>
+                <w:szCs w:val="19"/>
+              </w:rPr>
+              <w:t xml:space="preserve"> + to V</w:t>
+            </w:r>
+          </w:p>
+        </w:tc>
+        <w:tc>
+          <w:tcPr>
+            <w:tcW w:type="pct" w:w="42%"/>
+            <w:tcMar>
+              <w:top w:type="dxa" w:w="60"/>
+              <w:left w:type="dxa" w:w="100"/>
+              <w:bottom w:type="dxa" w:w="60"/>
+              <w:right w:type="dxa" w:w="100"/>
+            </w:tcMar>
+            <w:vAlign w:val="center"/>
+          </w:tcPr>
+          <w:p>
+            <w:pPr>
+              <w:spacing w:after="20" w:line="276"/>
+              <w:jc w:val="left"/>
+            </w:pPr>
+            <w:r>
+              <w:rPr>
+                <w:rFonts w:ascii="Times New Roman" w:cs="Times New Roman" w:eastAsia="Times New Roman" w:hAnsi="Times New Roman"/>
+                <w:b w:val="false"/>
+                <w:bCs w:val="false"/>
+                <w:i/>
+                <w:iCs/>
+                <w:color w:val="1A1A1A"/>
+                <w:sz w:val="19"/>
+                <w:szCs w:val="19"/>
+              </w:rPr>
+              <w:t xml:space="preserve">I </w:t>
+            </w:r>
+            <w:r>
+              <w:rPr>
+                <w:rFonts w:ascii="Times New Roman" w:cs="Times New Roman" w:eastAsia="Times New Roman" w:hAnsi="Times New Roman"/>
+                <w:b/>
+                <w:bCs/>
+                <w:i/>
+                <w:iCs/>
+                <w:color w:val="15857A"/>
+                <w:sz w:val="19"/>
+                <w:szCs w:val="19"/>
+              </w:rPr>
+              <w:t xml:space="preserve">would rather</w:t>
+            </w:r>
+            <w:r>
+              <w:rPr>
+                <w:rFonts w:ascii="Times New Roman" w:cs="Times New Roman" w:eastAsia="Times New Roman" w:hAnsi="Times New Roman"/>
+                <w:b w:val="false"/>
+                <w:bCs w:val="false"/>
+                <w:i/>
+                <w:iCs/>
+                <w:color w:val="1A1A1A"/>
+                <w:sz w:val="19"/>
+                <w:szCs w:val="19"/>
+              </w:rPr>
+              <w:t xml:space="preserve"> </w:t>
+            </w:r>
+            <w:r>
+              <w:rPr>
+                <w:rFonts w:ascii="Times New Roman" w:cs="Times New Roman" w:eastAsia="Times New Roman" w:hAnsi="Times New Roman"/>
+                <w:b/>
+                <w:bCs/>
+                <w:i/>
+                <w:iCs/>
+                <w:color w:val="FF6A3B"/>
+                <w:sz w:val="19"/>
+                <w:szCs w:val="19"/>
+              </w:rPr>
+              <w:t xml:space="preserve">stay</w:t>
+            </w:r>
+            <w:r>
+              <w:rPr>
+                <w:rFonts w:ascii="Times New Roman" w:cs="Times New Roman" w:eastAsia="Times New Roman" w:hAnsi="Times New Roman"/>
+                <w:b w:val="false"/>
+                <w:bCs w:val="false"/>
+                <w:i/>
+                <w:iCs/>
+                <w:color w:val="1A1A1A"/>
+                <w:sz w:val="19"/>
+                <w:szCs w:val="19"/>
+              </w:rPr>
+              <w:t xml:space="preserve"> home. I </w:t>
+            </w:r>
+            <w:r>
+              <w:rPr>
+                <w:rFonts w:ascii="Times New Roman" w:cs="Times New Roman" w:eastAsia="Times New Roman" w:hAnsi="Times New Roman"/>
+                <w:b/>
+                <w:bCs/>
+                <w:i/>
+                <w:iCs/>
+                <w:color w:val="15857A"/>
+                <w:sz w:val="19"/>
+                <w:szCs w:val="19"/>
+              </w:rPr>
+              <w:t xml:space="preserve">would prefer</w:t>
+            </w:r>
+            <w:r>
+              <w:rPr>
+                <w:rFonts w:ascii="Times New Roman" w:cs="Times New Roman" w:eastAsia="Times New Roman" w:hAnsi="Times New Roman"/>
+                <w:b w:val="false"/>
+                <w:bCs w:val="false"/>
+                <w:i/>
+                <w:iCs/>
+                <w:color w:val="1A1A1A"/>
+                <w:sz w:val="19"/>
+                <w:szCs w:val="19"/>
+              </w:rPr>
+              <w:t xml:space="preserve"> </w:t>
+            </w:r>
+            <w:r>
+              <w:rPr>
+                <w:rFonts w:ascii="Times New Roman" w:cs="Times New Roman" w:eastAsia="Times New Roman" w:hAnsi="Times New Roman"/>
+                <w:b/>
+                <w:bCs/>
+                <w:i/>
+                <w:iCs/>
+                <w:color w:val="FF6A3B"/>
+                <w:sz w:val="19"/>
+                <w:szCs w:val="19"/>
+              </w:rPr>
+              <w:t xml:space="preserve">to walk</w:t>
+            </w:r>
+            <w:r>
+              <w:rPr>
+                <w:rFonts w:ascii="Times New Roman" w:cs="Times New Roman" w:eastAsia="Times New Roman" w:hAnsi="Times New Roman"/>
+                <w:b w:val="false"/>
+                <w:bCs w:val="false"/>
+                <w:i/>
+                <w:iCs/>
+                <w:color w:val="1A1A1A"/>
+                <w:sz w:val="19"/>
+                <w:szCs w:val="19"/>
+              </w:rPr>
+              <w:t xml:space="preserve">.</w:t>
+            </w:r>
+          </w:p>
+        </w:tc>
+      </w:tr>
+      <w:tr>
+        <w:trPr>
+          <w:cantSplit/>
+        </w:trPr>
+        <w:tc>
+          <w:tcPr>
+            <w:tcW w:type="pct" w:w="24%"/>
+            <w:tcMar>
+              <w:top w:type="dxa" w:w="60"/>
+              <w:left w:type="dxa" w:w="100"/>
+              <w:bottom w:type="dxa" w:w="60"/>
+              <w:right w:type="dxa" w:w="100"/>
+            </w:tcMar>
+            <w:vAlign w:val="center"/>
+          </w:tcPr>
+          <w:p>
+            <w:pPr>
+              <w:spacing w:after="20" w:line="276"/>
+              <w:jc w:val="left"/>
+            </w:pPr>
+            <w:r>
+              <w:rPr>
+                <w:rFonts w:ascii="Times New Roman" w:cs="Times New Roman" w:eastAsia="Times New Roman" w:hAnsi="Times New Roman"/>
+                <w:b w:val="false"/>
+                <w:bCs w:val="false"/>
+                <w:i/>
+                <w:iCs/>
+                <w:color w:val="1A1A1A"/>
+                <w:sz w:val="19"/>
+                <w:szCs w:val="19"/>
+              </w:rPr>
+              <w:t xml:space="preserve">И… и / Или… или</w:t>
+            </w:r>
+          </w:p>
+        </w:tc>
+        <w:tc>
+          <w:tcPr>
+            <w:tcW w:type="pct" w:w="34%"/>
+            <w:tcMar>
+              <w:top w:type="dxa" w:w="60"/>
+              <w:left w:type="dxa" w:w="100"/>
+              <w:bottom w:type="dxa" w:w="60"/>
+              <w:right w:type="dxa" w:w="100"/>
+            </w:tcMar>
+            <w:vAlign w:val="center"/>
+          </w:tcPr>
+          <w:p>
+            <w:pPr>
+              <w:spacing w:after="20" w:line="276"/>
+              <w:jc w:val="left"/>
+            </w:pPr>
+            <w:r>
+              <w:rPr>
+                <w:rFonts w:ascii="Times New Roman" w:cs="Times New Roman" w:eastAsia="Times New Roman" w:hAnsi="Times New Roman"/>
+                <w:b/>
+                <w:bCs/>
+                <w:i/>
+                <w:iCs/>
+                <w:color w:val="15857A"/>
+                <w:sz w:val="19"/>
+                <w:szCs w:val="19"/>
+              </w:rPr>
+              <w:t xml:space="preserve">both… and</w:t>
+            </w:r>
+            <w:r>
+              <w:rPr>
+                <w:rFonts w:ascii="Times New Roman" w:cs="Times New Roman" w:eastAsia="Times New Roman" w:hAnsi="Times New Roman"/>
+                <w:b w:val="false"/>
+                <w:bCs w:val="false"/>
+                <w:i/>
+                <w:iCs/>
+                <w:color w:val="1A1A1A"/>
+                <w:sz w:val="19"/>
+                <w:szCs w:val="19"/>
+              </w:rPr>
+              <w:t xml:space="preserve"> / </w:t>
+            </w:r>
+            <w:r>
+              <w:rPr>
+                <w:rFonts w:ascii="Times New Roman" w:cs="Times New Roman" w:eastAsia="Times New Roman" w:hAnsi="Times New Roman"/>
+                <w:b/>
+                <w:bCs/>
+                <w:i/>
+                <w:iCs/>
+                <w:color w:val="15857A"/>
+                <w:sz w:val="19"/>
+                <w:szCs w:val="19"/>
+              </w:rPr>
+              <w:t xml:space="preserve">either… or</w:t>
+            </w:r>
+          </w:p>
+        </w:tc>
+        <w:tc>
+          <w:tcPr>
+            <w:tcW w:type="pct" w:w="42%"/>
+            <w:tcMar>
+              <w:top w:type="dxa" w:w="60"/>
+              <w:left w:type="dxa" w:w="100"/>
+              <w:bottom w:type="dxa" w:w="60"/>
+              <w:right w:type="dxa" w:w="100"/>
+            </w:tcMar>
+            <w:vAlign w:val="center"/>
+          </w:tcPr>
+          <w:p>
+            <w:pPr>
+              <w:spacing w:after="20" w:line="276"/>
+              <w:jc w:val="left"/>
+            </w:pPr>
+            <w:r>
+              <w:rPr>
+                <w:rFonts w:ascii="Times New Roman" w:cs="Times New Roman" w:eastAsia="Times New Roman" w:hAnsi="Times New Roman"/>
+                <w:b/>
+                <w:bCs/>
+                <w:i/>
+                <w:iCs/>
+                <w:color w:val="15857A"/>
+                <w:sz w:val="19"/>
+                <w:szCs w:val="19"/>
+              </w:rPr>
+              <w:t xml:space="preserve">Both</w:t>
+            </w:r>
+            <w:r>
+              <w:rPr>
+                <w:rFonts w:ascii="Times New Roman" w:cs="Times New Roman" w:eastAsia="Times New Roman" w:hAnsi="Times New Roman"/>
+                <w:b w:val="false"/>
+                <w:bCs w:val="false"/>
+                <w:i/>
+                <w:iCs/>
+                <w:color w:val="1A1A1A"/>
+                <w:sz w:val="19"/>
+                <w:szCs w:val="19"/>
+              </w:rPr>
+              <w:t xml:space="preserve"> my mum </w:t>
+            </w:r>
+            <w:r>
+              <w:rPr>
+                <w:rFonts w:ascii="Times New Roman" w:cs="Times New Roman" w:eastAsia="Times New Roman" w:hAnsi="Times New Roman"/>
+                <w:b/>
+                <w:bCs/>
+                <w:i/>
+                <w:iCs/>
+                <w:color w:val="15857A"/>
+                <w:sz w:val="19"/>
+                <w:szCs w:val="19"/>
+              </w:rPr>
+              <w:t xml:space="preserve">and</w:t>
+            </w:r>
+            <w:r>
+              <w:rPr>
+                <w:rFonts w:ascii="Times New Roman" w:cs="Times New Roman" w:eastAsia="Times New Roman" w:hAnsi="Times New Roman"/>
+                <w:b w:val="false"/>
+                <w:bCs w:val="false"/>
+                <w:i/>
+                <w:iCs/>
+                <w:color w:val="1A1A1A"/>
+                <w:sz w:val="19"/>
+                <w:szCs w:val="19"/>
+              </w:rPr>
+              <w:t xml:space="preserve"> my dad </w:t>
+            </w:r>
+            <w:r>
+              <w:rPr>
+                <w:rFonts w:ascii="Times New Roman" w:cs="Times New Roman" w:eastAsia="Times New Roman" w:hAnsi="Times New Roman"/>
+                <w:b/>
+                <w:bCs/>
+                <w:i/>
+                <w:iCs/>
+                <w:color w:val="FF6A3B"/>
+                <w:sz w:val="19"/>
+                <w:szCs w:val="19"/>
+              </w:rPr>
+              <w:t xml:space="preserve">work</w:t>
+            </w:r>
+            <w:r>
+              <w:rPr>
+                <w:rFonts w:ascii="Times New Roman" w:cs="Times New Roman" w:eastAsia="Times New Roman" w:hAnsi="Times New Roman"/>
+                <w:b w:val="false"/>
+                <w:bCs w:val="false"/>
+                <w:i/>
+                <w:iCs/>
+                <w:color w:val="1A1A1A"/>
+                <w:sz w:val="19"/>
+                <w:szCs w:val="19"/>
+              </w:rPr>
+              <w:t xml:space="preserve">. </w:t>
+            </w:r>
+            <w:r>
+              <w:rPr>
+                <w:rFonts w:ascii="Times New Roman" w:cs="Times New Roman" w:eastAsia="Times New Roman" w:hAnsi="Times New Roman"/>
+                <w:b/>
+                <w:bCs/>
+                <w:i/>
+                <w:iCs/>
+                <w:color w:val="15857A"/>
+                <w:sz w:val="19"/>
+                <w:szCs w:val="19"/>
+              </w:rPr>
+              <w:t xml:space="preserve">Either</w:t>
+            </w:r>
+            <w:r>
+              <w:rPr>
+                <w:rFonts w:ascii="Times New Roman" w:cs="Times New Roman" w:eastAsia="Times New Roman" w:hAnsi="Times New Roman"/>
+                <w:b w:val="false"/>
+                <w:bCs w:val="false"/>
+                <w:i/>
+                <w:iCs/>
+                <w:color w:val="1A1A1A"/>
+                <w:sz w:val="19"/>
+                <w:szCs w:val="19"/>
+              </w:rPr>
+              <w:t xml:space="preserve"> tea </w:t>
+            </w:r>
+            <w:r>
+              <w:rPr>
+                <w:rFonts w:ascii="Times New Roman" w:cs="Times New Roman" w:eastAsia="Times New Roman" w:hAnsi="Times New Roman"/>
+                <w:b/>
+                <w:bCs/>
+                <w:i/>
+                <w:iCs/>
+                <w:color w:val="15857A"/>
+                <w:sz w:val="19"/>
+                <w:szCs w:val="19"/>
+              </w:rPr>
+              <w:t xml:space="preserve">or</w:t>
+            </w:r>
+            <w:r>
+              <w:rPr>
+                <w:rFonts w:ascii="Times New Roman" w:cs="Times New Roman" w:eastAsia="Times New Roman" w:hAnsi="Times New Roman"/>
+                <w:b w:val="false"/>
+                <w:bCs w:val="false"/>
+                <w:i/>
+                <w:iCs/>
+                <w:color w:val="1A1A1A"/>
+                <w:sz w:val="19"/>
+                <w:szCs w:val="19"/>
+              </w:rPr>
+              <w:t xml:space="preserve"> coffee?</w:t>
+            </w:r>
+          </w:p>
+        </w:tc>
+      </w:tr>
+      <w:tr>
+        <w:trPr>
+          <w:cantSplit/>
+        </w:trPr>
+        <w:tc>
+          <w:tcPr>
+            <w:tcW w:type="pct" w:w="24%"/>
+            <w:tcMar>
+              <w:top w:type="dxa" w:w="60"/>
+              <w:left w:type="dxa" w:w="100"/>
+              <w:bottom w:type="dxa" w:w="60"/>
+              <w:right w:type="dxa" w:w="100"/>
+            </w:tcMar>
+            <w:vAlign w:val="center"/>
+          </w:tcPr>
+          <w:p>
+            <w:pPr>
+              <w:spacing w:after="20" w:line="276"/>
+              <w:jc w:val="left"/>
+            </w:pPr>
+            <w:r>
+              <w:rPr>
+                <w:rFonts w:ascii="Times New Roman" w:cs="Times New Roman" w:eastAsia="Times New Roman" w:hAnsi="Times New Roman"/>
+                <w:b w:val="false"/>
+                <w:bCs w:val="false"/>
+                <w:i/>
+                <w:iCs/>
+                <w:color w:val="1A1A1A"/>
+                <w:sz w:val="19"/>
+                <w:szCs w:val="19"/>
+              </w:rPr>
+              <w:t xml:space="preserve">Ни… ни</w:t>
+            </w:r>
+          </w:p>
+        </w:tc>
+        <w:tc>
+          <w:tcPr>
+            <w:tcW w:type="pct" w:w="34%"/>
+            <w:tcMar>
+              <w:top w:type="dxa" w:w="60"/>
+              <w:left w:type="dxa" w:w="100"/>
+              <w:bottom w:type="dxa" w:w="60"/>
+              <w:right w:type="dxa" w:w="100"/>
+            </w:tcMar>
+            <w:vAlign w:val="center"/>
+          </w:tcPr>
+          <w:p>
+            <w:pPr>
+              <w:spacing w:after="20" w:line="276"/>
+              <w:jc w:val="left"/>
+            </w:pPr>
+            <w:r>
+              <w:rPr>
+                <w:rFonts w:ascii="Times New Roman" w:cs="Times New Roman" w:eastAsia="Times New Roman" w:hAnsi="Times New Roman"/>
+                <w:b/>
+                <w:bCs/>
+                <w:i/>
+                <w:iCs/>
+                <w:color w:val="15857A"/>
+                <w:sz w:val="19"/>
+                <w:szCs w:val="19"/>
+              </w:rPr>
+              <w:t xml:space="preserve">neither… nor</w:t>
+            </w:r>
+            <w:r>
+              <w:rPr>
+                <w:rFonts w:ascii="Times New Roman" w:cs="Times New Roman" w:eastAsia="Times New Roman" w:hAnsi="Times New Roman"/>
+                <w:b w:val="false"/>
+                <w:bCs w:val="false"/>
+                <w:i/>
+                <w:iCs/>
+                <w:color w:val="1A1A1A"/>
+                <w:sz w:val="19"/>
+                <w:szCs w:val="19"/>
+              </w:rPr>
+              <w:t xml:space="preserve"> + глагол в утверждении</w:t>
+            </w:r>
+          </w:p>
+        </w:tc>
+        <w:tc>
+          <w:tcPr>
+            <w:tcW w:type="pct" w:w="42%"/>
+            <w:tcMar>
+              <w:top w:type="dxa" w:w="60"/>
+              <w:left w:type="dxa" w:w="100"/>
+              <w:bottom w:type="dxa" w:w="60"/>
+              <w:right w:type="dxa" w:w="100"/>
+            </w:tcMar>
+            <w:vAlign w:val="center"/>
+          </w:tcPr>
+          <w:p>
+            <w:pPr>
+              <w:spacing w:after="20" w:line="276"/>
+              <w:jc w:val="left"/>
+            </w:pPr>
+            <w:r>
+              <w:rPr>
+                <w:rFonts w:ascii="Times New Roman" w:cs="Times New Roman" w:eastAsia="Times New Roman" w:hAnsi="Times New Roman"/>
+                <w:b/>
+                <w:bCs/>
+                <w:i/>
+                <w:iCs/>
+                <w:color w:val="15857A"/>
+                <w:sz w:val="19"/>
+                <w:szCs w:val="19"/>
+              </w:rPr>
+              <w:t xml:space="preserve">Neither</w:t>
+            </w:r>
+            <w:r>
+              <w:rPr>
+                <w:rFonts w:ascii="Times New Roman" w:cs="Times New Roman" w:eastAsia="Times New Roman" w:hAnsi="Times New Roman"/>
+                <w:b w:val="false"/>
+                <w:bCs w:val="false"/>
+                <w:i/>
+                <w:iCs/>
+                <w:color w:val="1A1A1A"/>
+                <w:sz w:val="19"/>
+                <w:szCs w:val="19"/>
+              </w:rPr>
+              <w:t xml:space="preserve"> he </w:t>
+            </w:r>
+            <w:r>
+              <w:rPr>
+                <w:rFonts w:ascii="Times New Roman" w:cs="Times New Roman" w:eastAsia="Times New Roman" w:hAnsi="Times New Roman"/>
+                <w:b/>
+                <w:bCs/>
+                <w:i/>
+                <w:iCs/>
+                <w:color w:val="15857A"/>
+                <w:sz w:val="19"/>
+                <w:szCs w:val="19"/>
+              </w:rPr>
+              <w:t xml:space="preserve">nor</w:t>
+            </w:r>
+            <w:r>
+              <w:rPr>
+                <w:rFonts w:ascii="Times New Roman" w:cs="Times New Roman" w:eastAsia="Times New Roman" w:hAnsi="Times New Roman"/>
+                <w:b w:val="false"/>
+                <w:bCs w:val="false"/>
+                <w:i/>
+                <w:iCs/>
+                <w:color w:val="1A1A1A"/>
+                <w:sz w:val="19"/>
+                <w:szCs w:val="19"/>
+              </w:rPr>
+              <w:t xml:space="preserve"> his sister </w:t>
+            </w:r>
+            <w:r>
+              <w:rPr>
+                <w:rFonts w:ascii="Times New Roman" w:cs="Times New Roman" w:eastAsia="Times New Roman" w:hAnsi="Times New Roman"/>
+                <w:b/>
+                <w:bCs/>
+                <w:i/>
+                <w:iCs/>
+                <w:color w:val="FF6A3B"/>
+                <w:sz w:val="19"/>
+                <w:szCs w:val="19"/>
+              </w:rPr>
+              <w:t xml:space="preserve">likes</w:t>
+            </w:r>
+            <w:r>
+              <w:rPr>
+                <w:rFonts w:ascii="Times New Roman" w:cs="Times New Roman" w:eastAsia="Times New Roman" w:hAnsi="Times New Roman"/>
+                <w:b w:val="false"/>
+                <w:bCs w:val="false"/>
+                <w:i/>
+                <w:iCs/>
+                <w:color w:val="1A1A1A"/>
+                <w:sz w:val="19"/>
+                <w:szCs w:val="19"/>
+              </w:rPr>
+              <w:t xml:space="preserve"> fish. (без not!)</w:t>
+            </w:r>
+          </w:p>
+        </w:tc>
+      </w:tr>
+      <w:tr>
+        <w:trPr>
+          <w:cantSplit/>
+        </w:trPr>
+        <w:tc>
+          <w:tcPr>
+            <w:tcW w:type="pct" w:w="24%"/>
+            <w:tcMar>
+              <w:top w:type="dxa" w:w="60"/>
+              <w:left w:type="dxa" w:w="100"/>
+              <w:bottom w:type="dxa" w:w="60"/>
+              <w:right w:type="dxa" w:w="100"/>
+            </w:tcMar>
+            <w:vAlign w:val="center"/>
+          </w:tcPr>
+          <w:p>
+            <w:pPr>
+              <w:spacing w:after="20" w:line="276"/>
+              <w:jc w:val="left"/>
+            </w:pPr>
+            <w:r>
+              <w:rPr>
+                <w:rFonts w:ascii="Times New Roman" w:cs="Times New Roman" w:eastAsia="Times New Roman" w:hAnsi="Times New Roman"/>
+                <w:b w:val="false"/>
+                <w:bCs w:val="false"/>
+                <w:i/>
+                <w:iCs/>
+                <w:color w:val="1A1A1A"/>
+                <w:sz w:val="19"/>
+                <w:szCs w:val="19"/>
+              </w:rPr>
+              <w:t xml:space="preserve">Будущее в прошедшем</w:t>
+            </w:r>
+          </w:p>
+        </w:tc>
+        <w:tc>
+          <w:tcPr>
+            <w:tcW w:type="pct" w:w="34%"/>
+            <w:tcMar>
+              <w:top w:type="dxa" w:w="60"/>
+              <w:left w:type="dxa" w:w="100"/>
+              <w:bottom w:type="dxa" w:w="60"/>
+              <w:right w:type="dxa" w:w="100"/>
+            </w:tcMar>
+            <w:vAlign w:val="center"/>
+          </w:tcPr>
+          <w:p>
+            <w:pPr>
+              <w:spacing w:after="20" w:line="276"/>
+              <w:jc w:val="left"/>
+            </w:pPr>
+            <w:r>
+              <w:rPr>
+                <w:rFonts w:ascii="Times New Roman" w:cs="Times New Roman" w:eastAsia="Times New Roman" w:hAnsi="Times New Roman"/>
+                <w:b w:val="false"/>
+                <w:bCs w:val="false"/>
+                <w:i/>
+                <w:iCs/>
+                <w:color w:val="1A1A1A"/>
+                <w:sz w:val="19"/>
+                <w:szCs w:val="19"/>
+              </w:rPr>
+              <w:t xml:space="preserve">said (that) + </w:t>
+            </w:r>
+            <w:r>
+              <w:rPr>
+                <w:rFonts w:ascii="Times New Roman" w:cs="Times New Roman" w:eastAsia="Times New Roman" w:hAnsi="Times New Roman"/>
+                <w:b/>
+                <w:bCs/>
+                <w:i/>
+                <w:iCs/>
+                <w:color w:val="15857A"/>
+                <w:sz w:val="19"/>
+                <w:szCs w:val="19"/>
+              </w:rPr>
+              <w:t xml:space="preserve">would</w:t>
+            </w:r>
+            <w:r>
+              <w:rPr>
+                <w:rFonts w:ascii="Times New Roman" w:cs="Times New Roman" w:eastAsia="Times New Roman" w:hAnsi="Times New Roman"/>
+                <w:b w:val="false"/>
+                <w:bCs w:val="false"/>
+                <w:i/>
+                <w:iCs/>
+                <w:color w:val="1A1A1A"/>
+                <w:sz w:val="19"/>
+                <w:szCs w:val="19"/>
+              </w:rPr>
+              <w:t xml:space="preserve"> + V1</w:t>
+            </w:r>
+          </w:p>
+        </w:tc>
+        <w:tc>
+          <w:tcPr>
+            <w:tcW w:type="pct" w:w="42%"/>
+            <w:tcMar>
+              <w:top w:type="dxa" w:w="60"/>
+              <w:left w:type="dxa" w:w="100"/>
+              <w:bottom w:type="dxa" w:w="60"/>
+              <w:right w:type="dxa" w:w="100"/>
+            </w:tcMar>
+            <w:vAlign w:val="center"/>
+          </w:tcPr>
+          <w:p>
+            <w:pPr>
+              <w:spacing w:after="20" w:line="276"/>
+              <w:jc w:val="left"/>
+            </w:pPr>
+            <w:r>
+              <w:rPr>
+                <w:rFonts w:ascii="Times New Roman" w:cs="Times New Roman" w:eastAsia="Times New Roman" w:hAnsi="Times New Roman"/>
+                <w:b w:val="false"/>
+                <w:bCs w:val="false"/>
+                <w:i/>
+                <w:iCs/>
+                <w:color w:val="1A1A1A"/>
+                <w:sz w:val="19"/>
+                <w:szCs w:val="19"/>
+              </w:rPr>
+              <w:t xml:space="preserve">He </w:t>
+            </w:r>
+            <w:r>
+              <w:rPr>
+                <w:rFonts w:ascii="Times New Roman" w:cs="Times New Roman" w:eastAsia="Times New Roman" w:hAnsi="Times New Roman"/>
+                <w:b/>
+                <w:bCs/>
+                <w:i/>
+                <w:iCs/>
+                <w:color w:val="FF6A3B"/>
+                <w:sz w:val="19"/>
+                <w:szCs w:val="19"/>
+              </w:rPr>
+              <w:t xml:space="preserve">said</w:t>
+            </w:r>
+            <w:r>
+              <w:rPr>
+                <w:rFonts w:ascii="Times New Roman" w:cs="Times New Roman" w:eastAsia="Times New Roman" w:hAnsi="Times New Roman"/>
+                <w:b w:val="false"/>
+                <w:bCs w:val="false"/>
+                <w:i/>
+                <w:iCs/>
+                <w:color w:val="1A1A1A"/>
+                <w:sz w:val="19"/>
+                <w:szCs w:val="19"/>
+              </w:rPr>
+              <w:t xml:space="preserve"> (that) he </w:t>
+            </w:r>
+            <w:r>
+              <w:rPr>
+                <w:rFonts w:ascii="Times New Roman" w:cs="Times New Roman" w:eastAsia="Times New Roman" w:hAnsi="Times New Roman"/>
+                <w:b/>
+                <w:bCs/>
+                <w:i/>
+                <w:iCs/>
+                <w:color w:val="15857A"/>
+                <w:sz w:val="19"/>
+                <w:szCs w:val="19"/>
+              </w:rPr>
+              <w:t xml:space="preserve">would come</w:t>
+            </w:r>
+            <w:r>
+              <w:rPr>
+                <w:rFonts w:ascii="Times New Roman" w:cs="Times New Roman" w:eastAsia="Times New Roman" w:hAnsi="Times New Roman"/>
+                <w:b w:val="false"/>
+                <w:bCs w:val="false"/>
+                <w:i/>
+                <w:iCs/>
+                <w:color w:val="1A1A1A"/>
+                <w:sz w:val="19"/>
+                <w:szCs w:val="19"/>
+              </w:rPr>
+              <w:t xml:space="preserve"> later. (Future-in-the-Past)</w:t>
+            </w:r>
+          </w:p>
+        </w:tc>
+      </w:tr>
+    </w:tbl>
+    <w:p>
+      <w:pPr>
+        <w:spacing w:after="140" w:before="60" w:line="312"/>
+        <w:jc w:val="left"/>
+      </w:pPr>
+      <w:r>
+        <w:rPr>
+          <w:rFonts w:ascii="Times New Roman" w:cs="Times New Roman" w:eastAsia="Times New Roman" w:hAnsi="Times New Roman"/>
+          <w:b w:val="false"/>
+          <w:bCs w:val="false"/>
+          <w:i/>
+          <w:iCs/>
+          <w:color w:val="5A5A5A"/>
+          <w:sz w:val="18"/>
+          <w:szCs w:val="18"/>
+        </w:rPr>
+        <w:t xml:space="preserve">Murphy: Units 41, 59, 89 (и 36 — would). Ловушка задания 20–28: после neither… nor глагол согласуется с ближайшим подлежащим и стоит в утвердительной форме. I wish I was / were — обе формы допустимы.</w:t>
       </w:r>
     </w:p>
     <w:p>
@@ -26914,7 +30847,7 @@
         <w:szCs w:val="18"/>
       </w:rPr>
       <w:fldChar w:fldCharType="begin"/>
-      <w:instrText xml:space="preserve"> PAGE \* ROMAN \* MERGEFORMAT </w:instrText>
+      <w:instrText xml:space="preserve">PAGE</w:instrText>
       <w:fldChar w:fldCharType="separate"/>
       <w:fldChar w:fldCharType="end"/>
     </w:r>
@@ -26937,7 +30870,7 @@
         <w:szCs w:val="18"/>
       </w:rPr>
       <w:fldChar w:fldCharType="begin"/>
-      <w:instrText xml:space="preserve"> PAGE \* arabic \* MERGEFORMAT </w:instrText>
+      <w:instrText xml:space="preserve">PAGE</w:instrText>
       <w:fldChar w:fldCharType="separate"/>
       <w:fldChar w:fldCharType="end"/>
     </w:r>
@@ -27134,7 +31067,6 @@
     <w:qFormat/>
     <w:pPr>
       <w:spacing w:after="160" w:before="360" w:line="312"/>
-      <w:outlineLvl w:val="0"/>
     </w:pPr>
     <w:rPr>
       <w:rFonts w:ascii="Arial" w:cs="Arial" w:eastAsia="Arial" w:hAnsi="Arial"/>
@@ -27152,7 +31084,6 @@
     <w:qFormat/>
     <w:pPr>
       <w:spacing w:after="120" w:before="260" w:line="312"/>
-      <w:outlineLvl w:val="1"/>
     </w:pPr>
     <w:rPr>
       <w:rFonts w:ascii="Arial" w:cs="Arial" w:eastAsia="Arial" w:hAnsi="Arial"/>
@@ -27170,7 +31101,6 @@
     <w:qFormat/>
     <w:pPr>
       <w:spacing w:after="100" w:before="220" w:line="312"/>
-      <w:outlineLvl w:val="2"/>
     </w:pPr>
     <w:rPr>
       <w:rFonts w:ascii="Arial" w:cs="Arial" w:eastAsia="Arial" w:hAnsi="Arial"/>
@@ -27182,9 +31112,6 @@
     </w:rPr>
   </w:style>
   <w:style w:type="paragraph" w:styleId="Heading4">
-    <w:pPr>
-      <w:outlineLvl w:val="3"/>
-    </w:pPr>
     <w:name w:val="Heading 4"/>
     <w:basedOn w:val="Normal"/>
     <w:next w:val="Normal"/>
@@ -27196,9 +31123,6 @@
     </w:rPr>
   </w:style>
   <w:style w:type="paragraph" w:styleId="Heading5">
-    <w:pPr>
-      <w:outlineLvl w:val="4"/>
-    </w:pPr>
     <w:name w:val="Heading 5"/>
     <w:basedOn w:val="Normal"/>
     <w:next w:val="Normal"/>
@@ -27208,9 +31132,6 @@
     </w:rPr>
   </w:style>
   <w:style w:type="paragraph" w:styleId="Heading6">
-    <w:pPr>
-      <w:outlineLvl w:val="5"/>
-    </w:pPr>
     <w:name w:val="Heading 6"/>
     <w:basedOn w:val="Normal"/>
     <w:next w:val="Normal"/>
@@ -27318,44 +31239,5 @@
       <w:szCs w:val="20"/>
     </w:rPr>
   </w:style>
-  <w:style xmlns:w="http://schemas.openxmlformats.org/wordprocessingml/2006/main" w:type="paragraph" w:styleId="9">
-    <w:name w:val="toc 1"/>
-    <w:basedOn w:val="Normal"/>
-    <w:uiPriority w:val="39"/>
-    <w:pPr>
-      <w:tabs>
-        <w:tab w:val="right" w:leader="dot" w:pos="9026"/>
-      </w:tabs>
-      <w:spacing w:before="120" w:after="60"/>
-    </w:pPr>
-    <w:rPr>
-      <w:b/>
-      <w:bCs/>
-    </w:rPr>
-  </w:style>
-  <w:style xmlns:w="http://schemas.openxmlformats.org/wordprocessingml/2006/main" w:type="paragraph" w:styleId="11">
-    <w:name w:val="toc 2"/>
-    <w:basedOn w:val="Normal"/>
-    <w:uiPriority w:val="39"/>
-    <w:pPr>
-      <w:tabs>
-        <w:tab w:val="right" w:leader="dot" w:pos="9026"/>
-      </w:tabs>
-      <w:ind w:left="360"/>
-      <w:spacing w:before="60" w:after="40"/>
-    </w:pPr>
-  </w:style>
-  <w:style xmlns:w="http://schemas.openxmlformats.org/wordprocessingml/2006/main" w:type="paragraph" w:styleId="12">
-    <w:name w:val="toc 3"/>
-    <w:basedOn w:val="Normal"/>
-    <w:uiPriority w:val="39"/>
-    <w:pPr>
-      <w:tabs>
-        <w:tab w:val="right" w:leader="dot" w:pos="9026"/>
-      </w:tabs>
-      <w:ind w:left="720"/>
-      <w:spacing w:before="40" w:after="20"/>
-    </w:pPr>
-  </w:style>
 </w:styles>
 </file>
--- a/OGE_cheatsheet_grammar.docx
+++ b/OGE_cheatsheet_grammar.docx
@@ -207,6 +207,7 @@
     <w:p>
       <w:pPr>
         <w:sectPr>
+          <w:headerReference w:type="default" r:id="rId11"/>
           <w:pgSz w:w="11906" w:h="16838" w:orient="portrait"/>
           <w:pgMar w:top="0" w:right="0" w:bottom="0" w:left="0" w:header="708" w:footer="708" w:gutter="0"/>
           <w:pgNumType/>
@@ -30938,6 +30939,62 @@
 </w:hdr>
 </file>
 
+<file path=word/header2.xml><?xml version="1.0" encoding="utf-8"?>
+<w:hdr xmlns:m="http://schemas.openxmlformats.org/officeDocument/2006/math" xmlns:mc="http://schemas.openxmlformats.org/markup-compatibility/2006" xmlns:mo="http://schemas.microsoft.com/office/mac/office/2008/main" xmlns:mv="urn:schemas-microsoft-com:mac:vml" xmlns:o="urn:schemas-microsoft-com:office:office" xmlns:r="http://schemas.openxmlformats.org/officeDocument/2006/relationships" xmlns:v="urn:schemas-microsoft-com:vml" xmlns:w10="urn:schemas-microsoft-com:office:word" xmlns:w14="http://schemas.microsoft.com/office/word/2010/wordml" xmlns:w="http://schemas.openxmlformats.org/wordprocessingml/2006/main" xmlns:wne="http://schemas.microsoft.com/office/word/2006/wordml" xmlns:wp14="http://schemas.microsoft.com/office/word/2010/wordprocessingDrawing" xmlns:wp="http://schemas.openxmlformats.org/drawingml/2006/wordprocessingDrawing" xmlns:wpc="http://schemas.microsoft.com/office/word/2010/wordprocessingCanvas" xmlns:wpg="http://schemas.microsoft.com/office/word/2010/wordprocessingGroup" xmlns:wpi="http://schemas.microsoft.com/office/word/2010/wordprocessingInk" xmlns:wps="http://schemas.microsoft.com/office/word/2010/wordprocessingShape" mc:Ignorable="w14 wp14">
+  <w:p>
+    <w:pPr>
+      <w:pStyle w:val="Header"/>
+      <w:spacing w:before="0" w:after="0"/>
+      <w:jc w:val="left"/>
+      <w:pBdr>
+        <w:bottom w:val="single" w:sz="6" w:space="4" w:color="D5D0C8"/>
+      </w:pBdr>
+    </w:pPr>
+    <w:r>
+      <w:drawing>
+        <wp:inline xmlns:a="http://schemas.openxmlformats.org/drawingml/2006/main" xmlns:pic="http://schemas.openxmlformats.org/drawingml/2006/picture">
+          <wp:extent cx="396000" cy="396000"/>
+          <wp:docPr id="1" name="Picture 1"/>
+          <wp:cNvGraphicFramePr>
+            <a:graphicFrameLocks noChangeAspect="1"/>
+          </wp:cNvGraphicFramePr>
+          <a:graphic>
+            <a:graphicData uri="http://schemas.openxmlformats.org/drawingml/2006/picture">
+              <pic:pic>
+                <pic:nvPicPr>
+                  <pic:cNvPr id="0" name="logo.png"/>
+                  <pic:cNvPicPr/>
+                </pic:nvPicPr>
+                <pic:blipFill>
+                  <a:blip r:embed="rId1"/>
+                  <a:stretch>
+                    <a:fillRect/>
+                  </a:stretch>
+                </pic:blipFill>
+                <pic:spPr>
+                  <a:xfrm>
+                    <a:off x="0" y="0"/>
+                    <a:ext cx="396000" cy="396000"/>
+                  </a:xfrm>
+                  <a:prstGeom prst="rect"/>
+                </pic:spPr>
+              </pic:pic>
+            </a:graphicData>
+          </a:graphic>
+        </wp:inline>
+      </w:drawing>
+    </w:r>
+    <w:r>
+      <w:rPr>
+        <w:color w:val="66615B"/>
+        <w:sz w:val="18"/>
+      </w:rPr>
+      <w:t xml:space="preserve">   Интерактивная школа «МУДРО»</w:t>
+    </w:r>
+  </w:p>
+</w:hdr>
+</file>
+
 <file path=word/numbering.xml><?xml version="1.0" encoding="utf-8"?>
 <w:numbering xmlns:wpc="http://schemas.microsoft.com/office/word/2010/wordprocessingCanvas" xmlns:mc="http://schemas.openxmlformats.org/markup-compatibility/2006" xmlns:o="urn:schemas-microsoft-com:office:office" xmlns:r="http://schemas.openxmlformats.org/officeDocument/2006/relationships" xmlns:m="http://schemas.openxmlformats.org/officeDocument/2006/math" xmlns:v="urn:schemas-microsoft-com:vml" xmlns:wp14="http://schemas.microsoft.com/office/word/2010/wordprocessingDrawing" xmlns:wp="http://schemas.openxmlformats.org/drawingml/2006/wordprocessingDrawing" xmlns:w10="urn:schemas-microsoft-com:office:word" xmlns:w="http://schemas.openxmlformats.org/wordprocessingml/2006/main" xmlns:w14="http://schemas.microsoft.com/office/word/2010/wordml" xmlns:w15="http://schemas.microsoft.com/office/word/2012/wordml" xmlns:wpg="http://schemas.microsoft.com/office/word/2010/wordprocessingGroup" xmlns:wpi="http://schemas.microsoft.com/office/word/2010/wordprocessingInk" xmlns:wne="http://schemas.microsoft.com/office/word/2006/wordml" xmlns:wps="http://schemas.microsoft.com/office/word/2010/wordprocessingShape" mc:Ignorable="w14 w15 wp14">
   <w:abstractNum w:abstractNumId="1" w15:restartNumberingAfterBreak="0">
